--- a/reviews/2026-09-the-expert-ta/2026-09-the-expert-ta-acr.docx
+++ b/reviews/2026-09-the-expert-ta/2026-09-the-expert-ta-acr.docx
@@ -7572,7 +7572,6 @@
       <w:r>
         <w:t>Vendor Roadmap</w:t>
       </w:r>
-      <w:r/>
     </w:p>
     <w:p>
       <w:r/>
@@ -7603,7 +7602,6 @@
         </w:rPr>
         <w:t>The following fixes should be implemented to meet the WCAG 2.1 AA standard.</w:t>
       </w:r>
-      <w:r/>
     </w:p>
     <w:p>
       <w:pPr>

--- a/reviews/2026-09-the-expert-ta/2026-09-the-expert-ta-acr.docx
+++ b/reviews/2026-09-the-expert-ta/2026-09-the-expert-ta-acr.docx
@@ -93,6 +93,202 @@
         <w:pStyle w:val="Heading2"/>
       </w:pPr>
       <w:r>
+        <w:t>Contents</w:t>
+      </w:r>
+    </w:p>
+    <w:p>
+      <w:pPr>
+        <w:pStyle w:val="ListBullet"/>
+        <w:spacing w:line="240" w:lineRule="auto"/>
+        <w:ind w:left="720"/>
+      </w:pPr>
+      <w:r/>
+      <w:hyperlink r:id="rId10">
+        <w:r>
+          <w:rPr>
+            <w:color w:val="0000EE"/>
+            <w:u w:val="single"/>
+          </w:rPr>
+          <w:t>Report information</w:t>
+        </w:r>
+      </w:hyperlink>
+    </w:p>
+    <w:p>
+      <w:pPr>
+        <w:pStyle w:val="ListBullet"/>
+        <w:spacing w:line="240" w:lineRule="auto"/>
+        <w:ind w:left="720"/>
+      </w:pPr>
+      <w:r/>
+      <w:hyperlink r:id="rId11">
+        <w:r>
+          <w:rPr>
+            <w:color w:val="0000EE"/>
+            <w:u w:val="single"/>
+          </w:rPr>
+          <w:t>Applicable standards / guidelines</w:t>
+        </w:r>
+      </w:hyperlink>
+    </w:p>
+    <w:p>
+      <w:pPr>
+        <w:pStyle w:val="ListBullet"/>
+        <w:spacing w:line="240" w:lineRule="auto"/>
+        <w:ind w:left="720"/>
+      </w:pPr>
+      <w:r/>
+      <w:hyperlink r:id="rId12">
+        <w:r>
+          <w:rPr>
+            <w:color w:val="0000EE"/>
+            <w:u w:val="single"/>
+          </w:rPr>
+          <w:t>Terms</w:t>
+        </w:r>
+      </w:hyperlink>
+    </w:p>
+    <w:p>
+      <w:pPr>
+        <w:pStyle w:val="ListBullet"/>
+        <w:spacing w:line="240" w:lineRule="auto"/>
+        <w:ind w:left="720"/>
+      </w:pPr>
+      <w:r/>
+      <w:hyperlink r:id="rId13">
+        <w:r>
+          <w:rPr>
+            <w:color w:val="0000EE"/>
+            <w:u w:val="single"/>
+          </w:rPr>
+          <w:t>WCAG 2.2 Report</w:t>
+        </w:r>
+      </w:hyperlink>
+    </w:p>
+    <w:p>
+      <w:pPr>
+        <w:pStyle w:val="ListBullet"/>
+        <w:spacing w:line="240" w:lineRule="auto"/>
+        <w:ind w:left="720"/>
+      </w:pPr>
+      <w:r/>
+      <w:hyperlink r:id="rId14">
+        <w:r>
+          <w:rPr>
+            <w:color w:val="0000EE"/>
+            <w:u w:val="single"/>
+          </w:rPr>
+          <w:t>Table 1: Success Criteria, Level A</w:t>
+        </w:r>
+      </w:hyperlink>
+    </w:p>
+    <w:p>
+      <w:pPr>
+        <w:pStyle w:val="ListBullet"/>
+        <w:spacing w:line="240" w:lineRule="auto"/>
+        <w:ind w:left="720"/>
+      </w:pPr>
+      <w:r/>
+      <w:hyperlink r:id="rId15">
+        <w:r>
+          <w:rPr>
+            <w:color w:val="0000EE"/>
+            <w:u w:val="single"/>
+          </w:rPr>
+          <w:t>Table 2: Success Criteria, Level AA</w:t>
+        </w:r>
+      </w:hyperlink>
+    </w:p>
+    <w:p>
+      <w:pPr>
+        <w:pStyle w:val="ListBullet"/>
+        <w:spacing w:line="240" w:lineRule="auto"/>
+        <w:ind w:left="720"/>
+      </w:pPr>
+      <w:r/>
+      <w:hyperlink r:id="rId16">
+        <w:r>
+          <w:rPr>
+            <w:color w:val="0000EE"/>
+            <w:u w:val="single"/>
+          </w:rPr>
+          <w:t>Revised Section 508 — Chapter 3: Functional Performance Criteria</w:t>
+        </w:r>
+      </w:hyperlink>
+    </w:p>
+    <w:p>
+      <w:pPr>
+        <w:pStyle w:val="ListBullet"/>
+        <w:spacing w:line="240" w:lineRule="auto"/>
+        <w:ind w:left="720"/>
+      </w:pPr>
+      <w:r/>
+      <w:hyperlink r:id="rId17">
+        <w:r>
+          <w:rPr>
+            <w:color w:val="0000EE"/>
+            <w:u w:val="single"/>
+          </w:rPr>
+          <w:t>Vendor Roadmap</w:t>
+        </w:r>
+      </w:hyperlink>
+    </w:p>
+    <w:p>
+      <w:pPr>
+        <w:pStyle w:val="ListBullet"/>
+        <w:spacing w:line="240" w:lineRule="auto"/>
+        <w:ind w:left="720"/>
+      </w:pPr>
+      <w:r/>
+      <w:hyperlink r:id="rId18">
+        <w:r>
+          <w:rPr>
+            <w:color w:val="0000EE"/>
+            <w:u w:val="single"/>
+          </w:rPr>
+          <w:t>Needs Immediate Attention</w:t>
+        </w:r>
+      </w:hyperlink>
+    </w:p>
+    <w:p>
+      <w:pPr>
+        <w:pStyle w:val="ListBullet"/>
+        <w:spacing w:line="240" w:lineRule="auto"/>
+        <w:ind w:left="720"/>
+      </w:pPr>
+      <w:r/>
+      <w:hyperlink r:id="rId19">
+        <w:r>
+          <w:rPr>
+            <w:color w:val="0000EE"/>
+            <w:u w:val="single"/>
+          </w:rPr>
+          <w:t>Should be Prioritized</w:t>
+        </w:r>
+      </w:hyperlink>
+    </w:p>
+    <w:p>
+      <w:pPr>
+        <w:pStyle w:val="ListBullet"/>
+        <w:spacing w:line="240" w:lineRule="auto"/>
+        <w:ind w:left="720"/>
+      </w:pPr>
+      <w:r/>
+      <w:hyperlink r:id="rId20">
+        <w:r>
+          <w:rPr>
+            <w:color w:val="0000EE"/>
+            <w:u w:val="single"/>
+          </w:rPr>
+          <w:t>For Full Compliance</w:t>
+        </w:r>
+      </w:hyperlink>
+      <w:r/>
+    </w:p>
+    <w:p>
+      <w:pPr>
+        <w:pStyle w:val="Heading2"/>
+      </w:pPr>
+      <w:r>
         <w:t>Report information</w:t>
       </w:r>
       <w:r/>
@@ -232,7 +428,7 @@
             <w:tcW w:type="dxa" w:w="5112"/>
           </w:tcPr>
           <w:p>
-            <w:hyperlink r:id="rId10">
+            <w:hyperlink r:id="rId21">
               <w:r>
                 <w:rPr>
                   <w:color w:val="0000EE"/>
@@ -1109,7 +1305,7 @@
             <w:tcW w:type="dxa" w:w="3408"/>
           </w:tcPr>
           <w:p>
-            <w:hyperlink r:id="rId11">
+            <w:hyperlink r:id="rId22">
               <w:r>
                 <w:rPr>
                   <w:color w:val="0000EE"/>
@@ -1129,1376 +1325,6 @@
                 <w:b/>
               </w:rPr>
               <w:t>(Level A)</w:t>
-            </w:r>
-            <w:r>
-              <w:rPr>
-                <w:b/>
-              </w:rPr>
-              <w:t xml:space="preserve"> </w:t>
-            </w:r>
-            <w:hyperlink r:id="rId11">
-              <w:r>
-                <w:rPr>
-                  <w:color w:val="0000EE"/>
-                  <w:u w:val="single"/>
-                </w:rPr>
-                <w:t>Understanding</w:t>
-              </w:r>
-            </w:hyperlink>
-          </w:p>
-        </w:tc>
-        <w:tc>
-          <w:tcPr>
-            <w:tcW w:type="dxa" w:w="3408"/>
-            <w:shd w:val="clear" w:fill="FDF3E0"/>
-          </w:tcPr>
-          <w:p>
-            <w:r>
-              <w:t>Partially Supports</w:t>
-            </w:r>
-          </w:p>
-        </w:tc>
-        <w:tc>
-          <w:tcPr>
-            <w:tcW w:type="dxa" w:w="3408"/>
-          </w:tcPr>
-          <w:p>
-            <w:pPr>
-              <w:pStyle w:val="ListBullet"/>
-              <w:spacing w:line="240" w:lineRule="auto"/>
-              <w:ind w:left="720"/>
-            </w:pPr>
-            <w:r/>
-            <w:r>
-              <w:rPr>
-                <w:b/>
-              </w:rPr>
-              <w:t>View Grade Report</w:t>
-            </w:r>
-            <w:r>
-              <w:t xml:space="preserve"> — The student's submitted work is shown as images with no text alternative, so a screen-reader user cannot read their own graded answers.</w:t>
-            </w:r>
-            <w:r>
-              <w:t>Blocker</w:t>
-            </w:r>
-          </w:p>
-          <w:p>
-            <w:pPr>
-              <w:pStyle w:val="ListBullet"/>
-              <w:spacing w:line="240" w:lineRule="auto"/>
-              <w:ind w:left="720"/>
-            </w:pPr>
-            <w:r/>
-            <w:r>
-              <w:rPr>
-                <w:b/>
-              </w:rPr>
-              <w:t>Take Assignment</w:t>
-            </w:r>
-            <w:r>
-              <w:t xml:space="preserve"> — The diagram in a problem is hidden from assistive technology, so a screen-reader user cannot see the figure the question depends on.</w:t>
-            </w:r>
-            <w:r>
-              <w:t>Major</w:t>
-            </w:r>
-          </w:p>
-          <w:p>
-            <w:pPr>
-              <w:pStyle w:val="ListBullet"/>
-              <w:spacing w:line="240" w:lineRule="auto"/>
-              <w:ind w:left="720"/>
-            </w:pPr>
-            <w:r/>
-            <w:r>
-              <w:rPr>
-                <w:b/>
-              </w:rPr>
-              <w:t>View Assignment Solutions</w:t>
-            </w:r>
-            <w:r>
-              <w:t xml:space="preserve"> — The worked solution figures have no alternative text because the attribute is malformed in the markup, so a screen-reader user reaches every problem and finds the explanation missing.</w:t>
-            </w:r>
-            <w:r>
-              <w:t>Major</w:t>
-            </w:r>
-          </w:p>
-          <w:p>
-            <w:pPr>
-              <w:pStyle w:val="ListBullet"/>
-              <w:spacing w:line="240" w:lineRule="auto"/>
-              <w:ind w:left="720"/>
-            </w:pPr>
-            <w:r/>
-            <w:r>
-              <w:rPr>
-                <w:b/>
-              </w:rPr>
-              <w:t>View Printable Assignment</w:t>
-            </w:r>
-            <w:r>
-              <w:t xml:space="preserve"> — Most problem figures on the printable assignment carry no alternative text and two are background images that cannot carry any, so a screen-reader user cannot read the diagrams.</w:t>
-            </w:r>
-            <w:r>
-              <w:t>Major</w:t>
-            </w:r>
-          </w:p>
-          <w:p>
-            <w:pPr>
-              <w:pStyle w:val="ListBullet"/>
-              <w:spacing w:line="240" w:lineRule="auto"/>
-              <w:ind w:left="720"/>
-            </w:pPr>
-            <w:r/>
-            <w:r>
-              <w:rPr>
-                <w:b/>
-              </w:rPr>
-              <w:t>View Printable Assignment</w:t>
-            </w:r>
-            <w:r>
-              <w:t xml:space="preserve"> — Every mathematical expression on the printable assignment is exposed as an unnamed button, so a screen-reader user gets a control instead of the mathematics.</w:t>
-            </w:r>
-            <w:r>
-              <w:t>Major</w:t>
-            </w:r>
-          </w:p>
-          <w:p>
-            <w:pPr>
-              <w:pStyle w:val="ListBullet"/>
-              <w:spacing w:line="240" w:lineRule="auto"/>
-              <w:ind w:left="720"/>
-            </w:pPr>
-            <w:r/>
-            <w:r>
-              <w:rPr>
-                <w:b/>
-              </w:rPr>
-              <w:t>Class Management (standard mode)</w:t>
-            </w:r>
-            <w:r>
-              <w:t xml:space="preserve">, </w:t>
-            </w:r>
-            <w:r>
-              <w:rPr>
-                <w:b/>
-              </w:rPr>
-              <w:t>Class Management — Accessibility Mode</w:t>
-            </w:r>
-            <w:r>
-              <w:t xml:space="preserve">, </w:t>
-            </w:r>
-            <w:r>
-              <w:rPr>
-                <w:b/>
-              </w:rPr>
-              <w:t>Student Practice Area</w:t>
-            </w:r>
-            <w:r>
-              <w:t xml:space="preserve"> — The grid expand controls are images with no name or role, so a screen-reader user hears only that something clickable exists, not what it opens.</w:t>
-            </w:r>
-            <w:r>
-              <w:t>Minor</w:t>
-            </w:r>
-          </w:p>
-          <w:p>
-            <w:pPr>
-              <w:pStyle w:val="ListBullet"/>
-              <w:spacing w:line="240" w:lineRule="auto"/>
-              <w:ind w:left="720"/>
-            </w:pPr>
-            <w:r/>
-            <w:r>
-              <w:rPr>
-                <w:b/>
-              </w:rPr>
-              <w:t>Sign in</w:t>
-            </w:r>
-            <w:r>
-              <w:t xml:space="preserve">, </w:t>
-            </w:r>
-            <w:r>
-              <w:rPr>
-                <w:b/>
-              </w:rPr>
-              <w:t>Password reset</w:t>
-            </w:r>
-            <w:r>
-              <w:t xml:space="preserve"> — The logo link on the sign-in and password reset pages has no accessible name, so a screen-reader user meets a link that says nothing about where it leads.</w:t>
-            </w:r>
-            <w:r>
-              <w:t>Minor</w:t>
-            </w:r>
-          </w:p>
-        </w:tc>
-      </w:tr>
-      <w:tr>
-        <w:tc>
-          <w:tcPr>
-            <w:tcW w:type="dxa" w:w="3408"/>
-          </w:tcPr>
-          <w:p>
-            <w:hyperlink r:id="rId12">
-              <w:r>
-                <w:rPr>
-                  <w:color w:val="0000EE"/>
-                  <w:u w:val="single"/>
-                </w:rPr>
-                <w:t>1.2.1 Audio-only and Video-only (Prerecorded)</w:t>
-              </w:r>
-            </w:hyperlink>
-            <w:r>
-              <w:rPr>
-                <w:b/>
-              </w:rPr>
-              <w:t xml:space="preserve"> </w:t>
-            </w:r>
-            <w:r>
-              <w:rPr>
-                <w:b/>
-              </w:rPr>
-              <w:t>(Level A)</w:t>
-            </w:r>
-            <w:r>
-              <w:rPr>
-                <w:b/>
-              </w:rPr>
-              <w:t xml:space="preserve"> </w:t>
-            </w:r>
-            <w:hyperlink r:id="rId12">
-              <w:r>
-                <w:rPr>
-                  <w:color w:val="0000EE"/>
-                  <w:u w:val="single"/>
-                </w:rPr>
-                <w:t>Understanding</w:t>
-              </w:r>
-            </w:hyperlink>
-          </w:p>
-        </w:tc>
-        <w:tc>
-          <w:tcPr>
-            <w:tcW w:type="dxa" w:w="3408"/>
-            <w:shd w:val="clear" w:fill="EEF1F4"/>
-          </w:tcPr>
-          <w:p>
-            <w:r>
-              <w:t>Not Applicable</w:t>
-            </w:r>
-          </w:p>
-        </w:tc>
-        <w:tc>
-          <w:tcPr>
-            <w:tcW w:type="dxa" w:w="3408"/>
-          </w:tcPr>
-          <w:p>
-            <w:r/>
-            <w:r>
-              <w:t>No audio-only or video-only prerecorded media in the sample.</w:t>
-            </w:r>
-          </w:p>
-        </w:tc>
-      </w:tr>
-      <w:tr>
-        <w:tc>
-          <w:tcPr>
-            <w:tcW w:type="dxa" w:w="3408"/>
-          </w:tcPr>
-          <w:p>
-            <w:hyperlink r:id="rId13">
-              <w:r>
-                <w:rPr>
-                  <w:color w:val="0000EE"/>
-                  <w:u w:val="single"/>
-                </w:rPr>
-                <w:t>1.2.2 Captions (Prerecorded)</w:t>
-              </w:r>
-            </w:hyperlink>
-            <w:r>
-              <w:rPr>
-                <w:b/>
-              </w:rPr>
-              <w:t xml:space="preserve"> </w:t>
-            </w:r>
-            <w:r>
-              <w:rPr>
-                <w:b/>
-              </w:rPr>
-              <w:t>(Level A)</w:t>
-            </w:r>
-            <w:r>
-              <w:rPr>
-                <w:b/>
-              </w:rPr>
-              <w:t xml:space="preserve"> </w:t>
-            </w:r>
-            <w:hyperlink r:id="rId13">
-              <w:r>
-                <w:rPr>
-                  <w:color w:val="0000EE"/>
-                  <w:u w:val="single"/>
-                </w:rPr>
-                <w:t>Understanding</w:t>
-              </w:r>
-            </w:hyperlink>
-          </w:p>
-        </w:tc>
-        <w:tc>
-          <w:tcPr>
-            <w:tcW w:type="dxa" w:w="3408"/>
-            <w:shd w:val="clear" w:fill="FDF3E0"/>
-          </w:tcPr>
-          <w:p>
-            <w:r>
-              <w:t>Partially Supports</w:t>
-            </w:r>
-          </w:p>
-        </w:tc>
-        <w:tc>
-          <w:tcPr>
-            <w:tcW w:type="dxa" w:w="3408"/>
-          </w:tcPr>
-          <w:p>
-            <w:r/>
-            <w:r>
-              <w:t>The only prerecorded video in the sample — YouTube embeds in the expanding area under Library on the Assignment Editor — has captions, but they are YouTube auto-generated.</w:t>
-            </w:r>
-            <w:r>
-              <w:t xml:space="preserve"> </w:t>
-            </w:r>
-          </w:p>
-          <w:p>
-            <w:pPr>
-              <w:pStyle w:val="ListBullet"/>
-              <w:spacing w:line="240" w:lineRule="auto"/>
-              <w:ind w:left="720"/>
-            </w:pPr>
-            <w:r/>
-            <w:r>
-              <w:rPr>
-                <w:b/>
-              </w:rPr>
-              <w:t>Assignment Editor (edit)</w:t>
-            </w:r>
-            <w:r>
-              <w:t xml:space="preserve"> — The library videos rely on automatically generated captions, so a user who cannot hear gets an unreviewed transcript of instructional material.</w:t>
-            </w:r>
-            <w:r>
-              <w:t>Major</w:t>
-            </w:r>
-          </w:p>
-        </w:tc>
-      </w:tr>
-      <w:tr>
-        <w:tc>
-          <w:tcPr>
-            <w:tcW w:type="dxa" w:w="3408"/>
-          </w:tcPr>
-          <w:p>
-            <w:hyperlink r:id="rId14">
-              <w:r>
-                <w:rPr>
-                  <w:color w:val="0000EE"/>
-                  <w:u w:val="single"/>
-                </w:rPr>
-                <w:t>1.2.3 Audio Description or Media Alternative (Prerecorded)</w:t>
-              </w:r>
-            </w:hyperlink>
-            <w:r>
-              <w:rPr>
-                <w:b/>
-              </w:rPr>
-              <w:t xml:space="preserve"> </w:t>
-            </w:r>
-            <w:r>
-              <w:rPr>
-                <w:b/>
-              </w:rPr>
-              <w:t>(Level A)</w:t>
-            </w:r>
-            <w:r>
-              <w:rPr>
-                <w:b/>
-              </w:rPr>
-              <w:t xml:space="preserve"> </w:t>
-            </w:r>
-            <w:hyperlink r:id="rId14">
-              <w:r>
-                <w:rPr>
-                  <w:color w:val="0000EE"/>
-                  <w:u w:val="single"/>
-                </w:rPr>
-                <w:t>Understanding</w:t>
-              </w:r>
-            </w:hyperlink>
-          </w:p>
-        </w:tc>
-        <w:tc>
-          <w:tcPr>
-            <w:tcW w:type="dxa" w:w="3408"/>
-            <w:shd w:val="clear" w:fill="EEF1F4"/>
-          </w:tcPr>
-          <w:p>
-            <w:r>
-              <w:t>Not Applicable</w:t>
-            </w:r>
-          </w:p>
-        </w:tc>
-        <w:tc>
-          <w:tcPr>
-            <w:tcW w:type="dxa" w:w="3408"/>
-          </w:tcPr>
-          <w:p>
-            <w:r/>
-            <w:r>
-              <w:t>Not present in the evaluated sample.</w:t>
-            </w:r>
-          </w:p>
-        </w:tc>
-      </w:tr>
-      <w:tr>
-        <w:tc>
-          <w:tcPr>
-            <w:tcW w:type="dxa" w:w="3408"/>
-          </w:tcPr>
-          <w:p>
-            <w:hyperlink r:id="rId15">
-              <w:r>
-                <w:rPr>
-                  <w:color w:val="0000EE"/>
-                  <w:u w:val="single"/>
-                </w:rPr>
-                <w:t>1.3.1 Info and Relationships</w:t>
-              </w:r>
-            </w:hyperlink>
-            <w:r>
-              <w:rPr>
-                <w:b/>
-              </w:rPr>
-              <w:t xml:space="preserve"> </w:t>
-            </w:r>
-            <w:r>
-              <w:rPr>
-                <w:b/>
-              </w:rPr>
-              <w:t>(Level A)</w:t>
-            </w:r>
-            <w:r>
-              <w:rPr>
-                <w:b/>
-              </w:rPr>
-              <w:t xml:space="preserve"> </w:t>
-            </w:r>
-            <w:hyperlink r:id="rId15">
-              <w:r>
-                <w:rPr>
-                  <w:color w:val="0000EE"/>
-                  <w:u w:val="single"/>
-                </w:rPr>
-                <w:t>Understanding</w:t>
-              </w:r>
-            </w:hyperlink>
-          </w:p>
-        </w:tc>
-        <w:tc>
-          <w:tcPr>
-            <w:tcW w:type="dxa" w:w="3408"/>
-            <w:shd w:val="clear" w:fill="FCEBED"/>
-          </w:tcPr>
-          <w:p>
-            <w:r>
-              <w:t>Does Not Support</w:t>
-            </w:r>
-          </w:p>
-        </w:tc>
-        <w:tc>
-          <w:tcPr>
-            <w:tcW w:type="dxa" w:w="3408"/>
-          </w:tcPr>
-          <w:p>
-            <w:r/>
-            <w:r>
-              <w:t>Class Management (standard mode) confirmed with NVDA: no headings/landmarks, grids told apart by position, editors unlabelled —, stand on both Class Management pages.</w:t>
-            </w:r>
-            <w:r>
-              <w:t xml:space="preserve"> </w:t>
-            </w:r>
-          </w:p>
-          <w:p>
-            <w:pPr>
-              <w:pStyle w:val="ListBullet"/>
-              <w:spacing w:line="240" w:lineRule="auto"/>
-              <w:ind w:left="720"/>
-            </w:pPr>
-            <w:r/>
-            <w:r>
-              <w:rPr>
-                <w:b/>
-              </w:rPr>
-              <w:t>Student Practice Area</w:t>
-            </w:r>
-            <w:r>
-              <w:t xml:space="preserve"> — Nothing in the Student Practice Area takes keyboard focus and the page has no headings, so a keyboard or screen-reader user cannot choose a book, a chapter or a problem.</w:t>
-            </w:r>
-            <w:r>
-              <w:t>Blocker</w:t>
-            </w:r>
-          </w:p>
-          <w:p>
-            <w:pPr>
-              <w:pStyle w:val="ListBullet"/>
-              <w:spacing w:line="240" w:lineRule="auto"/>
-              <w:ind w:left="720"/>
-            </w:pPr>
-            <w:r/>
-            <w:r>
-              <w:rPr>
-                <w:b/>
-              </w:rPr>
-              <w:t>Take Assignment</w:t>
-            </w:r>
-            <w:r>
-              <w:t xml:space="preserve"> — The answer read-back speaks raw markup instead of the mathematics, so a screen-reader user cannot check what they have entered before submitting.</w:t>
-            </w:r>
-            <w:r>
-              <w:t>Blocker</w:t>
-            </w:r>
-          </w:p>
-          <w:p>
-            <w:pPr>
-              <w:pStyle w:val="ListBullet"/>
-              <w:spacing w:line="240" w:lineRule="auto"/>
-              <w:ind w:left="720"/>
-            </w:pPr>
-            <w:r/>
-            <w:r>
-              <w:rPr>
-                <w:b/>
-              </w:rPr>
-              <w:t>Class Management — Accessibility Mode</w:t>
-            </w:r>
-            <w:r>
-              <w:t xml:space="preserve">, </w:t>
-            </w:r>
-            <w:r>
-              <w:rPr>
-                <w:b/>
-              </w:rPr>
-              <w:t>Class Management (standard mode)</w:t>
-            </w:r>
-            <w:r>
-              <w:t xml:space="preserve"> — No page carries headings or landmarks, so a screen-reader user cannot jump between sections and must read or tab through everything in order.</w:t>
-            </w:r>
-            <w:r>
-              <w:t>Major</w:t>
-            </w:r>
-          </w:p>
-          <w:p>
-            <w:pPr>
-              <w:pStyle w:val="ListBullet"/>
-              <w:spacing w:line="240" w:lineRule="auto"/>
-              <w:ind w:left="720"/>
-            </w:pPr>
-            <w:r/>
-            <w:r>
-              <w:rPr>
-                <w:b/>
-              </w:rPr>
-              <w:t>Class Management — Accessibility Mode</w:t>
-            </w:r>
-            <w:r>
-              <w:t xml:space="preserve"> — The assignments table and its controls carry no headings or landmarks, so a screen-reader user must tab through the whole page to find an assignment.</w:t>
-            </w:r>
-            <w:r>
-              <w:t>Major</w:t>
-            </w:r>
-          </w:p>
-          <w:p>
-            <w:pPr>
-              <w:pStyle w:val="ListBullet"/>
-              <w:spacing w:line="240" w:lineRule="auto"/>
-              <w:ind w:left="720"/>
-            </w:pPr>
-            <w:r/>
-            <w:r>
-              <w:rPr>
-                <w:b/>
-              </w:rPr>
-              <w:t>Take Assignment</w:t>
-            </w:r>
-            <w:r>
-              <w:t xml:space="preserve"> — Activating a problem does not move focus to it and no heading marks it, so a screen-reader user has no way to reach the problem they just opened.</w:t>
-            </w:r>
-            <w:r>
-              <w:t>Major</w:t>
-            </w:r>
-          </w:p>
-          <w:p>
-            <w:pPr>
-              <w:pStyle w:val="ListBullet"/>
-              <w:spacing w:line="240" w:lineRule="auto"/>
-              <w:ind w:left="720"/>
-            </w:pPr>
-            <w:r/>
-            <w:r>
-              <w:rPr>
-                <w:b/>
-              </w:rPr>
-              <w:t>Take Assignment</w:t>
-            </w:r>
-            <w:r>
-              <w:t xml:space="preserve"> — Multiple-choice answer options have no accessible name, so a screen-reader user cannot tell which option they are selecting; where options contain mathematics the answer is unreadable.</w:t>
-            </w:r>
-            <w:r>
-              <w:t>Major</w:t>
-            </w:r>
-          </w:p>
-          <w:p>
-            <w:pPr>
-              <w:pStyle w:val="ListBullet"/>
-              <w:spacing w:line="240" w:lineRule="auto"/>
-              <w:ind w:left="720"/>
-            </w:pPr>
-            <w:r/>
-            <w:r>
-              <w:rPr>
-                <w:b/>
-              </w:rPr>
-              <w:t>Take Assignment</w:t>
-            </w:r>
-            <w:r>
-              <w:t xml:space="preserve"> — The formula and number entry area is a plain container rather than a form field, so a screen-reader user is not told it is an input or what it expects.</w:t>
-            </w:r>
-            <w:r>
-              <w:t>Major</w:t>
-            </w:r>
-          </w:p>
-          <w:p>
-            <w:pPr>
-              <w:pStyle w:val="ListBullet"/>
-              <w:spacing w:line="240" w:lineRule="auto"/>
-              <w:ind w:left="720"/>
-            </w:pPr>
-            <w:r/>
-            <w:r>
-              <w:rPr>
-                <w:b/>
-              </w:rPr>
-              <w:t>Calendar</w:t>
-            </w:r>
-            <w:r>
-              <w:t xml:space="preserve"> — An assignment's due date and duration are shown only by the coloured bar's extent, so neither a screen-reader nor a colour-blind user can tell when work is due.</w:t>
-            </w:r>
-            <w:r>
-              <w:t>Major</w:t>
-            </w:r>
-          </w:p>
-          <w:p>
-            <w:pPr>
-              <w:pStyle w:val="ListBullet"/>
-              <w:spacing w:line="240" w:lineRule="auto"/>
-              <w:ind w:left="720"/>
-            </w:pPr>
-            <w:r/>
-            <w:r>
-              <w:rPr>
-                <w:b/>
-              </w:rPr>
-              <w:t>Calendar</w:t>
-            </w:r>
-            <w:r>
-              <w:t xml:space="preserve"> — The event detail fields are unlabelled, and read-only dates are presented as editable date pickers, so a screen-reader user is invited to change information they cannot change.</w:t>
-            </w:r>
-            <w:r>
-              <w:t>Major</w:t>
-            </w:r>
-          </w:p>
-          <w:p>
-            <w:pPr>
-              <w:pStyle w:val="ListBullet"/>
-              <w:spacing w:line="240" w:lineRule="auto"/>
-              <w:ind w:left="720"/>
-            </w:pPr>
-            <w:r/>
-            <w:r>
-              <w:rPr>
-                <w:b/>
-              </w:rPr>
-              <w:t>Edit Class popup</w:t>
-            </w:r>
-            <w:r>
-              <w:t xml:space="preserve"> — The popup form fields are not associated with their captions, so a screen-reader user is not told what each field expects.</w:t>
-            </w:r>
-            <w:r>
-              <w:t>Major</w:t>
-            </w:r>
-          </w:p>
-          <w:p>
-            <w:pPr>
-              <w:pStyle w:val="ListBullet"/>
-              <w:spacing w:line="240" w:lineRule="auto"/>
-              <w:ind w:left="720"/>
-            </w:pPr>
-            <w:r/>
-            <w:r>
-              <w:rPr>
-                <w:b/>
-              </w:rPr>
-              <w:t>Class Management — Accessibility Mode</w:t>
-            </w:r>
-            <w:r>
-              <w:t xml:space="preserve"> — The class selection controls announce an instruction instead of their label, so a screen-reader user learns what a control is for only after moving past it.</w:t>
-            </w:r>
-            <w:r>
-              <w:t>Major</w:t>
-            </w:r>
-          </w:p>
-          <w:p>
-            <w:pPr>
-              <w:pStyle w:val="ListBullet"/>
-              <w:spacing w:line="240" w:lineRule="auto"/>
-              <w:ind w:left="720"/>
-            </w:pPr>
-            <w:r/>
-            <w:r>
-              <w:rPr>
-                <w:b/>
-              </w:rPr>
-              <w:t>Class Management — Accessibility Mode</w:t>
-            </w:r>
-            <w:r>
-              <w:t xml:space="preserve"> — The two data grids share one generic caption and generic column headers, so a screen-reader user can tell them apart only by their position on the page.</w:t>
-            </w:r>
-            <w:r>
-              <w:t>Minor</w:t>
-            </w:r>
-          </w:p>
-          <w:p>
-            <w:pPr>
-              <w:pStyle w:val="ListBullet"/>
-              <w:spacing w:line="240" w:lineRule="auto"/>
-              <w:ind w:left="720"/>
-            </w:pPr>
-            <w:r/>
-            <w:r>
-              <w:rPr>
-                <w:b/>
-              </w:rPr>
-              <w:t>Password reset</w:t>
-            </w:r>
-            <w:r>
-              <w:t xml:space="preserve"> — The password reset field has no label of its own, so a screen-reader user must infer what to type from the surrounding table.</w:t>
-            </w:r>
-            <w:r>
-              <w:t>Minor</w:t>
-            </w:r>
-          </w:p>
-          <w:p>
-            <w:pPr>
-              <w:pStyle w:val="ListBullet"/>
-              <w:spacing w:line="240" w:lineRule="auto"/>
-              <w:ind w:left="720"/>
-            </w:pPr>
-            <w:r/>
-            <w:r>
-              <w:rPr>
-                <w:b/>
-              </w:rPr>
-              <w:t>View Printable Assignment</w:t>
-            </w:r>
-            <w:r>
-              <w:t xml:space="preserve"> — Empty layout-table cells are announced as content, so a screen-reader user hears repeated blank cells between the parts of a problem.</w:t>
-            </w:r>
-            <w:r>
-              <w:t>Minor</w:t>
-            </w:r>
-          </w:p>
-        </w:tc>
-      </w:tr>
-      <w:tr>
-        <w:tc>
-          <w:tcPr>
-            <w:tcW w:type="dxa" w:w="3408"/>
-          </w:tcPr>
-          <w:p>
-            <w:hyperlink r:id="rId16">
-              <w:r>
-                <w:rPr>
-                  <w:color w:val="0000EE"/>
-                  <w:u w:val="single"/>
-                </w:rPr>
-                <w:t>1.3.2 Meaningful Sequence</w:t>
-              </w:r>
-            </w:hyperlink>
-            <w:r>
-              <w:rPr>
-                <w:b/>
-              </w:rPr>
-              <w:t xml:space="preserve"> </w:t>
-            </w:r>
-            <w:r>
-              <w:rPr>
-                <w:b/>
-              </w:rPr>
-              <w:t>(Level A)</w:t>
-            </w:r>
-            <w:r>
-              <w:rPr>
-                <w:b/>
-              </w:rPr>
-              <w:t xml:space="preserve"> </w:t>
-            </w:r>
-            <w:hyperlink r:id="rId16">
-              <w:r>
-                <w:rPr>
-                  <w:color w:val="0000EE"/>
-                  <w:u w:val="single"/>
-                </w:rPr>
-                <w:t>Understanding</w:t>
-              </w:r>
-            </w:hyperlink>
-          </w:p>
-        </w:tc>
-        <w:tc>
-          <w:tcPr>
-            <w:tcW w:type="dxa" w:w="3408"/>
-            <w:shd w:val="clear" w:fill="E6F4EC"/>
-          </w:tcPr>
-          <w:p>
-            <w:r>
-              <w:t>Supports</w:t>
-            </w:r>
-          </w:p>
-        </w:tc>
-        <w:tc>
-          <w:tcPr>
-            <w:tcW w:type="dxa" w:w="3408"/>
-          </w:tcPr>
-          <w:p>
-            <w:r/>
-            <w:r>
-              <w:t>Reading order matches the meaning of the visual order — verified on all pages tested.</w:t>
-            </w:r>
-          </w:p>
-        </w:tc>
-      </w:tr>
-      <w:tr>
-        <w:tc>
-          <w:tcPr>
-            <w:tcW w:type="dxa" w:w="3408"/>
-          </w:tcPr>
-          <w:p>
-            <w:hyperlink r:id="rId17">
-              <w:r>
-                <w:rPr>
-                  <w:color w:val="0000EE"/>
-                  <w:u w:val="single"/>
-                </w:rPr>
-                <w:t>1.3.3 Sensory Characteristics</w:t>
-              </w:r>
-            </w:hyperlink>
-            <w:r>
-              <w:rPr>
-                <w:b/>
-              </w:rPr>
-              <w:t xml:space="preserve"> </w:t>
-            </w:r>
-            <w:r>
-              <w:rPr>
-                <w:b/>
-              </w:rPr>
-              <w:t>(Level A)</w:t>
-            </w:r>
-            <w:r>
-              <w:rPr>
-                <w:b/>
-              </w:rPr>
-              <w:t xml:space="preserve"> </w:t>
-            </w:r>
-            <w:hyperlink r:id="rId17">
-              <w:r>
-                <w:rPr>
-                  <w:color w:val="0000EE"/>
-                  <w:u w:val="single"/>
-                </w:rPr>
-                <w:t>Understanding</w:t>
-              </w:r>
-            </w:hyperlink>
-          </w:p>
-        </w:tc>
-        <w:tc>
-          <w:tcPr>
-            <w:tcW w:type="dxa" w:w="3408"/>
-            <w:shd w:val="clear" w:fill="E6F4EC"/>
-          </w:tcPr>
-          <w:p>
-            <w:r>
-              <w:t>Supports</w:t>
-            </w:r>
-          </w:p>
-        </w:tc>
-        <w:tc>
-          <w:tcPr>
-            <w:tcW w:type="dxa" w:w="3408"/>
-          </w:tcPr>
-          <w:p>
-            <w:r/>
-            <w:r>
-              <w:t>Nothing is conveyed only by visual position, shape, or size — verified on 6 of the 10 pages tested.</w:t>
-            </w:r>
-          </w:p>
-        </w:tc>
-      </w:tr>
-      <w:tr>
-        <w:tc>
-          <w:tcPr>
-            <w:tcW w:type="dxa" w:w="3408"/>
-          </w:tcPr>
-          <w:p>
-            <w:hyperlink r:id="rId18">
-              <w:r>
-                <w:rPr>
-                  <w:color w:val="0000EE"/>
-                  <w:u w:val="single"/>
-                </w:rPr>
-                <w:t>1.4.1 Use of Color</w:t>
-              </w:r>
-            </w:hyperlink>
-            <w:r>
-              <w:rPr>
-                <w:b/>
-              </w:rPr>
-              <w:t xml:space="preserve"> </w:t>
-            </w:r>
-            <w:r>
-              <w:rPr>
-                <w:b/>
-              </w:rPr>
-              <w:t>(Level A)</w:t>
-            </w:r>
-            <w:r>
-              <w:rPr>
-                <w:b/>
-              </w:rPr>
-              <w:t xml:space="preserve"> </w:t>
-            </w:r>
-            <w:hyperlink r:id="rId18">
-              <w:r>
-                <w:rPr>
-                  <w:color w:val="0000EE"/>
-                  <w:u w:val="single"/>
-                </w:rPr>
-                <w:t>Understanding</w:t>
-              </w:r>
-            </w:hyperlink>
-          </w:p>
-        </w:tc>
-        <w:tc>
-          <w:tcPr>
-            <w:tcW w:type="dxa" w:w="3408"/>
-            <w:shd w:val="clear" w:fill="FCEBED"/>
-          </w:tcPr>
-          <w:p>
-            <w:r>
-              <w:t>Does Not Support</w:t>
-            </w:r>
-          </w:p>
-        </w:tc>
-        <w:tc>
-          <w:tcPr>
-            <w:tcW w:type="dxa" w:w="3408"/>
-          </w:tcPr>
-          <w:p>
-            <w:r/>
-            <w:r>
-              <w:t xml:space="preserve">Colour is the only visual carrier in four separate places, and two of them are information the student must act on: on </w:t>
-            </w:r>
-            <w:r>
-              <w:rPr>
-                <w:b/>
-              </w:rPr>
-              <w:t>Take Assignment</w:t>
-            </w:r>
-            <w:r>
-              <w:t xml:space="preserve"> the randomised variable values — the numbers that go into the calculation — and the hint deduction percentages that say what help costs; on </w:t>
-            </w:r>
-            <w:r>
-              <w:rPr>
-                <w:b/>
-              </w:rPr>
-              <w:t>View Assignment Solutions</w:t>
-            </w:r>
-            <w:r>
-              <w:t xml:space="preserve"> the same orange-red number token inside the worked solutions; on the </w:t>
-            </w:r>
-            <w:r>
-              <w:rPr>
-                <w:b/>
-              </w:rPr>
-              <w:t>Calendar</w:t>
-            </w:r>
-            <w:r>
-              <w:t xml:space="preserve"> the event bar carrying an assignment's name and the days it spans, which fails totally; on </w:t>
-            </w:r>
-            <w:r>
-              <w:rPr>
-                <w:b/>
-              </w:rPr>
-              <w:t>Class Management</w:t>
-            </w:r>
-            <w:r>
-              <w:t xml:space="preserve"> the headings that label the two grids.</w:t>
-            </w:r>
-            <w:r>
-              <w:t xml:space="preserve"> </w:t>
-            </w:r>
-          </w:p>
-          <w:p>
-            <w:pPr>
-              <w:pStyle w:val="ListBullet"/>
-              <w:spacing w:line="240" w:lineRule="auto"/>
-              <w:ind w:left="720"/>
-            </w:pPr>
-            <w:r/>
-            <w:r>
-              <w:rPr>
-                <w:b/>
-              </w:rPr>
-              <w:t>View Printable Assignment</w:t>
-            </w:r>
-            <w:r>
-              <w:t xml:space="preserve"> and 6 other pages</w:t>
-            </w:r>
-            <w:r>
-              <w:t xml:space="preserve"> — Randomised values, hint costs, calendar events and late submissions are marked by colour alone, so a colour-blind user cannot tell which numbers are theirs or when work is due.</w:t>
-            </w:r>
-            <w:r>
-              <w:t>Major</w:t>
-            </w:r>
-          </w:p>
-        </w:tc>
-      </w:tr>
-      <w:tr>
-        <w:tc>
-          <w:tcPr>
-            <w:tcW w:type="dxa" w:w="3408"/>
-          </w:tcPr>
-          <w:p>
-            <w:hyperlink r:id="rId19">
-              <w:r>
-                <w:rPr>
-                  <w:color w:val="0000EE"/>
-                  <w:u w:val="single"/>
-                </w:rPr>
-                <w:t>1.4.2 Audio Control</w:t>
-              </w:r>
-            </w:hyperlink>
-            <w:r>
-              <w:rPr>
-                <w:b/>
-              </w:rPr>
-              <w:t xml:space="preserve"> </w:t>
-            </w:r>
-            <w:r>
-              <w:rPr>
-                <w:b/>
-              </w:rPr>
-              <w:t>(Level A)</w:t>
-            </w:r>
-            <w:r>
-              <w:rPr>
-                <w:b/>
-              </w:rPr>
-              <w:t xml:space="preserve"> </w:t>
-            </w:r>
-            <w:hyperlink r:id="rId19">
-              <w:r>
-                <w:rPr>
-                  <w:color w:val="0000EE"/>
-                  <w:u w:val="single"/>
-                </w:rPr>
-                <w:t>Understanding</w:t>
-              </w:r>
-            </w:hyperlink>
-          </w:p>
-        </w:tc>
-        <w:tc>
-          <w:tcPr>
-            <w:tcW w:type="dxa" w:w="3408"/>
-            <w:shd w:val="clear" w:fill="EEF1F4"/>
-          </w:tcPr>
-          <w:p>
-            <w:r>
-              <w:t>Not Applicable</w:t>
-            </w:r>
-          </w:p>
-        </w:tc>
-        <w:tc>
-          <w:tcPr>
-            <w:tcW w:type="dxa" w:w="3408"/>
-          </w:tcPr>
-          <w:p>
-            <w:r/>
-            <w:r>
-              <w:t>No audio plays automatically anywhere in the sample.</w:t>
-            </w:r>
-          </w:p>
-        </w:tc>
-      </w:tr>
-      <w:tr>
-        <w:tc>
-          <w:tcPr>
-            <w:tcW w:type="dxa" w:w="3408"/>
-          </w:tcPr>
-          <w:p>
-            <w:hyperlink r:id="rId20">
-              <w:r>
-                <w:rPr>
-                  <w:color w:val="0000EE"/>
-                  <w:u w:val="single"/>
-                </w:rPr>
-                <w:t>2.1.1 Keyboard</w:t>
-              </w:r>
-            </w:hyperlink>
-            <w:r>
-              <w:rPr>
-                <w:b/>
-              </w:rPr>
-              <w:t xml:space="preserve"> </w:t>
-            </w:r>
-            <w:r>
-              <w:rPr>
-                <w:b/>
-              </w:rPr>
-              <w:t>(Level A)</w:t>
-            </w:r>
-            <w:r>
-              <w:rPr>
-                <w:b/>
-              </w:rPr>
-              <w:t xml:space="preserve"> </w:t>
-            </w:r>
-            <w:hyperlink r:id="rId20">
-              <w:r>
-                <w:rPr>
-                  <w:color w:val="0000EE"/>
-                  <w:u w:val="single"/>
-                </w:rPr>
-                <w:t>Understanding</w:t>
-              </w:r>
-            </w:hyperlink>
-          </w:p>
-        </w:tc>
-        <w:tc>
-          <w:tcPr>
-            <w:tcW w:type="dxa" w:w="3408"/>
-            <w:shd w:val="clear" w:fill="FDF3E0"/>
-          </w:tcPr>
-          <w:p>
-            <w:r>
-              <w:t>Partially Supports</w:t>
-            </w:r>
-          </w:p>
-        </w:tc>
-        <w:tc>
-          <w:tcPr>
-            <w:tcW w:type="dxa" w:w="3408"/>
-          </w:tcPr>
-          <w:p>
-            <w:r/>
-            <w:r>
-              <w:t>In standard mode the assignment row's action menu — the only route to Take Assignment, View Grade Report and the other row actions — opens by mouse click only; nothing in the row is focusable and no key opens it.</w:t>
-            </w:r>
-            <w:r>
-              <w:t xml:space="preserve"> </w:t>
-            </w:r>
-          </w:p>
-          <w:p>
-            <w:pPr>
-              <w:pStyle w:val="ListBullet"/>
-              <w:spacing w:line="240" w:lineRule="auto"/>
-              <w:ind w:left="720"/>
-            </w:pPr>
-            <w:r/>
-            <w:r>
-              <w:rPr>
-                <w:b/>
-              </w:rPr>
-              <w:t>Student Practice Area</w:t>
-            </w:r>
-            <w:r>
-              <w:t xml:space="preserve"> — Nothing in the Student Practice Area takes keyboard focus and the page has no headings, so a keyboard or screen-reader user cannot choose a book, a chapter or a problem.</w:t>
-            </w:r>
-            <w:r>
-              <w:t>Blocker</w:t>
-            </w:r>
-          </w:p>
-          <w:p>
-            <w:pPr>
-              <w:pStyle w:val="ListBullet"/>
-              <w:spacing w:line="240" w:lineRule="auto"/>
-              <w:ind w:left="720"/>
-            </w:pPr>
-            <w:r/>
-            <w:r>
-              <w:rPr>
-                <w:b/>
-              </w:rPr>
-              <w:t>Calendar</w:t>
-            </w:r>
-            <w:r>
-              <w:t xml:space="preserve"> — The calendar grid takes no keyboard focus, so a keyboard user cannot reach an assignment or open its details.</w:t>
-            </w:r>
-            <w:r>
-              <w:t>Major</w:t>
-            </w:r>
-          </w:p>
-          <w:p>
-            <w:pPr>
-              <w:pStyle w:val="ListBullet"/>
-              <w:spacing w:line="240" w:lineRule="auto"/>
-              <w:ind w:left="720"/>
-            </w:pPr>
-            <w:r/>
-            <w:r>
-              <w:rPr>
-                <w:b/>
-              </w:rPr>
-              <w:t>Class Management (standard mode)</w:t>
-            </w:r>
-            <w:r>
-              <w:t xml:space="preserve"> — On the standard Class Management page the assignment row's action menu opens only by mouse, so a keyboard user must switch to the Accessibility Page to start an assignment.</w:t>
-            </w:r>
-            <w:r>
-              <w:t>Minor</w:t>
-            </w:r>
-          </w:p>
-          <w:p>
-            <w:pPr>
-              <w:pStyle w:val="ListBullet"/>
-              <w:spacing w:line="240" w:lineRule="auto"/>
-              <w:ind w:left="720"/>
-            </w:pPr>
-            <w:r/>
-            <w:r>
-              <w:rPr>
-                <w:b/>
-              </w:rPr>
-              <w:t>Class Management (standard mode)</w:t>
-            </w:r>
-            <w:r>
-              <w:t xml:space="preserve"> — The grade-profile link is absent from the tab order but present to a screen reader, so a keyboard user without assistive technology cannot reach it at all.</w:t>
-            </w:r>
-            <w:r>
-              <w:t>Minor</w:t>
-            </w:r>
-          </w:p>
-        </w:tc>
-      </w:tr>
-      <w:tr>
-        <w:tc>
-          <w:tcPr>
-            <w:tcW w:type="dxa" w:w="3408"/>
-          </w:tcPr>
-          <w:p>
-            <w:hyperlink r:id="rId21">
-              <w:r>
-                <w:rPr>
-                  <w:color w:val="0000EE"/>
-                  <w:u w:val="single"/>
-                </w:rPr>
-                <w:t>2.1.2 No Keyboard Trap</w:t>
-              </w:r>
-            </w:hyperlink>
-            <w:r>
-              <w:rPr>
-                <w:b/>
-              </w:rPr>
-              <w:t xml:space="preserve"> </w:t>
-            </w:r>
-            <w:r>
-              <w:rPr>
-                <w:b/>
-              </w:rPr>
-              <w:t>(Level A)</w:t>
-            </w:r>
-            <w:r>
-              <w:rPr>
-                <w:b/>
-              </w:rPr>
-              <w:t xml:space="preserve"> </w:t>
-            </w:r>
-            <w:hyperlink r:id="rId21">
-              <w:r>
-                <w:rPr>
-                  <w:color w:val="0000EE"/>
-                  <w:u w:val="single"/>
-                </w:rPr>
-                <w:t>Understanding</w:t>
-              </w:r>
-            </w:hyperlink>
-          </w:p>
-        </w:tc>
-        <w:tc>
-          <w:tcPr>
-            <w:tcW w:type="dxa" w:w="3408"/>
-            <w:shd w:val="clear" w:fill="E6F4EC"/>
-          </w:tcPr>
-          <w:p>
-            <w:r>
-              <w:t>Supports</w:t>
-            </w:r>
-          </w:p>
-        </w:tc>
-        <w:tc>
-          <w:tcPr>
-            <w:tcW w:type="dxa" w:w="3408"/>
-          </w:tcPr>
-          <w:p>
-            <w:r/>
-            <w:r>
-              <w:t>Focus is never trapped — verified on all pages tested.</w:t>
-            </w:r>
-          </w:p>
-        </w:tc>
-      </w:tr>
-      <w:tr>
-        <w:tc>
-          <w:tcPr>
-            <w:tcW w:type="dxa" w:w="3408"/>
-          </w:tcPr>
-          <w:p>
-            <w:hyperlink r:id="rId22">
-              <w:r>
-                <w:rPr>
-                  <w:color w:val="0000EE"/>
-                  <w:u w:val="single"/>
-                </w:rPr>
-                <w:t>2.1.4 Character Key Shortcuts</w:t>
-              </w:r>
-            </w:hyperlink>
-            <w:r>
-              <w:rPr>
-                <w:b/>
-              </w:rPr>
-              <w:t xml:space="preserve"> </w:t>
-            </w:r>
-            <w:r>
-              <w:rPr>
-                <w:b/>
-              </w:rPr>
-              <w:t>(Level A)</w:t>
-            </w:r>
-            <w:r>
-              <w:rPr>
-                <w:b/>
-              </w:rPr>
-              <w:t xml:space="preserve"> </w:t>
-            </w:r>
-            <w:r>
-              <w:rPr>
-                <w:b/>
-              </w:rPr>
-              <w:t>WCAG 2.1</w:t>
             </w:r>
             <w:r>
               <w:rPr>
@@ -2520,11 +1346,11 @@
         <w:tc>
           <w:tcPr>
             <w:tcW w:type="dxa" w:w="3408"/>
-            <w:shd w:val="clear" w:fill="EEF1F4"/>
+            <w:shd w:val="clear" w:fill="FDF3E0"/>
           </w:tcPr>
           <w:p>
             <w:r>
-              <w:t>Not Applicable</w:t>
+              <w:t>Partially Supports</w:t>
             </w:r>
           </w:p>
         </w:tc>
@@ -2533,9 +1359,170 @@
             <w:tcW w:type="dxa" w:w="3408"/>
           </w:tcPr>
           <w:p>
+            <w:pPr>
+              <w:pStyle w:val="ListBullet"/>
+              <w:spacing w:line="240" w:lineRule="auto"/>
+              <w:ind w:left="720"/>
+            </w:pPr>
             <w:r/>
             <w:r>
-              <w:t>Every keyboard shortcut this product defines is a modifier chord.</w:t>
+              <w:rPr>
+                <w:b/>
+              </w:rPr>
+              <w:t>View Grade Report</w:t>
+            </w:r>
+            <w:r>
+              <w:t xml:space="preserve"> — The student's submitted work is shown as images with no text alternative, so a screen-reader user cannot read their own graded answers.</w:t>
+            </w:r>
+            <w:r>
+              <w:t>Blocker</w:t>
+            </w:r>
+          </w:p>
+          <w:p>
+            <w:pPr>
+              <w:pStyle w:val="ListBullet"/>
+              <w:spacing w:line="240" w:lineRule="auto"/>
+              <w:ind w:left="720"/>
+            </w:pPr>
+            <w:r/>
+            <w:r>
+              <w:rPr>
+                <w:b/>
+              </w:rPr>
+              <w:t>Take Assignment</w:t>
+            </w:r>
+            <w:r>
+              <w:t xml:space="preserve"> — The diagram in a problem is hidden from assistive technology, so a screen-reader user cannot see the figure the question depends on.</w:t>
+            </w:r>
+            <w:r>
+              <w:t>Major</w:t>
+            </w:r>
+          </w:p>
+          <w:p>
+            <w:pPr>
+              <w:pStyle w:val="ListBullet"/>
+              <w:spacing w:line="240" w:lineRule="auto"/>
+              <w:ind w:left="720"/>
+            </w:pPr>
+            <w:r/>
+            <w:r>
+              <w:rPr>
+                <w:b/>
+              </w:rPr>
+              <w:t>View Assignment Solutions</w:t>
+            </w:r>
+            <w:r>
+              <w:t xml:space="preserve"> — The worked solution figures have no alternative text because the attribute is malformed in the markup, so a screen-reader user reaches every problem and finds the explanation missing.</w:t>
+            </w:r>
+            <w:r>
+              <w:t>Major</w:t>
+            </w:r>
+          </w:p>
+          <w:p>
+            <w:pPr>
+              <w:pStyle w:val="ListBullet"/>
+              <w:spacing w:line="240" w:lineRule="auto"/>
+              <w:ind w:left="720"/>
+            </w:pPr>
+            <w:r/>
+            <w:r>
+              <w:rPr>
+                <w:b/>
+              </w:rPr>
+              <w:t>View Printable Assignment</w:t>
+            </w:r>
+            <w:r>
+              <w:t xml:space="preserve"> — Most problem figures on the printable assignment carry no alternative text and two are background images that cannot carry any, so a screen-reader user cannot read the diagrams.</w:t>
+            </w:r>
+            <w:r>
+              <w:t>Major</w:t>
+            </w:r>
+          </w:p>
+          <w:p>
+            <w:pPr>
+              <w:pStyle w:val="ListBullet"/>
+              <w:spacing w:line="240" w:lineRule="auto"/>
+              <w:ind w:left="720"/>
+            </w:pPr>
+            <w:r/>
+            <w:r>
+              <w:rPr>
+                <w:b/>
+              </w:rPr>
+              <w:t>View Printable Assignment</w:t>
+            </w:r>
+            <w:r>
+              <w:t xml:space="preserve"> — Every mathematical expression on the printable assignment is exposed as an unnamed button, so a screen-reader user gets a control instead of the mathematics.</w:t>
+            </w:r>
+            <w:r>
+              <w:t>Major</w:t>
+            </w:r>
+          </w:p>
+          <w:p>
+            <w:pPr>
+              <w:pStyle w:val="ListBullet"/>
+              <w:spacing w:line="240" w:lineRule="auto"/>
+              <w:ind w:left="720"/>
+            </w:pPr>
+            <w:r/>
+            <w:r>
+              <w:rPr>
+                <w:b/>
+              </w:rPr>
+              <w:t>Class Management (standard mode)</w:t>
+            </w:r>
+            <w:r>
+              <w:t xml:space="preserve">, </w:t>
+            </w:r>
+            <w:r>
+              <w:rPr>
+                <w:b/>
+              </w:rPr>
+              <w:t>Class Management — Accessibility Mode</w:t>
+            </w:r>
+            <w:r>
+              <w:t xml:space="preserve">, </w:t>
+            </w:r>
+            <w:r>
+              <w:rPr>
+                <w:b/>
+              </w:rPr>
+              <w:t>Student Practice Area</w:t>
+            </w:r>
+            <w:r>
+              <w:t xml:space="preserve"> — The grid expand controls are images with no name or role, so a screen-reader user hears only that something clickable exists, not what it opens.</w:t>
+            </w:r>
+            <w:r>
+              <w:t>Minor</w:t>
+            </w:r>
+          </w:p>
+          <w:p>
+            <w:pPr>
+              <w:pStyle w:val="ListBullet"/>
+              <w:spacing w:line="240" w:lineRule="auto"/>
+              <w:ind w:left="720"/>
+            </w:pPr>
+            <w:r/>
+            <w:r>
+              <w:rPr>
+                <w:b/>
+              </w:rPr>
+              <w:t>Sign in</w:t>
+            </w:r>
+            <w:r>
+              <w:t xml:space="preserve">, </w:t>
+            </w:r>
+            <w:r>
+              <w:rPr>
+                <w:b/>
+              </w:rPr>
+              <w:t>Password reset</w:t>
+            </w:r>
+            <w:r>
+              <w:t xml:space="preserve"> — The logo link on the sign-in and password reset pages has no accessible name, so a screen-reader user meets a link that says nothing about where it leads.</w:t>
+            </w:r>
+            <w:r>
+              <w:t>Minor</w:t>
             </w:r>
           </w:p>
         </w:tc>
@@ -2552,7 +1539,7 @@
                   <w:color w:val="0000EE"/>
                   <w:u w:val="single"/>
                 </w:rPr>
-                <w:t>2.2.1 Timing Adjustable</w:t>
+                <w:t>1.2.1 Audio-only and Video-only (Prerecorded)</w:t>
               </w:r>
             </w:hyperlink>
             <w:r>
@@ -2602,7 +1589,7 @@
           <w:p>
             <w:r/>
             <w:r>
-              <w:t>No timeouts encountered.</w:t>
+              <w:t>No audio-only or video-only prerecorded media in the sample.</w:t>
             </w:r>
           </w:p>
         </w:tc>
@@ -2619,7 +1606,7 @@
                   <w:color w:val="0000EE"/>
                   <w:u w:val="single"/>
                 </w:rPr>
-                <w:t>2.2.2 Pause, Stop, Hide</w:t>
+                <w:t>1.2.2 Captions (Prerecorded)</w:t>
               </w:r>
             </w:hyperlink>
             <w:r>
@@ -2654,11 +1641,11 @@
         <w:tc>
           <w:tcPr>
             <w:tcW w:type="dxa" w:w="3408"/>
-            <w:shd w:val="clear" w:fill="EEF1F4"/>
+            <w:shd w:val="clear" w:fill="FDF3E0"/>
           </w:tcPr>
           <w:p>
             <w:r>
-              <w:t>Not Applicable</w:t>
+              <w:t>Partially Supports</w:t>
             </w:r>
           </w:p>
         </w:tc>
@@ -2669,7 +1656,30 @@
           <w:p>
             <w:r/>
             <w:r>
-              <w:t>Nothing moves, blinks, scrolls or updates automatically, so there is nothing to pause, stop or hide.</w:t>
+              <w:t>The only prerecorded video in the sample — YouTube embeds in the expanding area under Library on the Assignment Editor — has captions, but they are YouTube auto-generated.</w:t>
+            </w:r>
+            <w:r>
+              <w:t xml:space="preserve"> </w:t>
+            </w:r>
+          </w:p>
+          <w:p>
+            <w:pPr>
+              <w:pStyle w:val="ListBullet"/>
+              <w:spacing w:line="240" w:lineRule="auto"/>
+              <w:ind w:left="720"/>
+            </w:pPr>
+            <w:r/>
+            <w:r>
+              <w:rPr>
+                <w:b/>
+              </w:rPr>
+              <w:t>Assignment Editor (edit)</w:t>
+            </w:r>
+            <w:r>
+              <w:t xml:space="preserve"> — The library videos rely on automatically generated captions, so a user who cannot hear gets an unreviewed transcript of instructional material.</w:t>
+            </w:r>
+            <w:r>
+              <w:t>Major</w:t>
             </w:r>
           </w:p>
         </w:tc>
@@ -2686,7 +1696,7 @@
                   <w:color w:val="0000EE"/>
                   <w:u w:val="single"/>
                 </w:rPr>
-                <w:t>2.3.1 Three Flashes or Below Threshold</w:t>
+                <w:t>1.2.3 Audio Description or Media Alternative (Prerecorded)</w:t>
               </w:r>
             </w:hyperlink>
             <w:r>
@@ -2736,7 +1746,7 @@
           <w:p>
             <w:r/>
             <w:r>
-              <w:t>No CSS animation, animated image, marquee, blink, canvas, SVG animation or video anywhere in the sample, so nothing can flash.</w:t>
+              <w:t>Not present in the evaluated sample.</w:t>
             </w:r>
           </w:p>
         </w:tc>
@@ -2753,7 +1763,7 @@
                   <w:color w:val="0000EE"/>
                   <w:u w:val="single"/>
                 </w:rPr>
-                <w:t>2.4.1 Bypass Blocks</w:t>
+                <w:t>1.3.1 Info and Relationships</w:t>
               </w:r>
             </w:hyperlink>
             <w:r>
@@ -2803,7 +1813,7 @@
           <w:p>
             <w:r/>
             <w:r>
-              <w:t>NVDA on Class Management — Accessibility Mode: the section skip links work (focus moves to the next section) and a top-of-page jump point exists, so a bypass mechanism is present in Accessibility Mode; the controls are links by role and confusingly worded.</w:t>
+              <w:t>Class Management (standard mode) confirmed with NVDA: no headings/landmarks, grids told apart by position, editors unlabelled —, stand on both Class Management pages.</w:t>
             </w:r>
             <w:r>
               <w:t xml:space="preserve"> </w:t>
@@ -2820,6 +1830,46 @@
               <w:rPr>
                 <w:b/>
               </w:rPr>
+              <w:t>Student Practice Area</w:t>
+            </w:r>
+            <w:r>
+              <w:t xml:space="preserve"> — Nothing in the Student Practice Area takes keyboard focus and the page has no headings, so a keyboard or screen-reader user cannot choose a book, a chapter or a problem.</w:t>
+            </w:r>
+            <w:r>
+              <w:t>Blocker</w:t>
+            </w:r>
+          </w:p>
+          <w:p>
+            <w:pPr>
+              <w:pStyle w:val="ListBullet"/>
+              <w:spacing w:line="240" w:lineRule="auto"/>
+              <w:ind w:left="720"/>
+            </w:pPr>
+            <w:r/>
+            <w:r>
+              <w:rPr>
+                <w:b/>
+              </w:rPr>
+              <w:t>Take Assignment</w:t>
+            </w:r>
+            <w:r>
+              <w:t xml:space="preserve"> — The answer read-back speaks raw markup instead of the mathematics, so a screen-reader user cannot check what they have entered before submitting.</w:t>
+            </w:r>
+            <w:r>
+              <w:t>Blocker</w:t>
+            </w:r>
+          </w:p>
+          <w:p>
+            <w:pPr>
+              <w:pStyle w:val="ListBullet"/>
+              <w:spacing w:line="240" w:lineRule="auto"/>
+              <w:ind w:left="720"/>
+            </w:pPr>
+            <w:r/>
+            <w:r>
+              <w:rPr>
+                <w:b/>
+              </w:rPr>
               <w:t>Class Management — Accessibility Mode</w:t>
             </w:r>
             <w:r>
@@ -2836,6 +1886,226 @@
             </w:r>
             <w:r>
               <w:t>Major</w:t>
+            </w:r>
+          </w:p>
+          <w:p>
+            <w:pPr>
+              <w:pStyle w:val="ListBullet"/>
+              <w:spacing w:line="240" w:lineRule="auto"/>
+              <w:ind w:left="720"/>
+            </w:pPr>
+            <w:r/>
+            <w:r>
+              <w:rPr>
+                <w:b/>
+              </w:rPr>
+              <w:t>Class Management — Accessibility Mode</w:t>
+            </w:r>
+            <w:r>
+              <w:t xml:space="preserve"> — The assignments table and its controls carry no headings or landmarks, so a screen-reader user must tab through the whole page to find an assignment.</w:t>
+            </w:r>
+            <w:r>
+              <w:t>Major</w:t>
+            </w:r>
+          </w:p>
+          <w:p>
+            <w:pPr>
+              <w:pStyle w:val="ListBullet"/>
+              <w:spacing w:line="240" w:lineRule="auto"/>
+              <w:ind w:left="720"/>
+            </w:pPr>
+            <w:r/>
+            <w:r>
+              <w:rPr>
+                <w:b/>
+              </w:rPr>
+              <w:t>Take Assignment</w:t>
+            </w:r>
+            <w:r>
+              <w:t xml:space="preserve"> — Activating a problem does not move focus to it and no heading marks it, so a screen-reader user has no way to reach the problem they just opened.</w:t>
+            </w:r>
+            <w:r>
+              <w:t>Major</w:t>
+            </w:r>
+          </w:p>
+          <w:p>
+            <w:pPr>
+              <w:pStyle w:val="ListBullet"/>
+              <w:spacing w:line="240" w:lineRule="auto"/>
+              <w:ind w:left="720"/>
+            </w:pPr>
+            <w:r/>
+            <w:r>
+              <w:rPr>
+                <w:b/>
+              </w:rPr>
+              <w:t>Take Assignment</w:t>
+            </w:r>
+            <w:r>
+              <w:t xml:space="preserve"> — Multiple-choice answer options have no accessible name, so a screen-reader user cannot tell which option they are selecting; where options contain mathematics the answer is unreadable.</w:t>
+            </w:r>
+            <w:r>
+              <w:t>Major</w:t>
+            </w:r>
+          </w:p>
+          <w:p>
+            <w:pPr>
+              <w:pStyle w:val="ListBullet"/>
+              <w:spacing w:line="240" w:lineRule="auto"/>
+              <w:ind w:left="720"/>
+            </w:pPr>
+            <w:r/>
+            <w:r>
+              <w:rPr>
+                <w:b/>
+              </w:rPr>
+              <w:t>Take Assignment</w:t>
+            </w:r>
+            <w:r>
+              <w:t xml:space="preserve"> — The formula and number entry area is a plain container rather than a form field, so a screen-reader user is not told it is an input or what it expects.</w:t>
+            </w:r>
+            <w:r>
+              <w:t>Major</w:t>
+            </w:r>
+          </w:p>
+          <w:p>
+            <w:pPr>
+              <w:pStyle w:val="ListBullet"/>
+              <w:spacing w:line="240" w:lineRule="auto"/>
+              <w:ind w:left="720"/>
+            </w:pPr>
+            <w:r/>
+            <w:r>
+              <w:rPr>
+                <w:b/>
+              </w:rPr>
+              <w:t>Calendar</w:t>
+            </w:r>
+            <w:r>
+              <w:t xml:space="preserve"> — An assignment's due date and duration are shown only by the coloured bar's extent, so neither a screen-reader nor a colour-blind user can tell when work is due.</w:t>
+            </w:r>
+            <w:r>
+              <w:t>Major</w:t>
+            </w:r>
+          </w:p>
+          <w:p>
+            <w:pPr>
+              <w:pStyle w:val="ListBullet"/>
+              <w:spacing w:line="240" w:lineRule="auto"/>
+              <w:ind w:left="720"/>
+            </w:pPr>
+            <w:r/>
+            <w:r>
+              <w:rPr>
+                <w:b/>
+              </w:rPr>
+              <w:t>Calendar</w:t>
+            </w:r>
+            <w:r>
+              <w:t xml:space="preserve"> — The event detail fields are unlabelled, and read-only dates are presented as editable date pickers, so a screen-reader user is invited to change information they cannot change.</w:t>
+            </w:r>
+            <w:r>
+              <w:t>Major</w:t>
+            </w:r>
+          </w:p>
+          <w:p>
+            <w:pPr>
+              <w:pStyle w:val="ListBullet"/>
+              <w:spacing w:line="240" w:lineRule="auto"/>
+              <w:ind w:left="720"/>
+            </w:pPr>
+            <w:r/>
+            <w:r>
+              <w:rPr>
+                <w:b/>
+              </w:rPr>
+              <w:t>Edit Class popup</w:t>
+            </w:r>
+            <w:r>
+              <w:t xml:space="preserve"> — The popup form fields are not associated with their captions, so a screen-reader user is not told what each field expects.</w:t>
+            </w:r>
+            <w:r>
+              <w:t>Major</w:t>
+            </w:r>
+          </w:p>
+          <w:p>
+            <w:pPr>
+              <w:pStyle w:val="ListBullet"/>
+              <w:spacing w:line="240" w:lineRule="auto"/>
+              <w:ind w:left="720"/>
+            </w:pPr>
+            <w:r/>
+            <w:r>
+              <w:rPr>
+                <w:b/>
+              </w:rPr>
+              <w:t>Class Management — Accessibility Mode</w:t>
+            </w:r>
+            <w:r>
+              <w:t xml:space="preserve"> — The class selection controls announce an instruction instead of their label, so a screen-reader user learns what a control is for only after moving past it.</w:t>
+            </w:r>
+            <w:r>
+              <w:t>Major</w:t>
+            </w:r>
+          </w:p>
+          <w:p>
+            <w:pPr>
+              <w:pStyle w:val="ListBullet"/>
+              <w:spacing w:line="240" w:lineRule="auto"/>
+              <w:ind w:left="720"/>
+            </w:pPr>
+            <w:r/>
+            <w:r>
+              <w:rPr>
+                <w:b/>
+              </w:rPr>
+              <w:t>Class Management — Accessibility Mode</w:t>
+            </w:r>
+            <w:r>
+              <w:t xml:space="preserve"> — The two data grids share one generic caption and generic column headers, so a screen-reader user can tell them apart only by their position on the page.</w:t>
+            </w:r>
+            <w:r>
+              <w:t>Minor</w:t>
+            </w:r>
+          </w:p>
+          <w:p>
+            <w:pPr>
+              <w:pStyle w:val="ListBullet"/>
+              <w:spacing w:line="240" w:lineRule="auto"/>
+              <w:ind w:left="720"/>
+            </w:pPr>
+            <w:r/>
+            <w:r>
+              <w:rPr>
+                <w:b/>
+              </w:rPr>
+              <w:t>Password reset</w:t>
+            </w:r>
+            <w:r>
+              <w:t xml:space="preserve"> — The password reset field has no label of its own, so a screen-reader user must infer what to type from the surrounding table.</w:t>
+            </w:r>
+            <w:r>
+              <w:t>Minor</w:t>
+            </w:r>
+          </w:p>
+          <w:p>
+            <w:pPr>
+              <w:pStyle w:val="ListBullet"/>
+              <w:spacing w:line="240" w:lineRule="auto"/>
+              <w:ind w:left="720"/>
+            </w:pPr>
+            <w:r/>
+            <w:r>
+              <w:rPr>
+                <w:b/>
+              </w:rPr>
+              <w:t>View Printable Assignment</w:t>
+            </w:r>
+            <w:r>
+              <w:t xml:space="preserve"> — Empty layout-table cells are announced as content, so a screen-reader user hears repeated blank cells between the parts of a problem.</w:t>
+            </w:r>
+            <w:r>
+              <w:t>Minor</w:t>
             </w:r>
           </w:p>
         </w:tc>
@@ -2852,7 +2122,7 @@
                   <w:color w:val="0000EE"/>
                   <w:u w:val="single"/>
                 </w:rPr>
-                <w:t>2.4.2 Page Titled</w:t>
+                <w:t>1.3.2 Meaningful Sequence</w:t>
               </w:r>
             </w:hyperlink>
             <w:r>
@@ -2902,7 +2172,7 @@
           <w:p>
             <w:r/>
             <w:r>
-              <w:t>Page/view title identifies its purpose — verified on all pages tested.</w:t>
+              <w:t>Reading order matches the meaning of the visual order — verified on all pages tested.</w:t>
             </w:r>
           </w:p>
         </w:tc>
@@ -2919,7 +2189,7 @@
                   <w:color w:val="0000EE"/>
                   <w:u w:val="single"/>
                 </w:rPr>
-                <w:t>2.4.3 Focus Order</w:t>
+                <w:t>1.3.3 Sensory Characteristics</w:t>
               </w:r>
             </w:hyperlink>
             <w:r>
@@ -2954,11 +2224,11 @@
         <w:tc>
           <w:tcPr>
             <w:tcW w:type="dxa" w:w="3408"/>
-            <w:shd w:val="clear" w:fill="FDF3E0"/>
+            <w:shd w:val="clear" w:fill="E6F4EC"/>
           </w:tcPr>
           <w:p>
             <w:r>
-              <w:t>Partially Supports</w:t>
+              <w:t>Supports</w:t>
             </w:r>
           </w:p>
         </w:tc>
@@ -2969,119 +2239,7 @@
           <w:p>
             <w:r/>
             <w:r>
-              <w:t>NVDA on Take Assignment: activating a problem link does not move focus into the problem; the vendor's jump-point menu mounts links outside the natural focus path and is itself a hidden tab stop.</w:t>
-            </w:r>
-            <w:r>
-              <w:t xml:space="preserve"> </w:t>
-            </w:r>
-          </w:p>
-          <w:p>
-            <w:pPr>
-              <w:pStyle w:val="ListBullet"/>
-              <w:spacing w:line="240" w:lineRule="auto"/>
-              <w:ind w:left="720"/>
-            </w:pPr>
-            <w:r/>
-            <w:r>
-              <w:rPr>
-                <w:b/>
-              </w:rPr>
-              <w:t>Class Management — Accessibility Mode</w:t>
-            </w:r>
-            <w:r>
-              <w:t xml:space="preserve">, </w:t>
-            </w:r>
-            <w:r>
-              <w:rPr>
-                <w:b/>
-              </w:rPr>
-              <w:t>Class Management (standard mode)</w:t>
-            </w:r>
-            <w:r>
-              <w:t xml:space="preserve"> — The jump-point shortcuts have no accessible name and appear outside the normal focus path, so a screen-reader user cannot tell what they do or reach them predictably.</w:t>
-            </w:r>
-            <w:r>
-              <w:t>Major</w:t>
-            </w:r>
-          </w:p>
-          <w:p>
-            <w:pPr>
-              <w:pStyle w:val="ListBullet"/>
-              <w:spacing w:line="240" w:lineRule="auto"/>
-              <w:ind w:left="720"/>
-            </w:pPr>
-            <w:r/>
-            <w:r>
-              <w:rPr>
-                <w:b/>
-              </w:rPr>
-              <w:t>Take Assignment</w:t>
-            </w:r>
-            <w:r>
-              <w:t xml:space="preserve"> — Activating a problem does not move focus to it and no heading marks it, so a screen-reader user has no way to reach the problem they just opened.</w:t>
-            </w:r>
-            <w:r>
-              <w:t>Major</w:t>
-            </w:r>
-          </w:p>
-          <w:p>
-            <w:pPr>
-              <w:pStyle w:val="ListBullet"/>
-              <w:spacing w:line="240" w:lineRule="auto"/>
-              <w:ind w:left="720"/>
-            </w:pPr>
-            <w:r/>
-            <w:r>
-              <w:rPr>
-                <w:b/>
-              </w:rPr>
-              <w:t>Take Assignment</w:t>
-            </w:r>
-            <w:r>
-              <w:t xml:space="preserve"> — The formula and number entry area is a plain container rather than a form field, so a screen-reader user is not told it is an input or what it expects.</w:t>
-            </w:r>
-            <w:r>
-              <w:t>Major</w:t>
-            </w:r>
-          </w:p>
-          <w:p>
-            <w:pPr>
-              <w:pStyle w:val="ListBullet"/>
-              <w:spacing w:line="240" w:lineRule="auto"/>
-              <w:ind w:left="720"/>
-            </w:pPr>
-            <w:r/>
-            <w:r>
-              <w:rPr>
-                <w:b/>
-              </w:rPr>
-              <w:t>Take Assignment</w:t>
-            </w:r>
-            <w:r>
-              <w:t xml:space="preserve"> — A requested hint is inserted below the reading position without announcement, so a screen-reader user is not told the help they asked for has arrived.</w:t>
-            </w:r>
-            <w:r>
-              <w:t>Major</w:t>
-            </w:r>
-          </w:p>
-          <w:p>
-            <w:pPr>
-              <w:pStyle w:val="ListBullet"/>
-              <w:spacing w:line="240" w:lineRule="auto"/>
-              <w:ind w:left="720"/>
-            </w:pPr>
-            <w:r/>
-            <w:r>
-              <w:rPr>
-                <w:b/>
-              </w:rPr>
-              <w:t>Calendar</w:t>
-            </w:r>
-            <w:r>
-              <w:t xml:space="preserve"> — Opening an event and changing the month are not announced, so a screen-reader user is not told the page has changed.</w:t>
-            </w:r>
-            <w:r>
-              <w:t>Major</w:t>
+              <w:t>Nothing is conveyed only by visual position, shape, or size — verified on 6 of the 10 pages tested.</w:t>
             </w:r>
           </w:p>
         </w:tc>
@@ -3098,7 +2256,7 @@
                   <w:color w:val="0000EE"/>
                   <w:u w:val="single"/>
                 </w:rPr>
-                <w:t>2.4.4 Link Purpose (In Context)</w:t>
+                <w:t>1.4.1 Use of Color</w:t>
               </w:r>
             </w:hyperlink>
             <w:r>
@@ -3133,11 +2291,11 @@
         <w:tc>
           <w:tcPr>
             <w:tcW w:type="dxa" w:w="3408"/>
-            <w:shd w:val="clear" w:fill="FDF3E0"/>
+            <w:shd w:val="clear" w:fill="FCEBED"/>
           </w:tcPr>
           <w:p>
             <w:r>
-              <w:t>Partially Supports</w:t>
+              <w:t>Does Not Support</w:t>
             </w:r>
           </w:p>
         </w:tc>
@@ -3148,25 +2306,43 @@
           <w:p>
             <w:r/>
             <w:r>
-              <w:t xml:space="preserve">Link purpose on Take Assignment and the remaining views still to be walked.: the grade report's 22 </w:t>
-            </w:r>
-            <w:r>
-              <w:rPr>
-                <w:rFonts w:ascii="Courier" w:hAnsi="Courier"/>
-              </w:rPr>
-              <w:t>[?]</w:t>
-            </w:r>
-            <w:r>
-              <w:t xml:space="preserve"> help links have </w:t>
-            </w:r>
-            <w:r>
-              <w:rPr>
-                <w:rFonts w:ascii="Courier" w:hAnsi="Courier"/>
-              </w:rPr>
-              <w:t>[?]</w:t>
-            </w:r>
-            <w:r>
-              <w:t xml:space="preserve"> as their entire text, no title and no aria-label, so the accessible name is empty and NVDA announces only "Visited Link".</w:t>
+              <w:t xml:space="preserve">Colour is the only visual carrier in four separate places, and two of them are information the student must act on: on </w:t>
+            </w:r>
+            <w:r>
+              <w:rPr>
+                <w:b/>
+              </w:rPr>
+              <w:t>Take Assignment</w:t>
+            </w:r>
+            <w:r>
+              <w:t xml:space="preserve"> the randomised variable values — the numbers that go into the calculation — and the hint deduction percentages that say what help costs; on </w:t>
+            </w:r>
+            <w:r>
+              <w:rPr>
+                <w:b/>
+              </w:rPr>
+              <w:t>View Assignment Solutions</w:t>
+            </w:r>
+            <w:r>
+              <w:t xml:space="preserve"> the same orange-red number token inside the worked solutions; on the </w:t>
+            </w:r>
+            <w:r>
+              <w:rPr>
+                <w:b/>
+              </w:rPr>
+              <w:t>Calendar</w:t>
+            </w:r>
+            <w:r>
+              <w:t xml:space="preserve"> the event bar carrying an assignment's name and the days it spans, which fails totally; on </w:t>
+            </w:r>
+            <w:r>
+              <w:rPr>
+                <w:b/>
+              </w:rPr>
+              <w:t>Class Management</w:t>
+            </w:r>
+            <w:r>
+              <w:t xml:space="preserve"> the headings that label the two grids.</w:t>
             </w:r>
             <w:r>
               <w:t xml:space="preserve"> </w:t>
@@ -3183,62 +2359,16 @@
               <w:rPr>
                 <w:b/>
               </w:rPr>
-              <w:t>View Grade Report</w:t>
-            </w:r>
-            <w:r>
-              <w:t xml:space="preserve"> — The grade report's help links contain only punctuation, so a screen-reader user hears 22 anonymous links and cannot tell what help any of them offers.</w:t>
+              <w:t>View Printable Assignment</w:t>
+            </w:r>
+            <w:r>
+              <w:t xml:space="preserve"> and 6 other pages</w:t>
+            </w:r>
+            <w:r>
+              <w:t xml:space="preserve"> — Randomised values, hint costs, calendar events and late submissions are marked by colour alone, so a colour-blind user cannot tell which numbers are theirs or when work is due.</w:t>
             </w:r>
             <w:r>
               <w:t>Major</w:t>
-            </w:r>
-          </w:p>
-          <w:p>
-            <w:pPr>
-              <w:pStyle w:val="ListBullet"/>
-              <w:spacing w:line="240" w:lineRule="auto"/>
-              <w:ind w:left="720"/>
-            </w:pPr>
-            <w:r/>
-            <w:r>
-              <w:rPr>
-                <w:b/>
-              </w:rPr>
-              <w:t>Sign in</w:t>
-            </w:r>
-            <w:r>
-              <w:t xml:space="preserve">, </w:t>
-            </w:r>
-            <w:r>
-              <w:rPr>
-                <w:b/>
-              </w:rPr>
-              <w:t>Password reset</w:t>
-            </w:r>
-            <w:r>
-              <w:t xml:space="preserve"> — The logo link on the sign-in and password reset pages has no accessible name, so a screen-reader user meets a link that says nothing about where it leads.</w:t>
-            </w:r>
-            <w:r>
-              <w:t>Minor</w:t>
-            </w:r>
-          </w:p>
-          <w:p>
-            <w:pPr>
-              <w:pStyle w:val="ListBullet"/>
-              <w:spacing w:line="240" w:lineRule="auto"/>
-              <w:ind w:left="720"/>
-            </w:pPr>
-            <w:r/>
-            <w:r>
-              <w:rPr>
-                <w:b/>
-              </w:rPr>
-              <w:t>Class Management — Accessibility Mode</w:t>
-            </w:r>
-            <w:r>
-              <w:t xml:space="preserve"> — The skip links are announced as links whose text names no destination, so a screen-reader user cannot tell where they lead.</w:t>
-            </w:r>
-            <w:r>
-              <w:t>Minor</w:t>
             </w:r>
           </w:p>
         </w:tc>
@@ -3255,7 +2385,7 @@
                   <w:color w:val="0000EE"/>
                   <w:u w:val="single"/>
                 </w:rPr>
-                <w:t>2.5.1 Pointer Gestures</w:t>
+                <w:t>1.4.2 Audio Control</w:t>
               </w:r>
             </w:hyperlink>
             <w:r>
@@ -3269,18 +2399,6 @@
                 <w:b/>
               </w:rPr>
               <w:t>(Level A)</w:t>
-            </w:r>
-            <w:r>
-              <w:rPr>
-                <w:b/>
-              </w:rPr>
-              <w:t xml:space="preserve"> </w:t>
-            </w:r>
-            <w:r>
-              <w:rPr>
-                <w:b/>
-              </w:rPr>
-              <w:t>WCAG 2.1</w:t>
             </w:r>
             <w:r>
               <w:rPr>
@@ -3302,11 +2420,11 @@
         <w:tc>
           <w:tcPr>
             <w:tcW w:type="dxa" w:w="3408"/>
-            <w:shd w:val="clear" w:fill="E6F4EC"/>
+            <w:shd w:val="clear" w:fill="EEF1F4"/>
           </w:tcPr>
           <w:p>
             <w:r>
-              <w:t>Supports</w:t>
+              <w:t>Not Applicable</w:t>
             </w:r>
           </w:p>
         </w:tc>
@@ -3317,7 +2435,7 @@
           <w:p>
             <w:r/>
             <w:r>
-              <w:t>Dragging and multipoint/path gestures have single-pointer, non-drag alternatives — verified on 1 of the 10 pages tested.</w:t>
+              <w:t>No audio plays automatically anywhere in the sample.</w:t>
             </w:r>
           </w:p>
         </w:tc>
@@ -3334,7 +2452,7 @@
                   <w:color w:val="0000EE"/>
                   <w:u w:val="single"/>
                 </w:rPr>
-                <w:t>2.5.2 Pointer Cancellation</w:t>
+                <w:t>2.1.1 Keyboard</w:t>
               </w:r>
             </w:hyperlink>
             <w:r>
@@ -3348,18 +2466,6 @@
                 <w:b/>
               </w:rPr>
               <w:t>(Level A)</w:t>
-            </w:r>
-            <w:r>
-              <w:rPr>
-                <w:b/>
-              </w:rPr>
-              <w:t xml:space="preserve"> </w:t>
-            </w:r>
-            <w:r>
-              <w:rPr>
-                <w:b/>
-              </w:rPr>
-              <w:t>WCAG 2.1</w:t>
             </w:r>
             <w:r>
               <w:rPr>
@@ -3381,11 +2487,11 @@
         <w:tc>
           <w:tcPr>
             <w:tcW w:type="dxa" w:w="3408"/>
-            <w:shd w:val="clear" w:fill="E6F4EC"/>
+            <w:shd w:val="clear" w:fill="FDF3E0"/>
           </w:tcPr>
           <w:p>
             <w:r>
-              <w:t>Supports</w:t>
+              <w:t>Partially Supports</w:t>
             </w:r>
           </w:p>
         </w:tc>
@@ -3396,7 +2502,90 @@
           <w:p>
             <w:r/>
             <w:r>
-              <w:t>Pointer actions can be cancelled — verified on all pages tested.</w:t>
+              <w:t>In standard mode the assignment row's action menu — the only route to Take Assignment, View Grade Report and the other row actions — opens by mouse click only; nothing in the row is focusable and no key opens it.</w:t>
+            </w:r>
+            <w:r>
+              <w:t xml:space="preserve"> </w:t>
+            </w:r>
+          </w:p>
+          <w:p>
+            <w:pPr>
+              <w:pStyle w:val="ListBullet"/>
+              <w:spacing w:line="240" w:lineRule="auto"/>
+              <w:ind w:left="720"/>
+            </w:pPr>
+            <w:r/>
+            <w:r>
+              <w:rPr>
+                <w:b/>
+              </w:rPr>
+              <w:t>Student Practice Area</w:t>
+            </w:r>
+            <w:r>
+              <w:t xml:space="preserve"> — Nothing in the Student Practice Area takes keyboard focus and the page has no headings, so a keyboard or screen-reader user cannot choose a book, a chapter or a problem.</w:t>
+            </w:r>
+            <w:r>
+              <w:t>Blocker</w:t>
+            </w:r>
+          </w:p>
+          <w:p>
+            <w:pPr>
+              <w:pStyle w:val="ListBullet"/>
+              <w:spacing w:line="240" w:lineRule="auto"/>
+              <w:ind w:left="720"/>
+            </w:pPr>
+            <w:r/>
+            <w:r>
+              <w:rPr>
+                <w:b/>
+              </w:rPr>
+              <w:t>Calendar</w:t>
+            </w:r>
+            <w:r>
+              <w:t xml:space="preserve"> — The calendar grid takes no keyboard focus, so a keyboard user cannot reach an assignment or open its details.</w:t>
+            </w:r>
+            <w:r>
+              <w:t>Major</w:t>
+            </w:r>
+          </w:p>
+          <w:p>
+            <w:pPr>
+              <w:pStyle w:val="ListBullet"/>
+              <w:spacing w:line="240" w:lineRule="auto"/>
+              <w:ind w:left="720"/>
+            </w:pPr>
+            <w:r/>
+            <w:r>
+              <w:rPr>
+                <w:b/>
+              </w:rPr>
+              <w:t>Class Management (standard mode)</w:t>
+            </w:r>
+            <w:r>
+              <w:t xml:space="preserve"> — On the standard Class Management page the assignment row's action menu opens only by mouse, so a keyboard user must switch to the Accessibility Page to start an assignment.</w:t>
+            </w:r>
+            <w:r>
+              <w:t>Minor</w:t>
+            </w:r>
+          </w:p>
+          <w:p>
+            <w:pPr>
+              <w:pStyle w:val="ListBullet"/>
+              <w:spacing w:line="240" w:lineRule="auto"/>
+              <w:ind w:left="720"/>
+            </w:pPr>
+            <w:r/>
+            <w:r>
+              <w:rPr>
+                <w:b/>
+              </w:rPr>
+              <w:t>Class Management (standard mode)</w:t>
+            </w:r>
+            <w:r>
+              <w:t xml:space="preserve"> — The grade-profile link is absent from the tab order but present to a screen reader, so a keyboard user without assistive technology cannot reach it at all.</w:t>
+            </w:r>
+            <w:r>
+              <w:t>Minor</w:t>
             </w:r>
           </w:p>
         </w:tc>
@@ -3413,7 +2602,7 @@
                   <w:color w:val="0000EE"/>
                   <w:u w:val="single"/>
                 </w:rPr>
-                <w:t>2.5.3 Label in Name</w:t>
+                <w:t>2.1.2 No Keyboard Trap</w:t>
               </w:r>
             </w:hyperlink>
             <w:r>
@@ -3427,18 +2616,6 @@
                 <w:b/>
               </w:rPr>
               <w:t>(Level A)</w:t>
-            </w:r>
-            <w:r>
-              <w:rPr>
-                <w:b/>
-              </w:rPr>
-              <w:t xml:space="preserve"> </w:t>
-            </w:r>
-            <w:r>
-              <w:rPr>
-                <w:b/>
-              </w:rPr>
-              <w:t>WCAG 2.1</w:t>
             </w:r>
             <w:r>
               <w:rPr>
@@ -3460,11 +2637,11 @@
         <w:tc>
           <w:tcPr>
             <w:tcW w:type="dxa" w:w="3408"/>
-            <w:shd w:val="clear" w:fill="FDF3E0"/>
+            <w:shd w:val="clear" w:fill="E6F4EC"/>
           </w:tcPr>
           <w:p>
             <w:r>
-              <w:t>Partially Supports</w:t>
+              <w:t>Supports</w:t>
             </w:r>
           </w:p>
         </w:tc>
@@ -3475,30 +2652,7 @@
           <w:p>
             <w:r/>
             <w:r>
-              <w:t>NVDA on Class Management — Accessibility Mode: the Classes and Class Menu selects' accessible names are an instruction sentence; the visible labels "Classes:" / "Class Menu:" are not part of the name.</w:t>
-            </w:r>
-            <w:r>
-              <w:t xml:space="preserve"> </w:t>
-            </w:r>
-          </w:p>
-          <w:p>
-            <w:pPr>
-              <w:pStyle w:val="ListBullet"/>
-              <w:spacing w:line="240" w:lineRule="auto"/>
-              <w:ind w:left="720"/>
-            </w:pPr>
-            <w:r/>
-            <w:r>
-              <w:rPr>
-                <w:b/>
-              </w:rPr>
-              <w:t>Class Management — Accessibility Mode</w:t>
-            </w:r>
-            <w:r>
-              <w:t xml:space="preserve"> — The class selection controls announce an instruction instead of their label, so a screen-reader user learns what a control is for only after moving past it.</w:t>
-            </w:r>
-            <w:r>
-              <w:t>Major</w:t>
+              <w:t>Focus is never trapped — verified on all pages tested.</w:t>
             </w:r>
           </w:p>
         </w:tc>
@@ -3515,7 +2669,7 @@
                   <w:color w:val="0000EE"/>
                   <w:u w:val="single"/>
                 </w:rPr>
-                <w:t>2.5.4 Motion Actuation</w:t>
+                <w:t>2.1.4 Character Key Shortcuts</w:t>
               </w:r>
             </w:hyperlink>
             <w:r>
@@ -3577,25 +2731,7 @@
           <w:p>
             <w:r/>
             <w:r>
-              <w:t xml:space="preserve">No </w:t>
-            </w:r>
-            <w:r>
-              <w:rPr>
-                <w:rFonts w:ascii="Courier" w:hAnsi="Courier"/>
-              </w:rPr>
-              <w:t>devicemotion</w:t>
-            </w:r>
-            <w:r>
-              <w:t xml:space="preserve"> or </w:t>
-            </w:r>
-            <w:r>
-              <w:rPr>
-                <w:rFonts w:ascii="Courier" w:hAnsi="Courier"/>
-              </w:rPr>
-              <w:t>deviceorientation</w:t>
-            </w:r>
-            <w:r>
-              <w:t xml:space="preserve"> use in any readable script, so no functionality is operated by motion.</w:t>
+              <w:t>Every keyboard shortcut this product defines is a modifier chord.</w:t>
             </w:r>
           </w:p>
         </w:tc>
@@ -3612,7 +2748,7 @@
                   <w:color w:val="0000EE"/>
                   <w:u w:val="single"/>
                 </w:rPr>
-                <w:t>3.1.1 Language of Page</w:t>
+                <w:t>2.2.1 Timing Adjustable</w:t>
               </w:r>
             </w:hyperlink>
             <w:r>
@@ -3647,11 +2783,11 @@
         <w:tc>
           <w:tcPr>
             <w:tcW w:type="dxa" w:w="3408"/>
-            <w:shd w:val="clear" w:fill="FDF3E0"/>
+            <w:shd w:val="clear" w:fill="EEF1F4"/>
           </w:tcPr>
           <w:p>
             <w:r>
-              <w:t>Partially Supports</w:t>
+              <w:t>Not Applicable</w:t>
             </w:r>
           </w:p>
         </w:tc>
@@ -3662,51 +2798,7 @@
           <w:p>
             <w:r/>
             <w:r>
-              <w:t xml:space="preserve">Earlier,: three of the fourteen sampled views declare no </w:t>
-            </w:r>
-            <w:r>
-              <w:rPr>
-                <w:rFonts w:ascii="Courier" w:hAnsi="Courier"/>
-              </w:rPr>
-              <w:t>lang</w:t>
-            </w:r>
-            <w:r>
-              <w:t xml:space="preserve"> — Take Assignment (Take Assignment), Sign in (Sign in), the Edit Class popup (Edit Class popup); the other eleven declare </w:t>
-            </w:r>
-            <w:r>
-              <w:rPr>
-                <w:rFonts w:ascii="Courier" w:hAnsi="Courier"/>
-              </w:rPr>
-              <w:t>en</w:t>
-            </w:r>
-            <w:r>
-              <w:t xml:space="preserve"> (probe runs.).</w:t>
-            </w:r>
-            <w:r>
-              <w:t xml:space="preserve"> </w:t>
-            </w:r>
-          </w:p>
-          <w:p>
-            <w:pPr>
-              <w:pStyle w:val="ListBullet"/>
-              <w:spacing w:line="240" w:lineRule="auto"/>
-              <w:ind w:left="720"/>
-            </w:pPr>
-            <w:r/>
-            <w:r>
-              <w:rPr>
-                <w:b/>
-              </w:rPr>
-              <w:t>Take Assignment</w:t>
-            </w:r>
-            <w:r>
-              <w:t xml:space="preserve"> and 3 other pages</w:t>
-            </w:r>
-            <w:r>
-              <w:t xml:space="preserve"> — Four pages declare no language, so a screen reader may pronounce them with the wrong voice.</w:t>
-            </w:r>
-            <w:r>
-              <w:t>Minor</w:t>
+              <w:t>No timeouts encountered.</w:t>
             </w:r>
           </w:p>
         </w:tc>
@@ -3723,7 +2815,7 @@
                   <w:color w:val="0000EE"/>
                   <w:u w:val="single"/>
                 </w:rPr>
-                <w:t>3.2.1 On Focus</w:t>
+                <w:t>2.2.2 Pause, Stop, Hide</w:t>
               </w:r>
             </w:hyperlink>
             <w:r>
@@ -3758,11 +2850,11 @@
         <w:tc>
           <w:tcPr>
             <w:tcW w:type="dxa" w:w="3408"/>
-            <w:shd w:val="clear" w:fill="E6F4EC"/>
+            <w:shd w:val="clear" w:fill="EEF1F4"/>
           </w:tcPr>
           <w:p>
             <w:r>
-              <w:t>Supports</w:t>
+              <w:t>Not Applicable</w:t>
             </w:r>
           </w:p>
         </w:tc>
@@ -3773,7 +2865,7 @@
           <w:p>
             <w:r/>
             <w:r>
-              <w:t>Focus/input does not trigger unexpected context changes — verified on all pages tested.</w:t>
+              <w:t>Nothing moves, blinks, scrolls or updates automatically, so there is nothing to pause, stop or hide.</w:t>
             </w:r>
           </w:p>
         </w:tc>
@@ -3790,7 +2882,7 @@
                   <w:color w:val="0000EE"/>
                   <w:u w:val="single"/>
                 </w:rPr>
-                <w:t>3.2.2 On Input</w:t>
+                <w:t>2.3.1 Three Flashes or Below Threshold</w:t>
               </w:r>
             </w:hyperlink>
             <w:r>
@@ -3825,11 +2917,11 @@
         <w:tc>
           <w:tcPr>
             <w:tcW w:type="dxa" w:w="3408"/>
-            <w:shd w:val="clear" w:fill="E6F4EC"/>
+            <w:shd w:val="clear" w:fill="EEF1F4"/>
           </w:tcPr>
           <w:p>
             <w:r>
-              <w:t>Supports</w:t>
+              <w:t>Not Applicable</w:t>
             </w:r>
           </w:p>
         </w:tc>
@@ -3840,7 +2932,7 @@
           <w:p>
             <w:r/>
             <w:r>
-              <w:t>Focus/input does not trigger unexpected context changes — verified on all pages tested.</w:t>
+              <w:t>No CSS animation, animated image, marquee, blink, canvas, SVG animation or video anywhere in the sample, so nothing can flash.</w:t>
             </w:r>
           </w:p>
         </w:tc>
@@ -3857,7 +2949,7 @@
                   <w:color w:val="0000EE"/>
                   <w:u w:val="single"/>
                 </w:rPr>
-                <w:t>3.2.6 Consistent Help</w:t>
+                <w:t>2.4.1 Bypass Blocks</w:t>
               </w:r>
             </w:hyperlink>
             <w:r>
@@ -3871,18 +2963,6 @@
                 <w:b/>
               </w:rPr>
               <w:t>(Level A)</w:t>
-            </w:r>
-            <w:r>
-              <w:rPr>
-                <w:b/>
-              </w:rPr>
-              <w:t xml:space="preserve"> </w:t>
-            </w:r>
-            <w:r>
-              <w:rPr>
-                <w:b/>
-              </w:rPr>
-              <w:t>WCAG 2.2</w:t>
             </w:r>
             <w:r>
               <w:rPr>
@@ -3904,11 +2984,11 @@
         <w:tc>
           <w:tcPr>
             <w:tcW w:type="dxa" w:w="3408"/>
-            <w:shd w:val="clear" w:fill="E6F4EC"/>
+            <w:shd w:val="clear" w:fill="FCEBED"/>
           </w:tcPr>
           <w:p>
             <w:r>
-              <w:t>Supports</w:t>
+              <w:t>Does Not Support</w:t>
             </w:r>
           </w:p>
         </w:tc>
@@ -3919,7 +2999,39 @@
           <w:p>
             <w:r/>
             <w:r>
-              <w:t>Help appears in a consistent location — verified on all pages tested.</w:t>
+              <w:t>NVDA on Class Management — Accessibility Mode: the section skip links work (focus moves to the next section) and a top-of-page jump point exists, so a bypass mechanism is present in Accessibility Mode; the controls are links by role and confusingly worded.</w:t>
+            </w:r>
+            <w:r>
+              <w:t xml:space="preserve"> </w:t>
+            </w:r>
+          </w:p>
+          <w:p>
+            <w:pPr>
+              <w:pStyle w:val="ListBullet"/>
+              <w:spacing w:line="240" w:lineRule="auto"/>
+              <w:ind w:left="720"/>
+            </w:pPr>
+            <w:r/>
+            <w:r>
+              <w:rPr>
+                <w:b/>
+              </w:rPr>
+              <w:t>Class Management — Accessibility Mode</w:t>
+            </w:r>
+            <w:r>
+              <w:t xml:space="preserve">, </w:t>
+            </w:r>
+            <w:r>
+              <w:rPr>
+                <w:b/>
+              </w:rPr>
+              <w:t>Class Management (standard mode)</w:t>
+            </w:r>
+            <w:r>
+              <w:t xml:space="preserve"> — No page carries headings or landmarks, so a screen-reader user cannot jump between sections and must read or tab through everything in order.</w:t>
+            </w:r>
+            <w:r>
+              <w:t>Major</w:t>
             </w:r>
           </w:p>
         </w:tc>
@@ -3936,7 +3048,7 @@
                   <w:color w:val="0000EE"/>
                   <w:u w:val="single"/>
                 </w:rPr>
-                <w:t>3.3.1 Error Identification</w:t>
+                <w:t>2.4.2 Page Titled</w:t>
               </w:r>
             </w:hyperlink>
             <w:r>
@@ -3971,11 +3083,11 @@
         <w:tc>
           <w:tcPr>
             <w:tcW w:type="dxa" w:w="3408"/>
-            <w:shd w:val="clear" w:fill="FDF3E0"/>
+            <w:shd w:val="clear" w:fill="E6F4EC"/>
           </w:tcPr>
           <w:p>
             <w:r>
-              <w:t>Partially Supports</w:t>
+              <w:t>Supports</w:t>
             </w:r>
           </w:p>
         </w:tc>
@@ -3986,7 +3098,7 @@
           <w:p>
             <w:r/>
             <w:r>
-              <w:t>You have previously used this answer.</w:t>
+              <w:t>Page/view title identifies its purpose — verified on all pages tested.</w:t>
             </w:r>
           </w:p>
         </w:tc>
@@ -4003,7 +3115,7 @@
                   <w:color w:val="0000EE"/>
                   <w:u w:val="single"/>
                 </w:rPr>
-                <w:t>3.3.2 Labels or Instructions</w:t>
+                <w:t>2.4.3 Focus Order</w:t>
               </w:r>
             </w:hyperlink>
             <w:r>
@@ -4053,7 +3165,7 @@
           <w:p>
             <w:r/>
             <w:r>
-              <w:t>The pattern is one mechanism: the application lays its forms out in tables and lets the surrounding table text stand in for a label, so the screen reader announces context rather than a name.</w:t>
+              <w:t>NVDA on Take Assignment: activating a problem link does not move focus into the problem; the vendor's jump-point menu mounts links outside the natural focus path and is itself a hidden tab stop.</w:t>
             </w:r>
             <w:r>
               <w:t xml:space="preserve"> </w:t>
@@ -4070,10 +3182,19 @@
               <w:rPr>
                 <w:b/>
               </w:rPr>
-              <w:t>Take Assignment</w:t>
-            </w:r>
-            <w:r>
-              <w:t xml:space="preserve"> — The formula and number entry area is a plain container rather than a form field, so a screen-reader user is not told it is an input or what it expects.</w:t>
+              <w:t>Class Management — Accessibility Mode</w:t>
+            </w:r>
+            <w:r>
+              <w:t xml:space="preserve">, </w:t>
+            </w:r>
+            <w:r>
+              <w:rPr>
+                <w:b/>
+              </w:rPr>
+              <w:t>Class Management (standard mode)</w:t>
+            </w:r>
+            <w:r>
+              <w:t xml:space="preserve"> — The jump-point shortcuts have no accessible name and appear outside the normal focus path, so a screen-reader user cannot tell what they do or reach them predictably.</w:t>
             </w:r>
             <w:r>
               <w:t>Major</w:t>
@@ -4090,10 +3211,10 @@
               <w:rPr>
                 <w:b/>
               </w:rPr>
-              <w:t>Calendar</w:t>
-            </w:r>
-            <w:r>
-              <w:t xml:space="preserve"> — The event detail fields are unlabelled, and read-only dates are presented as editable date pickers, so a screen-reader user is invited to change information they cannot change.</w:t>
+              <w:t>Take Assignment</w:t>
+            </w:r>
+            <w:r>
+              <w:t xml:space="preserve"> — Activating a problem does not move focus to it and no heading marks it, so a screen-reader user has no way to reach the problem they just opened.</w:t>
             </w:r>
             <w:r>
               <w:t>Major</w:t>
@@ -4110,10 +3231,10 @@
               <w:rPr>
                 <w:b/>
               </w:rPr>
-              <w:t>Edit Class popup</w:t>
-            </w:r>
-            <w:r>
-              <w:t xml:space="preserve"> — The popup form fields are not associated with their captions, so a screen-reader user is not told what each field expects.</w:t>
+              <w:t>Take Assignment</w:t>
+            </w:r>
+            <w:r>
+              <w:t xml:space="preserve"> — The formula and number entry area is a plain container rather than a form field, so a screen-reader user is not told it is an input or what it expects.</w:t>
             </w:r>
             <w:r>
               <w:t>Major</w:t>
@@ -4130,13 +3251,33 @@
               <w:rPr>
                 <w:b/>
               </w:rPr>
-              <w:t>Password reset</w:t>
-            </w:r>
-            <w:r>
-              <w:t xml:space="preserve"> — The password reset field has no label of its own, so a screen-reader user must infer what to type from the surrounding table.</w:t>
-            </w:r>
-            <w:r>
-              <w:t>Minor</w:t>
+              <w:t>Take Assignment</w:t>
+            </w:r>
+            <w:r>
+              <w:t xml:space="preserve"> — A requested hint is inserted below the reading position without announcement, so a screen-reader user is not told the help they asked for has arrived.</w:t>
+            </w:r>
+            <w:r>
+              <w:t>Major</w:t>
+            </w:r>
+          </w:p>
+          <w:p>
+            <w:pPr>
+              <w:pStyle w:val="ListBullet"/>
+              <w:spacing w:line="240" w:lineRule="auto"/>
+              <w:ind w:left="720"/>
+            </w:pPr>
+            <w:r/>
+            <w:r>
+              <w:rPr>
+                <w:b/>
+              </w:rPr>
+              <w:t>Calendar</w:t>
+            </w:r>
+            <w:r>
+              <w:t xml:space="preserve"> — Opening an event and changing the month are not announced, so a screen-reader user is not told the page has changed.</w:t>
+            </w:r>
+            <w:r>
+              <w:t>Major</w:t>
             </w:r>
           </w:p>
         </w:tc>
@@ -4153,7 +3294,7 @@
                   <w:color w:val="0000EE"/>
                   <w:u w:val="single"/>
                 </w:rPr>
-                <w:t>3.3.7 Redundant Entry</w:t>
+                <w:t>2.4.4 Link Purpose (In Context)</w:t>
               </w:r>
             </w:hyperlink>
             <w:r>
@@ -4167,18 +3308,6 @@
                 <w:b/>
               </w:rPr>
               <w:t>(Level A)</w:t>
-            </w:r>
-            <w:r>
-              <w:rPr>
-                <w:b/>
-              </w:rPr>
-              <w:t xml:space="preserve"> </w:t>
-            </w:r>
-            <w:r>
-              <w:rPr>
-                <w:b/>
-              </w:rPr>
-              <w:t>WCAG 2.2</w:t>
             </w:r>
             <w:r>
               <w:rPr>
@@ -4200,11 +3329,11 @@
         <w:tc>
           <w:tcPr>
             <w:tcW w:type="dxa" w:w="3408"/>
-            <w:shd w:val="clear" w:fill="E6F4EC"/>
+            <w:shd w:val="clear" w:fill="FDF3E0"/>
           </w:tcPr>
           <w:p>
             <w:r>
-              <w:t>Supports</w:t>
+              <w:t>Partially Supports</w:t>
             </w:r>
           </w:p>
         </w:tc>
@@ -4215,7 +3344,97 @@
           <w:p>
             <w:r/>
             <w:r>
-              <w:t>Previously entered information is not demanded again — verified on 7 of the 10 pages tested.</w:t>
+              <w:t xml:space="preserve">Link purpose on Take Assignment and the remaining views still to be walked.: the grade report's 22 </w:t>
+            </w:r>
+            <w:r>
+              <w:rPr>
+                <w:rFonts w:ascii="Courier" w:hAnsi="Courier"/>
+              </w:rPr>
+              <w:t>[?]</w:t>
+            </w:r>
+            <w:r>
+              <w:t xml:space="preserve"> help links have </w:t>
+            </w:r>
+            <w:r>
+              <w:rPr>
+                <w:rFonts w:ascii="Courier" w:hAnsi="Courier"/>
+              </w:rPr>
+              <w:t>[?]</w:t>
+            </w:r>
+            <w:r>
+              <w:t xml:space="preserve"> as their entire text, no title and no aria-label, so the accessible name is empty and NVDA announces only "Visited Link".</w:t>
+            </w:r>
+            <w:r>
+              <w:t xml:space="preserve"> </w:t>
+            </w:r>
+          </w:p>
+          <w:p>
+            <w:pPr>
+              <w:pStyle w:val="ListBullet"/>
+              <w:spacing w:line="240" w:lineRule="auto"/>
+              <w:ind w:left="720"/>
+            </w:pPr>
+            <w:r/>
+            <w:r>
+              <w:rPr>
+                <w:b/>
+              </w:rPr>
+              <w:t>View Grade Report</w:t>
+            </w:r>
+            <w:r>
+              <w:t xml:space="preserve"> — The grade report's help links contain only punctuation, so a screen-reader user hears 22 anonymous links and cannot tell what help any of them offers.</w:t>
+            </w:r>
+            <w:r>
+              <w:t>Major</w:t>
+            </w:r>
+          </w:p>
+          <w:p>
+            <w:pPr>
+              <w:pStyle w:val="ListBullet"/>
+              <w:spacing w:line="240" w:lineRule="auto"/>
+              <w:ind w:left="720"/>
+            </w:pPr>
+            <w:r/>
+            <w:r>
+              <w:rPr>
+                <w:b/>
+              </w:rPr>
+              <w:t>Sign in</w:t>
+            </w:r>
+            <w:r>
+              <w:t xml:space="preserve">, </w:t>
+            </w:r>
+            <w:r>
+              <w:rPr>
+                <w:b/>
+              </w:rPr>
+              <w:t>Password reset</w:t>
+            </w:r>
+            <w:r>
+              <w:t xml:space="preserve"> — The logo link on the sign-in and password reset pages has no accessible name, so a screen-reader user meets a link that says nothing about where it leads.</w:t>
+            </w:r>
+            <w:r>
+              <w:t>Minor</w:t>
+            </w:r>
+          </w:p>
+          <w:p>
+            <w:pPr>
+              <w:pStyle w:val="ListBullet"/>
+              <w:spacing w:line="240" w:lineRule="auto"/>
+              <w:ind w:left="720"/>
+            </w:pPr>
+            <w:r/>
+            <w:r>
+              <w:rPr>
+                <w:b/>
+              </w:rPr>
+              <w:t>Class Management — Accessibility Mode</w:t>
+            </w:r>
+            <w:r>
+              <w:t xml:space="preserve"> — The skip links are announced as links whose text names no destination, so a screen-reader user cannot tell where they lead.</w:t>
+            </w:r>
+            <w:r>
+              <w:t>Minor</w:t>
             </w:r>
           </w:p>
         </w:tc>
@@ -4227,6 +3446,983 @@
           </w:tcPr>
           <w:p>
             <w:hyperlink r:id="rId41">
+              <w:r>
+                <w:rPr>
+                  <w:color w:val="0000EE"/>
+                  <w:u w:val="single"/>
+                </w:rPr>
+                <w:t>2.5.1 Pointer Gestures</w:t>
+              </w:r>
+            </w:hyperlink>
+            <w:r>
+              <w:rPr>
+                <w:b/>
+              </w:rPr>
+              <w:t xml:space="preserve"> </w:t>
+            </w:r>
+            <w:r>
+              <w:rPr>
+                <w:b/>
+              </w:rPr>
+              <w:t>(Level A)</w:t>
+            </w:r>
+            <w:r>
+              <w:rPr>
+                <w:b/>
+              </w:rPr>
+              <w:t xml:space="preserve"> </w:t>
+            </w:r>
+            <w:r>
+              <w:rPr>
+                <w:b/>
+              </w:rPr>
+              <w:t>WCAG 2.1</w:t>
+            </w:r>
+            <w:r>
+              <w:rPr>
+                <w:b/>
+              </w:rPr>
+              <w:t xml:space="preserve"> </w:t>
+            </w:r>
+            <w:hyperlink r:id="rId41">
+              <w:r>
+                <w:rPr>
+                  <w:color w:val="0000EE"/>
+                  <w:u w:val="single"/>
+                </w:rPr>
+                <w:t>Understanding</w:t>
+              </w:r>
+            </w:hyperlink>
+          </w:p>
+        </w:tc>
+        <w:tc>
+          <w:tcPr>
+            <w:tcW w:type="dxa" w:w="3408"/>
+            <w:shd w:val="clear" w:fill="E6F4EC"/>
+          </w:tcPr>
+          <w:p>
+            <w:r>
+              <w:t>Supports</w:t>
+            </w:r>
+          </w:p>
+        </w:tc>
+        <w:tc>
+          <w:tcPr>
+            <w:tcW w:type="dxa" w:w="3408"/>
+          </w:tcPr>
+          <w:p>
+            <w:r/>
+            <w:r>
+              <w:t>Dragging and multipoint/path gestures have single-pointer, non-drag alternatives — verified on 1 of the 10 pages tested.</w:t>
+            </w:r>
+          </w:p>
+        </w:tc>
+      </w:tr>
+      <w:tr>
+        <w:tc>
+          <w:tcPr>
+            <w:tcW w:type="dxa" w:w="3408"/>
+          </w:tcPr>
+          <w:p>
+            <w:hyperlink r:id="rId42">
+              <w:r>
+                <w:rPr>
+                  <w:color w:val="0000EE"/>
+                  <w:u w:val="single"/>
+                </w:rPr>
+                <w:t>2.5.2 Pointer Cancellation</w:t>
+              </w:r>
+            </w:hyperlink>
+            <w:r>
+              <w:rPr>
+                <w:b/>
+              </w:rPr>
+              <w:t xml:space="preserve"> </w:t>
+            </w:r>
+            <w:r>
+              <w:rPr>
+                <w:b/>
+              </w:rPr>
+              <w:t>(Level A)</w:t>
+            </w:r>
+            <w:r>
+              <w:rPr>
+                <w:b/>
+              </w:rPr>
+              <w:t xml:space="preserve"> </w:t>
+            </w:r>
+            <w:r>
+              <w:rPr>
+                <w:b/>
+              </w:rPr>
+              <w:t>WCAG 2.1</w:t>
+            </w:r>
+            <w:r>
+              <w:rPr>
+                <w:b/>
+              </w:rPr>
+              <w:t xml:space="preserve"> </w:t>
+            </w:r>
+            <w:hyperlink r:id="rId42">
+              <w:r>
+                <w:rPr>
+                  <w:color w:val="0000EE"/>
+                  <w:u w:val="single"/>
+                </w:rPr>
+                <w:t>Understanding</w:t>
+              </w:r>
+            </w:hyperlink>
+          </w:p>
+        </w:tc>
+        <w:tc>
+          <w:tcPr>
+            <w:tcW w:type="dxa" w:w="3408"/>
+            <w:shd w:val="clear" w:fill="E6F4EC"/>
+          </w:tcPr>
+          <w:p>
+            <w:r>
+              <w:t>Supports</w:t>
+            </w:r>
+          </w:p>
+        </w:tc>
+        <w:tc>
+          <w:tcPr>
+            <w:tcW w:type="dxa" w:w="3408"/>
+          </w:tcPr>
+          <w:p>
+            <w:r/>
+            <w:r>
+              <w:t>Pointer actions can be cancelled — verified on all pages tested.</w:t>
+            </w:r>
+          </w:p>
+        </w:tc>
+      </w:tr>
+      <w:tr>
+        <w:tc>
+          <w:tcPr>
+            <w:tcW w:type="dxa" w:w="3408"/>
+          </w:tcPr>
+          <w:p>
+            <w:hyperlink r:id="rId43">
+              <w:r>
+                <w:rPr>
+                  <w:color w:val="0000EE"/>
+                  <w:u w:val="single"/>
+                </w:rPr>
+                <w:t>2.5.3 Label in Name</w:t>
+              </w:r>
+            </w:hyperlink>
+            <w:r>
+              <w:rPr>
+                <w:b/>
+              </w:rPr>
+              <w:t xml:space="preserve"> </w:t>
+            </w:r>
+            <w:r>
+              <w:rPr>
+                <w:b/>
+              </w:rPr>
+              <w:t>(Level A)</w:t>
+            </w:r>
+            <w:r>
+              <w:rPr>
+                <w:b/>
+              </w:rPr>
+              <w:t xml:space="preserve"> </w:t>
+            </w:r>
+            <w:r>
+              <w:rPr>
+                <w:b/>
+              </w:rPr>
+              <w:t>WCAG 2.1</w:t>
+            </w:r>
+            <w:r>
+              <w:rPr>
+                <w:b/>
+              </w:rPr>
+              <w:t xml:space="preserve"> </w:t>
+            </w:r>
+            <w:hyperlink r:id="rId43">
+              <w:r>
+                <w:rPr>
+                  <w:color w:val="0000EE"/>
+                  <w:u w:val="single"/>
+                </w:rPr>
+                <w:t>Understanding</w:t>
+              </w:r>
+            </w:hyperlink>
+          </w:p>
+        </w:tc>
+        <w:tc>
+          <w:tcPr>
+            <w:tcW w:type="dxa" w:w="3408"/>
+            <w:shd w:val="clear" w:fill="FDF3E0"/>
+          </w:tcPr>
+          <w:p>
+            <w:r>
+              <w:t>Partially Supports</w:t>
+            </w:r>
+          </w:p>
+        </w:tc>
+        <w:tc>
+          <w:tcPr>
+            <w:tcW w:type="dxa" w:w="3408"/>
+          </w:tcPr>
+          <w:p>
+            <w:r/>
+            <w:r>
+              <w:t>NVDA on Class Management — Accessibility Mode: the Classes and Class Menu selects' accessible names are an instruction sentence; the visible labels "Classes:" / "Class Menu:" are not part of the name.</w:t>
+            </w:r>
+            <w:r>
+              <w:t xml:space="preserve"> </w:t>
+            </w:r>
+          </w:p>
+          <w:p>
+            <w:pPr>
+              <w:pStyle w:val="ListBullet"/>
+              <w:spacing w:line="240" w:lineRule="auto"/>
+              <w:ind w:left="720"/>
+            </w:pPr>
+            <w:r/>
+            <w:r>
+              <w:rPr>
+                <w:b/>
+              </w:rPr>
+              <w:t>Class Management — Accessibility Mode</w:t>
+            </w:r>
+            <w:r>
+              <w:t xml:space="preserve"> — The class selection controls announce an instruction instead of their label, so a screen-reader user learns what a control is for only after moving past it.</w:t>
+            </w:r>
+            <w:r>
+              <w:t>Major</w:t>
+            </w:r>
+          </w:p>
+        </w:tc>
+      </w:tr>
+      <w:tr>
+        <w:tc>
+          <w:tcPr>
+            <w:tcW w:type="dxa" w:w="3408"/>
+          </w:tcPr>
+          <w:p>
+            <w:hyperlink r:id="rId44">
+              <w:r>
+                <w:rPr>
+                  <w:color w:val="0000EE"/>
+                  <w:u w:val="single"/>
+                </w:rPr>
+                <w:t>2.5.4 Motion Actuation</w:t>
+              </w:r>
+            </w:hyperlink>
+            <w:r>
+              <w:rPr>
+                <w:b/>
+              </w:rPr>
+              <w:t xml:space="preserve"> </w:t>
+            </w:r>
+            <w:r>
+              <w:rPr>
+                <w:b/>
+              </w:rPr>
+              <w:t>(Level A)</w:t>
+            </w:r>
+            <w:r>
+              <w:rPr>
+                <w:b/>
+              </w:rPr>
+              <w:t xml:space="preserve"> </w:t>
+            </w:r>
+            <w:r>
+              <w:rPr>
+                <w:b/>
+              </w:rPr>
+              <w:t>WCAG 2.1</w:t>
+            </w:r>
+            <w:r>
+              <w:rPr>
+                <w:b/>
+              </w:rPr>
+              <w:t xml:space="preserve"> </w:t>
+            </w:r>
+            <w:hyperlink r:id="rId44">
+              <w:r>
+                <w:rPr>
+                  <w:color w:val="0000EE"/>
+                  <w:u w:val="single"/>
+                </w:rPr>
+                <w:t>Understanding</w:t>
+              </w:r>
+            </w:hyperlink>
+          </w:p>
+        </w:tc>
+        <w:tc>
+          <w:tcPr>
+            <w:tcW w:type="dxa" w:w="3408"/>
+            <w:shd w:val="clear" w:fill="EEF1F4"/>
+          </w:tcPr>
+          <w:p>
+            <w:r>
+              <w:t>Not Applicable</w:t>
+            </w:r>
+          </w:p>
+        </w:tc>
+        <w:tc>
+          <w:tcPr>
+            <w:tcW w:type="dxa" w:w="3408"/>
+          </w:tcPr>
+          <w:p>
+            <w:r/>
+            <w:r>
+              <w:t xml:space="preserve">No </w:t>
+            </w:r>
+            <w:r>
+              <w:rPr>
+                <w:rFonts w:ascii="Courier" w:hAnsi="Courier"/>
+              </w:rPr>
+              <w:t>devicemotion</w:t>
+            </w:r>
+            <w:r>
+              <w:t xml:space="preserve"> or </w:t>
+            </w:r>
+            <w:r>
+              <w:rPr>
+                <w:rFonts w:ascii="Courier" w:hAnsi="Courier"/>
+              </w:rPr>
+              <w:t>deviceorientation</w:t>
+            </w:r>
+            <w:r>
+              <w:t xml:space="preserve"> use in any readable script, so no functionality is operated by motion.</w:t>
+            </w:r>
+          </w:p>
+        </w:tc>
+      </w:tr>
+      <w:tr>
+        <w:tc>
+          <w:tcPr>
+            <w:tcW w:type="dxa" w:w="3408"/>
+          </w:tcPr>
+          <w:p>
+            <w:hyperlink r:id="rId45">
+              <w:r>
+                <w:rPr>
+                  <w:color w:val="0000EE"/>
+                  <w:u w:val="single"/>
+                </w:rPr>
+                <w:t>3.1.1 Language of Page</w:t>
+              </w:r>
+            </w:hyperlink>
+            <w:r>
+              <w:rPr>
+                <w:b/>
+              </w:rPr>
+              <w:t xml:space="preserve"> </w:t>
+            </w:r>
+            <w:r>
+              <w:rPr>
+                <w:b/>
+              </w:rPr>
+              <w:t>(Level A)</w:t>
+            </w:r>
+            <w:r>
+              <w:rPr>
+                <w:b/>
+              </w:rPr>
+              <w:t xml:space="preserve"> </w:t>
+            </w:r>
+            <w:hyperlink r:id="rId45">
+              <w:r>
+                <w:rPr>
+                  <w:color w:val="0000EE"/>
+                  <w:u w:val="single"/>
+                </w:rPr>
+                <w:t>Understanding</w:t>
+              </w:r>
+            </w:hyperlink>
+          </w:p>
+        </w:tc>
+        <w:tc>
+          <w:tcPr>
+            <w:tcW w:type="dxa" w:w="3408"/>
+            <w:shd w:val="clear" w:fill="FDF3E0"/>
+          </w:tcPr>
+          <w:p>
+            <w:r>
+              <w:t>Partially Supports</w:t>
+            </w:r>
+          </w:p>
+        </w:tc>
+        <w:tc>
+          <w:tcPr>
+            <w:tcW w:type="dxa" w:w="3408"/>
+          </w:tcPr>
+          <w:p>
+            <w:r/>
+            <w:r>
+              <w:t xml:space="preserve">Earlier,: three of the fourteen sampled views declare no </w:t>
+            </w:r>
+            <w:r>
+              <w:rPr>
+                <w:rFonts w:ascii="Courier" w:hAnsi="Courier"/>
+              </w:rPr>
+              <w:t>lang</w:t>
+            </w:r>
+            <w:r>
+              <w:t xml:space="preserve"> — Take Assignment (Take Assignment), Sign in (Sign in), the Edit Class popup (Edit Class popup); the other eleven declare </w:t>
+            </w:r>
+            <w:r>
+              <w:rPr>
+                <w:rFonts w:ascii="Courier" w:hAnsi="Courier"/>
+              </w:rPr>
+              <w:t>en</w:t>
+            </w:r>
+            <w:r>
+              <w:t xml:space="preserve"> (probe runs.).</w:t>
+            </w:r>
+            <w:r>
+              <w:t xml:space="preserve"> </w:t>
+            </w:r>
+          </w:p>
+          <w:p>
+            <w:pPr>
+              <w:pStyle w:val="ListBullet"/>
+              <w:spacing w:line="240" w:lineRule="auto"/>
+              <w:ind w:left="720"/>
+            </w:pPr>
+            <w:r/>
+            <w:r>
+              <w:rPr>
+                <w:b/>
+              </w:rPr>
+              <w:t>Take Assignment</w:t>
+            </w:r>
+            <w:r>
+              <w:t xml:space="preserve"> and 3 other pages</w:t>
+            </w:r>
+            <w:r>
+              <w:t xml:space="preserve"> — Four pages declare no language, so a screen reader may pronounce them with the wrong voice.</w:t>
+            </w:r>
+            <w:r>
+              <w:t>Minor</w:t>
+            </w:r>
+          </w:p>
+        </w:tc>
+      </w:tr>
+      <w:tr>
+        <w:tc>
+          <w:tcPr>
+            <w:tcW w:type="dxa" w:w="3408"/>
+          </w:tcPr>
+          <w:p>
+            <w:hyperlink r:id="rId46">
+              <w:r>
+                <w:rPr>
+                  <w:color w:val="0000EE"/>
+                  <w:u w:val="single"/>
+                </w:rPr>
+                <w:t>3.2.1 On Focus</w:t>
+              </w:r>
+            </w:hyperlink>
+            <w:r>
+              <w:rPr>
+                <w:b/>
+              </w:rPr>
+              <w:t xml:space="preserve"> </w:t>
+            </w:r>
+            <w:r>
+              <w:rPr>
+                <w:b/>
+              </w:rPr>
+              <w:t>(Level A)</w:t>
+            </w:r>
+            <w:r>
+              <w:rPr>
+                <w:b/>
+              </w:rPr>
+              <w:t xml:space="preserve"> </w:t>
+            </w:r>
+            <w:hyperlink r:id="rId46">
+              <w:r>
+                <w:rPr>
+                  <w:color w:val="0000EE"/>
+                  <w:u w:val="single"/>
+                </w:rPr>
+                <w:t>Understanding</w:t>
+              </w:r>
+            </w:hyperlink>
+          </w:p>
+        </w:tc>
+        <w:tc>
+          <w:tcPr>
+            <w:tcW w:type="dxa" w:w="3408"/>
+            <w:shd w:val="clear" w:fill="E6F4EC"/>
+          </w:tcPr>
+          <w:p>
+            <w:r>
+              <w:t>Supports</w:t>
+            </w:r>
+          </w:p>
+        </w:tc>
+        <w:tc>
+          <w:tcPr>
+            <w:tcW w:type="dxa" w:w="3408"/>
+          </w:tcPr>
+          <w:p>
+            <w:r/>
+            <w:r>
+              <w:t>Focus/input does not trigger unexpected context changes — verified on all pages tested.</w:t>
+            </w:r>
+          </w:p>
+        </w:tc>
+      </w:tr>
+      <w:tr>
+        <w:tc>
+          <w:tcPr>
+            <w:tcW w:type="dxa" w:w="3408"/>
+          </w:tcPr>
+          <w:p>
+            <w:hyperlink r:id="rId47">
+              <w:r>
+                <w:rPr>
+                  <w:color w:val="0000EE"/>
+                  <w:u w:val="single"/>
+                </w:rPr>
+                <w:t>3.2.2 On Input</w:t>
+              </w:r>
+            </w:hyperlink>
+            <w:r>
+              <w:rPr>
+                <w:b/>
+              </w:rPr>
+              <w:t xml:space="preserve"> </w:t>
+            </w:r>
+            <w:r>
+              <w:rPr>
+                <w:b/>
+              </w:rPr>
+              <w:t>(Level A)</w:t>
+            </w:r>
+            <w:r>
+              <w:rPr>
+                <w:b/>
+              </w:rPr>
+              <w:t xml:space="preserve"> </w:t>
+            </w:r>
+            <w:hyperlink r:id="rId47">
+              <w:r>
+                <w:rPr>
+                  <w:color w:val="0000EE"/>
+                  <w:u w:val="single"/>
+                </w:rPr>
+                <w:t>Understanding</w:t>
+              </w:r>
+            </w:hyperlink>
+          </w:p>
+        </w:tc>
+        <w:tc>
+          <w:tcPr>
+            <w:tcW w:type="dxa" w:w="3408"/>
+            <w:shd w:val="clear" w:fill="E6F4EC"/>
+          </w:tcPr>
+          <w:p>
+            <w:r>
+              <w:t>Supports</w:t>
+            </w:r>
+          </w:p>
+        </w:tc>
+        <w:tc>
+          <w:tcPr>
+            <w:tcW w:type="dxa" w:w="3408"/>
+          </w:tcPr>
+          <w:p>
+            <w:r/>
+            <w:r>
+              <w:t>Focus/input does not trigger unexpected context changes — verified on all pages tested.</w:t>
+            </w:r>
+          </w:p>
+        </w:tc>
+      </w:tr>
+      <w:tr>
+        <w:tc>
+          <w:tcPr>
+            <w:tcW w:type="dxa" w:w="3408"/>
+          </w:tcPr>
+          <w:p>
+            <w:hyperlink r:id="rId48">
+              <w:r>
+                <w:rPr>
+                  <w:color w:val="0000EE"/>
+                  <w:u w:val="single"/>
+                </w:rPr>
+                <w:t>3.2.6 Consistent Help</w:t>
+              </w:r>
+            </w:hyperlink>
+            <w:r>
+              <w:rPr>
+                <w:b/>
+              </w:rPr>
+              <w:t xml:space="preserve"> </w:t>
+            </w:r>
+            <w:r>
+              <w:rPr>
+                <w:b/>
+              </w:rPr>
+              <w:t>(Level A)</w:t>
+            </w:r>
+            <w:r>
+              <w:rPr>
+                <w:b/>
+              </w:rPr>
+              <w:t xml:space="preserve"> </w:t>
+            </w:r>
+            <w:r>
+              <w:rPr>
+                <w:b/>
+              </w:rPr>
+              <w:t>WCAG 2.2</w:t>
+            </w:r>
+            <w:r>
+              <w:rPr>
+                <w:b/>
+              </w:rPr>
+              <w:t xml:space="preserve"> </w:t>
+            </w:r>
+            <w:hyperlink r:id="rId48">
+              <w:r>
+                <w:rPr>
+                  <w:color w:val="0000EE"/>
+                  <w:u w:val="single"/>
+                </w:rPr>
+                <w:t>Understanding</w:t>
+              </w:r>
+            </w:hyperlink>
+          </w:p>
+        </w:tc>
+        <w:tc>
+          <w:tcPr>
+            <w:tcW w:type="dxa" w:w="3408"/>
+            <w:shd w:val="clear" w:fill="E6F4EC"/>
+          </w:tcPr>
+          <w:p>
+            <w:r>
+              <w:t>Supports</w:t>
+            </w:r>
+          </w:p>
+        </w:tc>
+        <w:tc>
+          <w:tcPr>
+            <w:tcW w:type="dxa" w:w="3408"/>
+          </w:tcPr>
+          <w:p>
+            <w:r/>
+            <w:r>
+              <w:t>Help appears in a consistent location — verified on all pages tested.</w:t>
+            </w:r>
+          </w:p>
+        </w:tc>
+      </w:tr>
+      <w:tr>
+        <w:tc>
+          <w:tcPr>
+            <w:tcW w:type="dxa" w:w="3408"/>
+          </w:tcPr>
+          <w:p>
+            <w:hyperlink r:id="rId49">
+              <w:r>
+                <w:rPr>
+                  <w:color w:val="0000EE"/>
+                  <w:u w:val="single"/>
+                </w:rPr>
+                <w:t>3.3.1 Error Identification</w:t>
+              </w:r>
+            </w:hyperlink>
+            <w:r>
+              <w:rPr>
+                <w:b/>
+              </w:rPr>
+              <w:t xml:space="preserve"> </w:t>
+            </w:r>
+            <w:r>
+              <w:rPr>
+                <w:b/>
+              </w:rPr>
+              <w:t>(Level A)</w:t>
+            </w:r>
+            <w:r>
+              <w:rPr>
+                <w:b/>
+              </w:rPr>
+              <w:t xml:space="preserve"> </w:t>
+            </w:r>
+            <w:hyperlink r:id="rId49">
+              <w:r>
+                <w:rPr>
+                  <w:color w:val="0000EE"/>
+                  <w:u w:val="single"/>
+                </w:rPr>
+                <w:t>Understanding</w:t>
+              </w:r>
+            </w:hyperlink>
+          </w:p>
+        </w:tc>
+        <w:tc>
+          <w:tcPr>
+            <w:tcW w:type="dxa" w:w="3408"/>
+            <w:shd w:val="clear" w:fill="FDF3E0"/>
+          </w:tcPr>
+          <w:p>
+            <w:r>
+              <w:t>Partially Supports</w:t>
+            </w:r>
+          </w:p>
+        </w:tc>
+        <w:tc>
+          <w:tcPr>
+            <w:tcW w:type="dxa" w:w="3408"/>
+          </w:tcPr>
+          <w:p>
+            <w:r/>
+            <w:r>
+              <w:t>You have previously used this answer.</w:t>
+            </w:r>
+          </w:p>
+        </w:tc>
+      </w:tr>
+      <w:tr>
+        <w:tc>
+          <w:tcPr>
+            <w:tcW w:type="dxa" w:w="3408"/>
+          </w:tcPr>
+          <w:p>
+            <w:hyperlink r:id="rId50">
+              <w:r>
+                <w:rPr>
+                  <w:color w:val="0000EE"/>
+                  <w:u w:val="single"/>
+                </w:rPr>
+                <w:t>3.3.2 Labels or Instructions</w:t>
+              </w:r>
+            </w:hyperlink>
+            <w:r>
+              <w:rPr>
+                <w:b/>
+              </w:rPr>
+              <w:t xml:space="preserve"> </w:t>
+            </w:r>
+            <w:r>
+              <w:rPr>
+                <w:b/>
+              </w:rPr>
+              <w:t>(Level A)</w:t>
+            </w:r>
+            <w:r>
+              <w:rPr>
+                <w:b/>
+              </w:rPr>
+              <w:t xml:space="preserve"> </w:t>
+            </w:r>
+            <w:hyperlink r:id="rId50">
+              <w:r>
+                <w:rPr>
+                  <w:color w:val="0000EE"/>
+                  <w:u w:val="single"/>
+                </w:rPr>
+                <w:t>Understanding</w:t>
+              </w:r>
+            </w:hyperlink>
+          </w:p>
+        </w:tc>
+        <w:tc>
+          <w:tcPr>
+            <w:tcW w:type="dxa" w:w="3408"/>
+            <w:shd w:val="clear" w:fill="FDF3E0"/>
+          </w:tcPr>
+          <w:p>
+            <w:r>
+              <w:t>Partially Supports</w:t>
+            </w:r>
+          </w:p>
+        </w:tc>
+        <w:tc>
+          <w:tcPr>
+            <w:tcW w:type="dxa" w:w="3408"/>
+          </w:tcPr>
+          <w:p>
+            <w:r/>
+            <w:r>
+              <w:t>The pattern is one mechanism: the application lays its forms out in tables and lets the surrounding table text stand in for a label, so the screen reader announces context rather than a name.</w:t>
+            </w:r>
+            <w:r>
+              <w:t xml:space="preserve"> </w:t>
+            </w:r>
+          </w:p>
+          <w:p>
+            <w:pPr>
+              <w:pStyle w:val="ListBullet"/>
+              <w:spacing w:line="240" w:lineRule="auto"/>
+              <w:ind w:left="720"/>
+            </w:pPr>
+            <w:r/>
+            <w:r>
+              <w:rPr>
+                <w:b/>
+              </w:rPr>
+              <w:t>Take Assignment</w:t>
+            </w:r>
+            <w:r>
+              <w:t xml:space="preserve"> — The formula and number entry area is a plain container rather than a form field, so a screen-reader user is not told it is an input or what it expects.</w:t>
+            </w:r>
+            <w:r>
+              <w:t>Major</w:t>
+            </w:r>
+          </w:p>
+          <w:p>
+            <w:pPr>
+              <w:pStyle w:val="ListBullet"/>
+              <w:spacing w:line="240" w:lineRule="auto"/>
+              <w:ind w:left="720"/>
+            </w:pPr>
+            <w:r/>
+            <w:r>
+              <w:rPr>
+                <w:b/>
+              </w:rPr>
+              <w:t>Calendar</w:t>
+            </w:r>
+            <w:r>
+              <w:t xml:space="preserve"> — The event detail fields are unlabelled, and read-only dates are presented as editable date pickers, so a screen-reader user is invited to change information they cannot change.</w:t>
+            </w:r>
+            <w:r>
+              <w:t>Major</w:t>
+            </w:r>
+          </w:p>
+          <w:p>
+            <w:pPr>
+              <w:pStyle w:val="ListBullet"/>
+              <w:spacing w:line="240" w:lineRule="auto"/>
+              <w:ind w:left="720"/>
+            </w:pPr>
+            <w:r/>
+            <w:r>
+              <w:rPr>
+                <w:b/>
+              </w:rPr>
+              <w:t>Edit Class popup</w:t>
+            </w:r>
+            <w:r>
+              <w:t xml:space="preserve"> — The popup form fields are not associated with their captions, so a screen-reader user is not told what each field expects.</w:t>
+            </w:r>
+            <w:r>
+              <w:t>Major</w:t>
+            </w:r>
+          </w:p>
+          <w:p>
+            <w:pPr>
+              <w:pStyle w:val="ListBullet"/>
+              <w:spacing w:line="240" w:lineRule="auto"/>
+              <w:ind w:left="720"/>
+            </w:pPr>
+            <w:r/>
+            <w:r>
+              <w:rPr>
+                <w:b/>
+              </w:rPr>
+              <w:t>Password reset</w:t>
+            </w:r>
+            <w:r>
+              <w:t xml:space="preserve"> — The password reset field has no label of its own, so a screen-reader user must infer what to type from the surrounding table.</w:t>
+            </w:r>
+            <w:r>
+              <w:t>Minor</w:t>
+            </w:r>
+          </w:p>
+        </w:tc>
+      </w:tr>
+      <w:tr>
+        <w:tc>
+          <w:tcPr>
+            <w:tcW w:type="dxa" w:w="3408"/>
+          </w:tcPr>
+          <w:p>
+            <w:hyperlink r:id="rId51">
+              <w:r>
+                <w:rPr>
+                  <w:color w:val="0000EE"/>
+                  <w:u w:val="single"/>
+                </w:rPr>
+                <w:t>3.3.7 Redundant Entry</w:t>
+              </w:r>
+            </w:hyperlink>
+            <w:r>
+              <w:rPr>
+                <w:b/>
+              </w:rPr>
+              <w:t xml:space="preserve"> </w:t>
+            </w:r>
+            <w:r>
+              <w:rPr>
+                <w:b/>
+              </w:rPr>
+              <w:t>(Level A)</w:t>
+            </w:r>
+            <w:r>
+              <w:rPr>
+                <w:b/>
+              </w:rPr>
+              <w:t xml:space="preserve"> </w:t>
+            </w:r>
+            <w:r>
+              <w:rPr>
+                <w:b/>
+              </w:rPr>
+              <w:t>WCAG 2.2</w:t>
+            </w:r>
+            <w:r>
+              <w:rPr>
+                <w:b/>
+              </w:rPr>
+              <w:t xml:space="preserve"> </w:t>
+            </w:r>
+            <w:hyperlink r:id="rId51">
+              <w:r>
+                <w:rPr>
+                  <w:color w:val="0000EE"/>
+                  <w:u w:val="single"/>
+                </w:rPr>
+                <w:t>Understanding</w:t>
+              </w:r>
+            </w:hyperlink>
+          </w:p>
+        </w:tc>
+        <w:tc>
+          <w:tcPr>
+            <w:tcW w:type="dxa" w:w="3408"/>
+            <w:shd w:val="clear" w:fill="E6F4EC"/>
+          </w:tcPr>
+          <w:p>
+            <w:r>
+              <w:t>Supports</w:t>
+            </w:r>
+          </w:p>
+        </w:tc>
+        <w:tc>
+          <w:tcPr>
+            <w:tcW w:type="dxa" w:w="3408"/>
+          </w:tcPr>
+          <w:p>
+            <w:r/>
+            <w:r>
+              <w:t>Previously entered information is not demanded again — verified on 7 of the 10 pages tested.</w:t>
+            </w:r>
+          </w:p>
+        </w:tc>
+      </w:tr>
+      <w:tr>
+        <w:tc>
+          <w:tcPr>
+            <w:tcW w:type="dxa" w:w="3408"/>
+          </w:tcPr>
+          <w:p>
+            <w:hyperlink r:id="rId52">
               <w:r>
                 <w:rPr>
                   <w:color w:val="0000EE"/>
@@ -4253,7 +4449,7 @@
               </w:rPr>
               <w:t xml:space="preserve"> </w:t>
             </w:r>
-            <w:hyperlink r:id="rId41">
+            <w:hyperlink r:id="rId52">
               <w:r>
                 <w:rPr>
                   <w:color w:val="0000EE"/>
@@ -4760,1075 +4956,13 @@
             <w:tcW w:type="dxa" w:w="3408"/>
           </w:tcPr>
           <w:p>
-            <w:hyperlink r:id="rId42">
+            <w:hyperlink r:id="rId53">
               <w:r>
                 <w:rPr>
                   <w:color w:val="0000EE"/>
                   <w:u w:val="single"/>
                 </w:rPr>
                 <w:t>1.2.4 Captions (Live)</w:t>
-              </w:r>
-            </w:hyperlink>
-            <w:r>
-              <w:rPr>
-                <w:b/>
-              </w:rPr>
-              <w:t xml:space="preserve"> </w:t>
-            </w:r>
-            <w:r>
-              <w:rPr>
-                <w:b/>
-              </w:rPr>
-              <w:t>(Level AA)</w:t>
-            </w:r>
-            <w:r>
-              <w:rPr>
-                <w:b/>
-              </w:rPr>
-              <w:t xml:space="preserve"> </w:t>
-            </w:r>
-            <w:hyperlink r:id="rId42">
-              <w:r>
-                <w:rPr>
-                  <w:color w:val="0000EE"/>
-                  <w:u w:val="single"/>
-                </w:rPr>
-                <w:t>Understanding</w:t>
-              </w:r>
-            </w:hyperlink>
-          </w:p>
-        </w:tc>
-        <w:tc>
-          <w:tcPr>
-            <w:tcW w:type="dxa" w:w="3408"/>
-            <w:shd w:val="clear" w:fill="EEF1F4"/>
-          </w:tcPr>
-          <w:p>
-            <w:r>
-              <w:t>Not Applicable</w:t>
-            </w:r>
-          </w:p>
-        </w:tc>
-        <w:tc>
-          <w:tcPr>
-            <w:tcW w:type="dxa" w:w="3408"/>
-          </w:tcPr>
-          <w:p>
-            <w:r/>
-            <w:r>
-              <w:t>No live audio or video in the product.</w:t>
-            </w:r>
-          </w:p>
-        </w:tc>
-      </w:tr>
-      <w:tr>
-        <w:tc>
-          <w:tcPr>
-            <w:tcW w:type="dxa" w:w="3408"/>
-          </w:tcPr>
-          <w:p>
-            <w:hyperlink r:id="rId43">
-              <w:r>
-                <w:rPr>
-                  <w:color w:val="0000EE"/>
-                  <w:u w:val="single"/>
-                </w:rPr>
-                <w:t>1.2.5 Audio Description (Prerecorded)</w:t>
-              </w:r>
-            </w:hyperlink>
-            <w:r>
-              <w:rPr>
-                <w:b/>
-              </w:rPr>
-              <w:t xml:space="preserve"> </w:t>
-            </w:r>
-            <w:r>
-              <w:rPr>
-                <w:b/>
-              </w:rPr>
-              <w:t>(Level AA)</w:t>
-            </w:r>
-            <w:r>
-              <w:rPr>
-                <w:b/>
-              </w:rPr>
-              <w:t xml:space="preserve"> </w:t>
-            </w:r>
-            <w:hyperlink r:id="rId43">
-              <w:r>
-                <w:rPr>
-                  <w:color w:val="0000EE"/>
-                  <w:u w:val="single"/>
-                </w:rPr>
-                <w:t>Understanding</w:t>
-              </w:r>
-            </w:hyperlink>
-          </w:p>
-        </w:tc>
-        <w:tc>
-          <w:tcPr>
-            <w:tcW w:type="dxa" w:w="3408"/>
-            <w:shd w:val="clear" w:fill="EEF1F4"/>
-          </w:tcPr>
-          <w:p>
-            <w:r>
-              <w:t>Not Applicable</w:t>
-            </w:r>
-          </w:p>
-        </w:tc>
-        <w:tc>
-          <w:tcPr>
-            <w:tcW w:type="dxa" w:w="3408"/>
-          </w:tcPr>
-          <w:p>
-            <w:r/>
-            <w:r>
-              <w:t>Not present in the evaluated sample.</w:t>
-            </w:r>
-          </w:p>
-        </w:tc>
-      </w:tr>
-      <w:tr>
-        <w:tc>
-          <w:tcPr>
-            <w:tcW w:type="dxa" w:w="3408"/>
-          </w:tcPr>
-          <w:p>
-            <w:hyperlink r:id="rId44">
-              <w:r>
-                <w:rPr>
-                  <w:color w:val="0000EE"/>
-                  <w:u w:val="single"/>
-                </w:rPr>
-                <w:t>1.3.4 Orientation</w:t>
-              </w:r>
-            </w:hyperlink>
-            <w:r>
-              <w:rPr>
-                <w:b/>
-              </w:rPr>
-              <w:t xml:space="preserve"> </w:t>
-            </w:r>
-            <w:r>
-              <w:rPr>
-                <w:b/>
-              </w:rPr>
-              <w:t>(Level AA)</w:t>
-            </w:r>
-            <w:r>
-              <w:rPr>
-                <w:b/>
-              </w:rPr>
-              <w:t xml:space="preserve"> </w:t>
-            </w:r>
-            <w:r>
-              <w:rPr>
-                <w:b/>
-              </w:rPr>
-              <w:t>WCAG 2.1</w:t>
-            </w:r>
-            <w:r>
-              <w:rPr>
-                <w:b/>
-              </w:rPr>
-              <w:t xml:space="preserve"> </w:t>
-            </w:r>
-            <w:hyperlink r:id="rId44">
-              <w:r>
-                <w:rPr>
-                  <w:color w:val="0000EE"/>
-                  <w:u w:val="single"/>
-                </w:rPr>
-                <w:t>Understanding</w:t>
-              </w:r>
-            </w:hyperlink>
-          </w:p>
-        </w:tc>
-        <w:tc>
-          <w:tcPr>
-            <w:tcW w:type="dxa" w:w="3408"/>
-            <w:shd w:val="clear" w:fill="E6F4EC"/>
-          </w:tcPr>
-          <w:p>
-            <w:r>
-              <w:t>Supports</w:t>
-            </w:r>
-          </w:p>
-        </w:tc>
-        <w:tc>
-          <w:tcPr>
-            <w:tcW w:type="dxa" w:w="3408"/>
-          </w:tcPr>
-          <w:p>
-            <w:r/>
-            <w:r>
-              <w:t>The view works in both portrait and landscape — verified on all pages tested.</w:t>
-            </w:r>
-          </w:p>
-        </w:tc>
-      </w:tr>
-      <w:tr>
-        <w:tc>
-          <w:tcPr>
-            <w:tcW w:type="dxa" w:w="3408"/>
-          </w:tcPr>
-          <w:p>
-            <w:hyperlink r:id="rId45">
-              <w:r>
-                <w:rPr>
-                  <w:color w:val="0000EE"/>
-                  <w:u w:val="single"/>
-                </w:rPr>
-                <w:t>1.3.5 Identify Input Purpose</w:t>
-              </w:r>
-            </w:hyperlink>
-            <w:r>
-              <w:rPr>
-                <w:b/>
-              </w:rPr>
-              <w:t xml:space="preserve"> </w:t>
-            </w:r>
-            <w:r>
-              <w:rPr>
-                <w:b/>
-              </w:rPr>
-              <w:t>(Level AA)</w:t>
-            </w:r>
-            <w:r>
-              <w:rPr>
-                <w:b/>
-              </w:rPr>
-              <w:t xml:space="preserve"> </w:t>
-            </w:r>
-            <w:r>
-              <w:rPr>
-                <w:b/>
-              </w:rPr>
-              <w:t>WCAG 2.1</w:t>
-            </w:r>
-            <w:r>
-              <w:rPr>
-                <w:b/>
-              </w:rPr>
-              <w:t xml:space="preserve"> </w:t>
-            </w:r>
-            <w:hyperlink r:id="rId45">
-              <w:r>
-                <w:rPr>
-                  <w:color w:val="0000EE"/>
-                  <w:u w:val="single"/>
-                </w:rPr>
-                <w:t>Understanding</w:t>
-              </w:r>
-            </w:hyperlink>
-          </w:p>
-        </w:tc>
-        <w:tc>
-          <w:tcPr>
-            <w:tcW w:type="dxa" w:w="3408"/>
-            <w:shd w:val="clear" w:fill="FDF3E0"/>
-          </w:tcPr>
-          <w:p>
-            <w:r>
-              <w:t>Partially Supports</w:t>
-            </w:r>
-          </w:p>
-        </w:tc>
-        <w:tc>
-          <w:tcPr>
-            <w:tcW w:type="dxa" w:w="3408"/>
-          </w:tcPr>
-          <w:p>
-            <w:r/>
-            <w:r>
-              <w:t>No other field in the sample collects the user's own data (the instructor pages hold class and assignment data).</w:t>
-            </w:r>
-            <w:r>
-              <w:t xml:space="preserve"> </w:t>
-            </w:r>
-          </w:p>
-          <w:p>
-            <w:pPr>
-              <w:pStyle w:val="ListBullet"/>
-              <w:spacing w:line="240" w:lineRule="auto"/>
-              <w:ind w:left="720"/>
-            </w:pPr>
-            <w:r/>
-            <w:r>
-              <w:rPr>
-                <w:b/>
-              </w:rPr>
-              <w:t>Sign in</w:t>
-            </w:r>
-            <w:r>
-              <w:t xml:space="preserve"> — The sign-in user-name field carries no autocomplete token, so browsers and assistive technology cannot identify its purpose to fill it automatically.</w:t>
-            </w:r>
-            <w:r>
-              <w:t>Minor</w:t>
-            </w:r>
-          </w:p>
-        </w:tc>
-      </w:tr>
-      <w:tr>
-        <w:tc>
-          <w:tcPr>
-            <w:tcW w:type="dxa" w:w="3408"/>
-          </w:tcPr>
-          <w:p>
-            <w:hyperlink r:id="rId46">
-              <w:r>
-                <w:rPr>
-                  <w:color w:val="0000EE"/>
-                  <w:u w:val="single"/>
-                </w:rPr>
-                <w:t>1.4.3 Contrast (Minimum)</w:t>
-              </w:r>
-            </w:hyperlink>
-            <w:r>
-              <w:rPr>
-                <w:b/>
-              </w:rPr>
-              <w:t xml:space="preserve"> </w:t>
-            </w:r>
-            <w:r>
-              <w:rPr>
-                <w:b/>
-              </w:rPr>
-              <w:t>(Level AA)</w:t>
-            </w:r>
-            <w:r>
-              <w:rPr>
-                <w:b/>
-              </w:rPr>
-              <w:t xml:space="preserve"> </w:t>
-            </w:r>
-            <w:hyperlink r:id="rId46">
-              <w:r>
-                <w:rPr>
-                  <w:color w:val="0000EE"/>
-                  <w:u w:val="single"/>
-                </w:rPr>
-                <w:t>Understanding</w:t>
-              </w:r>
-            </w:hyperlink>
-          </w:p>
-        </w:tc>
-        <w:tc>
-          <w:tcPr>
-            <w:tcW w:type="dxa" w:w="3408"/>
-            <w:shd w:val="clear" w:fill="FDF3E0"/>
-          </w:tcPr>
-          <w:p>
-            <w:r>
-              <w:t>Partially Supports</w:t>
-            </w:r>
-          </w:p>
-        </w:tc>
-        <w:tc>
-          <w:tcPr>
-            <w:tcW w:type="dxa" w:w="3408"/>
-          </w:tcPr>
-          <w:p>
-            <w:r/>
-            <w:r>
-              <w:t xml:space="preserve">Most body text and controls pass; the product's section-heading and caption colours (orange </w:t>
-            </w:r>
-            <w:r>
-              <w:rPr>
-                <w:rFonts w:ascii="Courier" w:hAnsi="Courier"/>
-              </w:rPr>
-              <w:t>#EFBB75</w:t>
-            </w:r>
-            <w:r>
-              <w:t xml:space="preserve"> 1.74:1, </w:t>
-            </w:r>
-            <w:r>
-              <w:rPr>
-                <w:rFonts w:ascii="Courier" w:hAnsi="Courier"/>
-              </w:rPr>
-              <w:t>#E58F65</w:t>
-            </w:r>
-            <w:r>
-              <w:t xml:space="preserve"> 2.48:1, </w:t>
-            </w:r>
-            <w:r>
-              <w:rPr>
-                <w:rFonts w:ascii="Courier" w:hAnsi="Courier"/>
-              </w:rPr>
-              <w:t>#DB715C</w:t>
-            </w:r>
-            <w:r>
-              <w:t xml:space="preserve"> 3.21:1, teal </w:t>
-            </w:r>
-            <w:r>
-              <w:rPr>
-                <w:rFonts w:ascii="Courier" w:hAnsi="Courier"/>
-              </w:rPr>
-              <w:t>#48848C</w:t>
-            </w:r>
-            <w:r>
-              <w:t xml:space="preserve"> 4.23:1), its grey 12 px notice text (</w:t>
-            </w:r>
-            <w:r>
-              <w:rPr>
-                <w:rFonts w:ascii="Courier" w:hAnsi="Courier"/>
-              </w:rPr>
-              <w:t>#808080</w:t>
-            </w:r>
-            <w:r>
-              <w:t xml:space="preserve"> 3.94:1) and the coloured values students act on (deduction % </w:t>
-            </w:r>
-            <w:r>
-              <w:rPr>
-                <w:rFonts w:ascii="Courier" w:hAnsi="Courier"/>
-              </w:rPr>
-              <w:t>#FF9900</w:t>
-            </w:r>
-            <w:r>
-              <w:t xml:space="preserve"> 2.14:1; red variable/MathJax values 2.94–3.99:1) fall below 4.5:1.</w:t>
-            </w:r>
-            <w:r>
-              <w:t xml:space="preserve"> </w:t>
-            </w:r>
-          </w:p>
-          <w:p>
-            <w:pPr>
-              <w:pStyle w:val="ListBullet"/>
-              <w:spacing w:line="240" w:lineRule="auto"/>
-              <w:ind w:left="720"/>
-            </w:pPr>
-            <w:r/>
-            <w:r>
-              <w:rPr>
-                <w:b/>
-              </w:rPr>
-              <w:t>Class Management (standard mode)</w:t>
-            </w:r>
-            <w:r>
-              <w:t xml:space="preserve"> and 7 other pages</w:t>
-            </w:r>
-            <w:r>
-              <w:t xml:space="preserve"> — Section headings, deduction percentages and randomised values fall below the required contrast, so a low-vision user cannot read the numbers a task depends on.</w:t>
-            </w:r>
-            <w:r>
-              <w:t>Major</w:t>
-            </w:r>
-          </w:p>
-          <w:p>
-            <w:pPr>
-              <w:pStyle w:val="ListBullet"/>
-              <w:spacing w:line="240" w:lineRule="auto"/>
-              <w:ind w:left="720"/>
-            </w:pPr>
-            <w:r/>
-            <w:r>
-              <w:rPr>
-                <w:b/>
-              </w:rPr>
-              <w:t>Take Assignment</w:t>
-            </w:r>
-            <w:r>
-              <w:t xml:space="preserve"> and 3 other pages</w:t>
-            </w:r>
-            <w:r>
-              <w:t xml:space="preserve"> — The problem figures are low-resolution images containing text, so they blur at high zoom and the mathematics inside them becomes unreadable.</w:t>
-            </w:r>
-            <w:r>
-              <w:t>Major</w:t>
-            </w:r>
-          </w:p>
-        </w:tc>
-      </w:tr>
-      <w:tr>
-        <w:tc>
-          <w:tcPr>
-            <w:tcW w:type="dxa" w:w="3408"/>
-          </w:tcPr>
-          <w:p>
-            <w:hyperlink r:id="rId47">
-              <w:r>
-                <w:rPr>
-                  <w:color w:val="0000EE"/>
-                  <w:u w:val="single"/>
-                </w:rPr>
-                <w:t>1.4.4 Resize Text</w:t>
-              </w:r>
-            </w:hyperlink>
-            <w:r>
-              <w:rPr>
-                <w:b/>
-              </w:rPr>
-              <w:t xml:space="preserve"> </w:t>
-            </w:r>
-            <w:r>
-              <w:rPr>
-                <w:b/>
-              </w:rPr>
-              <w:t>(Level AA)</w:t>
-            </w:r>
-            <w:r>
-              <w:rPr>
-                <w:b/>
-              </w:rPr>
-              <w:t xml:space="preserve"> </w:t>
-            </w:r>
-            <w:hyperlink r:id="rId47">
-              <w:r>
-                <w:rPr>
-                  <w:color w:val="0000EE"/>
-                  <w:u w:val="single"/>
-                </w:rPr>
-                <w:t>Understanding</w:t>
-              </w:r>
-            </w:hyperlink>
-          </w:p>
-        </w:tc>
-        <w:tc>
-          <w:tcPr>
-            <w:tcW w:type="dxa" w:w="3408"/>
-            <w:shd w:val="clear" w:fill="FDF3E0"/>
-          </w:tcPr>
-          <w:p>
-            <w:r>
-              <w:t>Partially Supports</w:t>
-            </w:r>
-          </w:p>
-        </w:tc>
-        <w:tc>
-          <w:tcPr>
-            <w:tcW w:type="dxa" w:w="3408"/>
-          </w:tcPr>
-          <w:p>
-            <w:r/>
-            <w:r>
-              <w:t>Text resizes to 400 % without loss on Class Management (both modes), Take Assignment, View Grade Report and the Assignment Editor.</w:t>
-            </w:r>
-            <w:r>
-              <w:t xml:space="preserve"> </w:t>
-            </w:r>
-          </w:p>
-          <w:p>
-            <w:pPr>
-              <w:pStyle w:val="ListBullet"/>
-              <w:spacing w:line="240" w:lineRule="auto"/>
-              <w:ind w:left="720"/>
-            </w:pPr>
-            <w:r/>
-            <w:r>
-              <w:rPr>
-                <w:b/>
-              </w:rPr>
-              <w:t>Edit Class popup</w:t>
-            </w:r>
-            <w:r>
-              <w:t xml:space="preserve"> — The Edit Class popup is fixed in size and the page behind it cannot scroll, so above 175 per cent zoom its fields and buttons cannot be reached at all.</w:t>
-            </w:r>
-            <w:r>
-              <w:t>Major</w:t>
-            </w:r>
-          </w:p>
-        </w:tc>
-      </w:tr>
-      <w:tr>
-        <w:tc>
-          <w:tcPr>
-            <w:tcW w:type="dxa" w:w="3408"/>
-          </w:tcPr>
-          <w:p>
-            <w:hyperlink r:id="rId48">
-              <w:r>
-                <w:rPr>
-                  <w:color w:val="0000EE"/>
-                  <w:u w:val="single"/>
-                </w:rPr>
-                <w:t>1.4.5 Images of Text</w:t>
-              </w:r>
-            </w:hyperlink>
-            <w:r>
-              <w:rPr>
-                <w:b/>
-              </w:rPr>
-              <w:t xml:space="preserve"> </w:t>
-            </w:r>
-            <w:r>
-              <w:rPr>
-                <w:b/>
-              </w:rPr>
-              <w:t>(Level AA)</w:t>
-            </w:r>
-            <w:r>
-              <w:rPr>
-                <w:b/>
-              </w:rPr>
-              <w:t xml:space="preserve"> </w:t>
-            </w:r>
-            <w:hyperlink r:id="rId48">
-              <w:r>
-                <w:rPr>
-                  <w:color w:val="0000EE"/>
-                  <w:u w:val="single"/>
-                </w:rPr>
-                <w:t>Understanding</w:t>
-              </w:r>
-            </w:hyperlink>
-          </w:p>
-        </w:tc>
-        <w:tc>
-          <w:tcPr>
-            <w:tcW w:type="dxa" w:w="3408"/>
-            <w:shd w:val="clear" w:fill="FDF3E0"/>
-          </w:tcPr>
-          <w:p>
-            <w:r>
-              <w:t>Partially Supports</w:t>
-            </w:r>
-          </w:p>
-        </w:tc>
-        <w:tc>
-          <w:tcPr>
-            <w:tcW w:type="dxa" w:w="3408"/>
-          </w:tcPr>
-          <w:p>
-            <w:r/>
-            <w:r>
-              <w:t>The problem figures on Take Assignment (and the same images on the solutions and printable views) are raster images containing mathematical text that blurs at 400 % zoom; the image form is not essential — the page renders its other mathematics as MathJax text.</w:t>
-            </w:r>
-            <w:r>
-              <w:t xml:space="preserve"> </w:t>
-            </w:r>
-          </w:p>
-          <w:p>
-            <w:pPr>
-              <w:pStyle w:val="ListBullet"/>
-              <w:spacing w:line="240" w:lineRule="auto"/>
-              <w:ind w:left="720"/>
-            </w:pPr>
-            <w:r/>
-            <w:r>
-              <w:rPr>
-                <w:b/>
-              </w:rPr>
-              <w:t>Take Assignment</w:t>
-            </w:r>
-            <w:r>
-              <w:t xml:space="preserve"> and 3 other pages</w:t>
-            </w:r>
-            <w:r>
-              <w:t xml:space="preserve"> — The problem figures are low-resolution images containing text, so they blur at high zoom and the mathematics inside them becomes unreadable.</w:t>
-            </w:r>
-            <w:r>
-              <w:t>Major</w:t>
-            </w:r>
-          </w:p>
-        </w:tc>
-      </w:tr>
-      <w:tr>
-        <w:tc>
-          <w:tcPr>
-            <w:tcW w:type="dxa" w:w="3408"/>
-          </w:tcPr>
-          <w:p>
-            <w:hyperlink r:id="rId49">
-              <w:r>
-                <w:rPr>
-                  <w:color w:val="0000EE"/>
-                  <w:u w:val="single"/>
-                </w:rPr>
-                <w:t>1.4.10 Reflow</w:t>
-              </w:r>
-            </w:hyperlink>
-            <w:r>
-              <w:rPr>
-                <w:b/>
-              </w:rPr>
-              <w:t xml:space="preserve"> </w:t>
-            </w:r>
-            <w:r>
-              <w:rPr>
-                <w:b/>
-              </w:rPr>
-              <w:t>(Level AA)</w:t>
-            </w:r>
-            <w:r>
-              <w:rPr>
-                <w:b/>
-              </w:rPr>
-              <w:t xml:space="preserve"> </w:t>
-            </w:r>
-            <w:r>
-              <w:rPr>
-                <w:b/>
-              </w:rPr>
-              <w:t>WCAG 2.1</w:t>
-            </w:r>
-            <w:r>
-              <w:rPr>
-                <w:b/>
-              </w:rPr>
-              <w:t xml:space="preserve"> </w:t>
-            </w:r>
-            <w:hyperlink r:id="rId49">
-              <w:r>
-                <w:rPr>
-                  <w:color w:val="0000EE"/>
-                  <w:u w:val="single"/>
-                </w:rPr>
-                <w:t>Understanding</w:t>
-              </w:r>
-            </w:hyperlink>
-          </w:p>
-        </w:tc>
-        <w:tc>
-          <w:tcPr>
-            <w:tcW w:type="dxa" w:w="3408"/>
-            <w:shd w:val="clear" w:fill="FCEBED"/>
-          </w:tcPr>
-          <w:p>
-            <w:r>
-              <w:t>Does Not Support</w:t>
-            </w:r>
-          </w:p>
-        </w:tc>
-        <w:tc>
-          <w:tcPr>
-            <w:tcW w:type="dxa" w:w="3408"/>
-          </w:tcPr>
-          <w:p>
-            <w:r/>
-            <w:r>
-              <w:t>Product-wide: a fixed 1300 px container on every sampled page, so nothing reflows at 320 CSS px / 400 % zoom ( measured fail on all 14 low-vision runs; reviewer confirmed at real 400 % zoom on Class Management and Take Assignment,: nothing is hidden or lost at 400%, but no reflow).</w:t>
-            </w:r>
-            <w:r>
-              <w:t xml:space="preserve"> </w:t>
-            </w:r>
-          </w:p>
-          <w:p>
-            <w:pPr>
-              <w:pStyle w:val="ListBullet"/>
-              <w:spacing w:line="240" w:lineRule="auto"/>
-              <w:ind w:left="720"/>
-            </w:pPr>
-            <w:r/>
-            <w:r>
-              <w:rPr>
-                <w:b/>
-              </w:rPr>
-              <w:t>Class Management (standard mode)</w:t>
-            </w:r>
-            <w:r>
-              <w:t xml:space="preserve"> and 4 other pages</w:t>
-            </w:r>
-            <w:r>
-              <w:t xml:space="preserve"> — Every page is fixed at 1300 pixels wide and does not reflow, so a low-vision user at high zoom must scroll horizontally to read any line.</w:t>
-            </w:r>
-            <w:r>
-              <w:t>Major</w:t>
-            </w:r>
-          </w:p>
-          <w:p>
-            <w:pPr>
-              <w:pStyle w:val="ListBullet"/>
-              <w:spacing w:line="240" w:lineRule="auto"/>
-              <w:ind w:left="720"/>
-            </w:pPr>
-            <w:r/>
-            <w:r>
-              <w:rPr>
-                <w:b/>
-              </w:rPr>
-              <w:t>Edit Class popup</w:t>
-            </w:r>
-            <w:r>
-              <w:t xml:space="preserve"> — The Edit Class popup is fixed in size and the page behind it cannot scroll, so above 175 per cent zoom its fields and buttons cannot be reached at all.</w:t>
-            </w:r>
-            <w:r>
-              <w:t>Major</w:t>
-            </w:r>
-          </w:p>
-        </w:tc>
-      </w:tr>
-      <w:tr>
-        <w:tc>
-          <w:tcPr>
-            <w:tcW w:type="dxa" w:w="3408"/>
-          </w:tcPr>
-          <w:p>
-            <w:hyperlink r:id="rId50">
-              <w:r>
-                <w:rPr>
-                  <w:color w:val="0000EE"/>
-                  <w:u w:val="single"/>
-                </w:rPr>
-                <w:t>1.4.11 Non-text Contrast</w:t>
-              </w:r>
-            </w:hyperlink>
-            <w:r>
-              <w:rPr>
-                <w:b/>
-              </w:rPr>
-              <w:t xml:space="preserve"> </w:t>
-            </w:r>
-            <w:r>
-              <w:rPr>
-                <w:b/>
-              </w:rPr>
-              <w:t>(Level AA)</w:t>
-            </w:r>
-            <w:r>
-              <w:rPr>
-                <w:b/>
-              </w:rPr>
-              <w:t xml:space="preserve"> </w:t>
-            </w:r>
-            <w:r>
-              <w:rPr>
-                <w:b/>
-              </w:rPr>
-              <w:t>WCAG 2.1</w:t>
-            </w:r>
-            <w:r>
-              <w:rPr>
-                <w:b/>
-              </w:rPr>
-              <w:t xml:space="preserve"> </w:t>
-            </w:r>
-            <w:hyperlink r:id="rId50">
-              <w:r>
-                <w:rPr>
-                  <w:color w:val="0000EE"/>
-                  <w:u w:val="single"/>
-                </w:rPr>
-                <w:t>Understanding</w:t>
-              </w:r>
-            </w:hyperlink>
-          </w:p>
-        </w:tc>
-        <w:tc>
-          <w:tcPr>
-            <w:tcW w:type="dxa" w:w="3408"/>
-            <w:shd w:val="clear" w:fill="FDF3E0"/>
-          </w:tcPr>
-          <w:p>
-            <w:r>
-              <w:t>Partially Supports</w:t>
-            </w:r>
-          </w:p>
-        </w:tc>
-        <w:tc>
-          <w:tcPr>
-            <w:tcW w:type="dxa" w:w="3408"/>
-          </w:tcPr>
-          <w:p>
-            <w:r/>
-            <w:r>
-              <w:t>Controls pass 3:1 on Class Management (both modes), Take Assignment and the Assignment Editor.</w:t>
-            </w:r>
-            <w:r>
-              <w:t xml:space="preserve"> </w:t>
-            </w:r>
-          </w:p>
-          <w:p>
-            <w:pPr>
-              <w:pStyle w:val="ListBullet"/>
-              <w:spacing w:line="240" w:lineRule="auto"/>
-              <w:ind w:left="720"/>
-            </w:pPr>
-            <w:r/>
-            <w:r>
-              <w:rPr>
-                <w:b/>
-              </w:rPr>
-              <w:t>View Grade Report</w:t>
-            </w:r>
-            <w:r>
-              <w:t xml:space="preserve">, </w:t>
-            </w:r>
-            <w:r>
-              <w:rPr>
-                <w:b/>
-              </w:rPr>
-              <w:t>Calendar</w:t>
-            </w:r>
-            <w:r>
-              <w:t xml:space="preserve"> — The grade tables and calendar grid draw their rules below the required contrast, so a low-vision user loses the boundaries between cells.</w:t>
-            </w:r>
-            <w:r>
-              <w:t>Minor</w:t>
-            </w:r>
-          </w:p>
-        </w:tc>
-      </w:tr>
-      <w:tr>
-        <w:tc>
-          <w:tcPr>
-            <w:tcW w:type="dxa" w:w="3408"/>
-          </w:tcPr>
-          <w:p>
-            <w:hyperlink r:id="rId51">
-              <w:r>
-                <w:rPr>
-                  <w:color w:val="0000EE"/>
-                  <w:u w:val="single"/>
-                </w:rPr>
-                <w:t>1.4.12 Text Spacing</w:t>
-              </w:r>
-            </w:hyperlink>
-            <w:r>
-              <w:rPr>
-                <w:b/>
-              </w:rPr>
-              <w:t xml:space="preserve"> </w:t>
-            </w:r>
-            <w:r>
-              <w:rPr>
-                <w:b/>
-              </w:rPr>
-              <w:t>(Level AA)</w:t>
-            </w:r>
-            <w:r>
-              <w:rPr>
-                <w:b/>
-              </w:rPr>
-              <w:t xml:space="preserve"> </w:t>
-            </w:r>
-            <w:r>
-              <w:rPr>
-                <w:b/>
-              </w:rPr>
-              <w:t>WCAG 2.1</w:t>
-            </w:r>
-            <w:r>
-              <w:rPr>
-                <w:b/>
-              </w:rPr>
-              <w:t xml:space="preserve"> </w:t>
-            </w:r>
-            <w:hyperlink r:id="rId51">
-              <w:r>
-                <w:rPr>
-                  <w:color w:val="0000EE"/>
-                  <w:u w:val="single"/>
-                </w:rPr>
-                <w:t>Understanding</w:t>
-              </w:r>
-            </w:hyperlink>
-          </w:p>
-        </w:tc>
-        <w:tc>
-          <w:tcPr>
-            <w:tcW w:type="dxa" w:w="3408"/>
-            <w:shd w:val="clear" w:fill="E6F4EC"/>
-          </w:tcPr>
-          <w:p>
-            <w:r>
-              <w:t>Supports</w:t>
-            </w:r>
-          </w:p>
-        </w:tc>
-        <w:tc>
-          <w:tcPr>
-            <w:tcW w:type="dxa" w:w="3408"/>
-          </w:tcPr>
-          <w:p>
-            <w:r/>
-            <w:r>
-              <w:t>The view tolerates text-spacing overrides without loss — verified on all pages tested.</w:t>
-            </w:r>
-          </w:p>
-        </w:tc>
-      </w:tr>
-      <w:tr>
-        <w:tc>
-          <w:tcPr>
-            <w:tcW w:type="dxa" w:w="3408"/>
-          </w:tcPr>
-          <w:p>
-            <w:hyperlink r:id="rId52">
-              <w:r>
-                <w:rPr>
-                  <w:color w:val="0000EE"/>
-                  <w:u w:val="single"/>
-                </w:rPr>
-                <w:t>1.4.13 Content on Hover or Focus</w:t>
-              </w:r>
-            </w:hyperlink>
-            <w:r>
-              <w:rPr>
-                <w:b/>
-              </w:rPr>
-              <w:t xml:space="preserve"> </w:t>
-            </w:r>
-            <w:r>
-              <w:rPr>
-                <w:b/>
-              </w:rPr>
-              <w:t>(Level AA)</w:t>
-            </w:r>
-            <w:r>
-              <w:rPr>
-                <w:b/>
-              </w:rPr>
-              <w:t xml:space="preserve"> </w:t>
-            </w:r>
-            <w:r>
-              <w:rPr>
-                <w:b/>
-              </w:rPr>
-              <w:t>WCAG 2.1</w:t>
-            </w:r>
-            <w:r>
-              <w:rPr>
-                <w:b/>
-              </w:rPr>
-              <w:t xml:space="preserve"> </w:t>
-            </w:r>
-            <w:hyperlink r:id="rId52">
-              <w:r>
-                <w:rPr>
-                  <w:color w:val="0000EE"/>
-                  <w:u w:val="single"/>
-                </w:rPr>
-                <w:t>Understanding</w:t>
-              </w:r>
-            </w:hyperlink>
-          </w:p>
-        </w:tc>
-        <w:tc>
-          <w:tcPr>
-            <w:tcW w:type="dxa" w:w="3408"/>
-            <w:shd w:val="clear" w:fill="E6F4EC"/>
-          </w:tcPr>
-          <w:p>
-            <w:r>
-              <w:t>Supports</w:t>
-            </w:r>
-          </w:p>
-        </w:tc>
-        <w:tc>
-          <w:tcPr>
-            <w:tcW w:type="dxa" w:w="3408"/>
-          </w:tcPr>
-          <w:p>
-            <w:r/>
-            <w:r>
-              <w:t>Content appearing on hover/focus is dismissible, hoverable, persistent — verified on all pages tested.</w:t>
-            </w:r>
-          </w:p>
-        </w:tc>
-      </w:tr>
-      <w:tr>
-        <w:tc>
-          <w:tcPr>
-            <w:tcW w:type="dxa" w:w="3408"/>
-          </w:tcPr>
-          <w:p>
-            <w:hyperlink r:id="rId53">
-              <w:r>
-                <w:rPr>
-                  <w:color w:val="0000EE"/>
-                  <w:u w:val="single"/>
-                </w:rPr>
-                <w:t>2.4.5 Multiple Ways</w:t>
               </w:r>
             </w:hyperlink>
             <w:r>
@@ -5863,11 +4997,11 @@
         <w:tc>
           <w:tcPr>
             <w:tcW w:type="dxa" w:w="3408"/>
-            <w:shd w:val="clear" w:fill="FCEBED"/>
+            <w:shd w:val="clear" w:fill="EEF1F4"/>
           </w:tcPr>
           <w:p>
             <w:r>
-              <w:t>Does Not Support</w:t>
+              <w:t>Not Applicable</w:t>
             </w:r>
           </w:p>
         </w:tc>
@@ -5878,7 +5012,7 @@
           <w:p>
             <w:r/>
             <w:r>
-              <w:t>Fails on all 10 views.</w:t>
+              <w:t>No live audio or video in the product.</w:t>
             </w:r>
           </w:p>
         </w:tc>
@@ -5895,7 +5029,7 @@
                   <w:color w:val="0000EE"/>
                   <w:u w:val="single"/>
                 </w:rPr>
-                <w:t>2.4.6 Headings and Labels</w:t>
+                <w:t>1.2.5 Audio Description (Prerecorded)</w:t>
               </w:r>
             </w:hyperlink>
             <w:r>
@@ -5930,11 +5064,11 @@
         <w:tc>
           <w:tcPr>
             <w:tcW w:type="dxa" w:w="3408"/>
-            <w:shd w:val="clear" w:fill="E6F4EC"/>
+            <w:shd w:val="clear" w:fill="EEF1F4"/>
           </w:tcPr>
           <w:p>
             <w:r>
-              <w:t>Supports</w:t>
+              <w:t>Not Applicable</w:t>
             </w:r>
           </w:p>
         </w:tc>
@@ -5945,7 +5079,7 @@
           <w:p>
             <w:r/>
             <w:r>
-              <w:t>Headings and landmarks exist, are hierarchical, and support navigation — verified on 1 of the 10 pages tested.</w:t>
+              <w:t>Not present in the evaluated sample.</w:t>
             </w:r>
           </w:p>
         </w:tc>
@@ -5962,7 +5096,7 @@
                   <w:color w:val="0000EE"/>
                   <w:u w:val="single"/>
                 </w:rPr>
-                <w:t>2.4.7 Focus Visible</w:t>
+                <w:t>1.3.4 Orientation</w:t>
               </w:r>
             </w:hyperlink>
             <w:r>
@@ -5976,6 +5110,18 @@
                 <w:b/>
               </w:rPr>
               <w:t>(Level AA)</w:t>
+            </w:r>
+            <w:r>
+              <w:rPr>
+                <w:b/>
+              </w:rPr>
+              <w:t xml:space="preserve"> </w:t>
+            </w:r>
+            <w:r>
+              <w:rPr>
+                <w:b/>
+              </w:rPr>
+              <w:t>WCAG 2.1</w:t>
             </w:r>
             <w:r>
               <w:rPr>
@@ -5997,11 +5143,11 @@
         <w:tc>
           <w:tcPr>
             <w:tcW w:type="dxa" w:w="3408"/>
-            <w:shd w:val="clear" w:fill="FDF3E0"/>
+            <w:shd w:val="clear" w:fill="E6F4EC"/>
           </w:tcPr>
           <w:p>
             <w:r>
-              <w:t>Partially Supports</w:t>
+              <w:t>Supports</w:t>
             </w:r>
           </w:p>
         </w:tc>
@@ -6012,30 +5158,7 @@
           <w:p>
             <w:r/>
             <w:r>
-              <w:t>Focus is visible on every Tab stop of Take Assignment ( keyboard) and at 400 % zoom on Class Management, Take Assignment, View Grade Report, the Calendar and Sign in .</w:t>
-            </w:r>
-            <w:r>
-              <w:t xml:space="preserve"> </w:t>
-            </w:r>
-          </w:p>
-          <w:p>
-            <w:pPr>
-              <w:pStyle w:val="ListBullet"/>
-              <w:spacing w:line="240" w:lineRule="auto"/>
-              <w:ind w:left="720"/>
-            </w:pPr>
-            <w:r/>
-            <w:r>
-              <w:rPr>
-                <w:b/>
-              </w:rPr>
-              <w:t>Student Practice Area</w:t>
-            </w:r>
-            <w:r>
-              <w:t xml:space="preserve"> — Nothing in the Student Practice Area takes keyboard focus and the page has no headings, so a keyboard or screen-reader user cannot choose a book, a chapter or a problem.</w:t>
-            </w:r>
-            <w:r>
-              <w:t>Blocker</w:t>
+              <w:t>The view works in both portrait and landscape — verified on all pages tested.</w:t>
             </w:r>
           </w:p>
         </w:tc>
@@ -6052,7 +5175,7 @@
                   <w:color w:val="0000EE"/>
                   <w:u w:val="single"/>
                 </w:rPr>
-                <w:t>2.4.11 Focus Not Obscured (Minimum)</w:t>
+                <w:t>1.3.5 Identify Input Purpose</w:t>
               </w:r>
             </w:hyperlink>
             <w:r>
@@ -6077,7 +5200,7 @@
               <w:rPr>
                 <w:b/>
               </w:rPr>
-              <w:t>WCAG 2.2</w:t>
+              <w:t>WCAG 2.1</w:t>
             </w:r>
             <w:r>
               <w:rPr>
@@ -6114,7 +5237,30 @@
           <w:p>
             <w:r/>
             <w:r>
-              <w:t>Nothing sticky or floating hides the focused element: at 400 % zoom the focus ring stayed visible and unobscured on Class Management (both modes), Take Assignment, View Grade Report, the Calendar and Sign in.</w:t>
+              <w:t>No other field in the sample collects the user's own data (the instructor pages hold class and assignment data).</w:t>
+            </w:r>
+            <w:r>
+              <w:t xml:space="preserve"> </w:t>
+            </w:r>
+          </w:p>
+          <w:p>
+            <w:pPr>
+              <w:pStyle w:val="ListBullet"/>
+              <w:spacing w:line="240" w:lineRule="auto"/>
+              <w:ind w:left="720"/>
+            </w:pPr>
+            <w:r/>
+            <w:r>
+              <w:rPr>
+                <w:b/>
+              </w:rPr>
+              <w:t>Sign in</w:t>
+            </w:r>
+            <w:r>
+              <w:t xml:space="preserve"> — The sign-in user-name field carries no autocomplete token, so browsers and assistive technology cannot identify its purpose to fill it automatically.</w:t>
+            </w:r>
+            <w:r>
+              <w:t>Minor</w:t>
             </w:r>
           </w:p>
         </w:tc>
@@ -6131,7 +5277,7 @@
                   <w:color w:val="0000EE"/>
                   <w:u w:val="single"/>
                 </w:rPr>
-                <w:t>2.5.7 Dragging Movements</w:t>
+                <w:t>1.4.3 Contrast (Minimum)</w:t>
               </w:r>
             </w:hyperlink>
             <w:r>
@@ -6145,18 +5291,6 @@
                 <w:b/>
               </w:rPr>
               <w:t>(Level AA)</w:t>
-            </w:r>
-            <w:r>
-              <w:rPr>
-                <w:b/>
-              </w:rPr>
-              <w:t xml:space="preserve"> </w:t>
-            </w:r>
-            <w:r>
-              <w:rPr>
-                <w:b/>
-              </w:rPr>
-              <w:t>WCAG 2.2</w:t>
             </w:r>
             <w:r>
               <w:rPr>
@@ -6178,11 +5312,11 @@
         <w:tc>
           <w:tcPr>
             <w:tcW w:type="dxa" w:w="3408"/>
-            <w:shd w:val="clear" w:fill="E6F4EC"/>
+            <w:shd w:val="clear" w:fill="FDF3E0"/>
           </w:tcPr>
           <w:p>
             <w:r>
-              <w:t>Supports</w:t>
+              <w:t>Partially Supports</w:t>
             </w:r>
           </w:p>
         </w:tc>
@@ -6193,7 +5327,110 @@
           <w:p>
             <w:r/>
             <w:r>
-              <w:t>Dragging and multipoint/path gestures have single-pointer, non-drag alternatives — verified on 1 of the 10 pages tested.</w:t>
+              <w:t xml:space="preserve">Most body text and controls pass; the product's section-heading and caption colours (orange </w:t>
+            </w:r>
+            <w:r>
+              <w:rPr>
+                <w:rFonts w:ascii="Courier" w:hAnsi="Courier"/>
+              </w:rPr>
+              <w:t>#EFBB75</w:t>
+            </w:r>
+            <w:r>
+              <w:t xml:space="preserve"> 1.74:1, </w:t>
+            </w:r>
+            <w:r>
+              <w:rPr>
+                <w:rFonts w:ascii="Courier" w:hAnsi="Courier"/>
+              </w:rPr>
+              <w:t>#E58F65</w:t>
+            </w:r>
+            <w:r>
+              <w:t xml:space="preserve"> 2.48:1, </w:t>
+            </w:r>
+            <w:r>
+              <w:rPr>
+                <w:rFonts w:ascii="Courier" w:hAnsi="Courier"/>
+              </w:rPr>
+              <w:t>#DB715C</w:t>
+            </w:r>
+            <w:r>
+              <w:t xml:space="preserve"> 3.21:1, teal </w:t>
+            </w:r>
+            <w:r>
+              <w:rPr>
+                <w:rFonts w:ascii="Courier" w:hAnsi="Courier"/>
+              </w:rPr>
+              <w:t>#48848C</w:t>
+            </w:r>
+            <w:r>
+              <w:t xml:space="preserve"> 4.23:1), its grey 12 px notice text (</w:t>
+            </w:r>
+            <w:r>
+              <w:rPr>
+                <w:rFonts w:ascii="Courier" w:hAnsi="Courier"/>
+              </w:rPr>
+              <w:t>#808080</w:t>
+            </w:r>
+            <w:r>
+              <w:t xml:space="preserve"> 3.94:1) and the coloured values students act on (deduction % </w:t>
+            </w:r>
+            <w:r>
+              <w:rPr>
+                <w:rFonts w:ascii="Courier" w:hAnsi="Courier"/>
+              </w:rPr>
+              <w:t>#FF9900</w:t>
+            </w:r>
+            <w:r>
+              <w:t xml:space="preserve"> 2.14:1; red variable/MathJax values 2.94–3.99:1) fall below 4.5:1.</w:t>
+            </w:r>
+            <w:r>
+              <w:t xml:space="preserve"> </w:t>
+            </w:r>
+          </w:p>
+          <w:p>
+            <w:pPr>
+              <w:pStyle w:val="ListBullet"/>
+              <w:spacing w:line="240" w:lineRule="auto"/>
+              <w:ind w:left="720"/>
+            </w:pPr>
+            <w:r/>
+            <w:r>
+              <w:rPr>
+                <w:b/>
+              </w:rPr>
+              <w:t>Class Management (standard mode)</w:t>
+            </w:r>
+            <w:r>
+              <w:t xml:space="preserve"> and 7 other pages</w:t>
+            </w:r>
+            <w:r>
+              <w:t xml:space="preserve"> — Section headings, deduction percentages and randomised values fall below the required contrast, so a low-vision user cannot read the numbers a task depends on.</w:t>
+            </w:r>
+            <w:r>
+              <w:t>Major</w:t>
+            </w:r>
+          </w:p>
+          <w:p>
+            <w:pPr>
+              <w:pStyle w:val="ListBullet"/>
+              <w:spacing w:line="240" w:lineRule="auto"/>
+              <w:ind w:left="720"/>
+            </w:pPr>
+            <w:r/>
+            <w:r>
+              <w:rPr>
+                <w:b/>
+              </w:rPr>
+              <w:t>Take Assignment</w:t>
+            </w:r>
+            <w:r>
+              <w:t xml:space="preserve"> and 3 other pages</w:t>
+            </w:r>
+            <w:r>
+              <w:t xml:space="preserve"> — The problem figures are low-resolution images containing text, so they blur at high zoom and the mathematics inside them becomes unreadable.</w:t>
+            </w:r>
+            <w:r>
+              <w:t>Major</w:t>
             </w:r>
           </w:p>
         </w:tc>
@@ -6210,7 +5447,7 @@
                   <w:color w:val="0000EE"/>
                   <w:u w:val="single"/>
                 </w:rPr>
-                <w:t>2.5.8 Target Size (Minimum)</w:t>
+                <w:t>1.4.4 Resize Text</w:t>
               </w:r>
             </w:hyperlink>
             <w:r>
@@ -6224,18 +5461,6 @@
                 <w:b/>
               </w:rPr>
               <w:t>(Level AA)</w:t>
-            </w:r>
-            <w:r>
-              <w:rPr>
-                <w:b/>
-              </w:rPr>
-              <w:t xml:space="preserve"> </w:t>
-            </w:r>
-            <w:r>
-              <w:rPr>
-                <w:b/>
-              </w:rPr>
-              <w:t>WCAG 2.2</w:t>
             </w:r>
             <w:r>
               <w:rPr>
@@ -6272,7 +5497,7 @@
           <w:p>
             <w:r/>
             <w:r>
-              <w:t>The other eleven views measured no undersized, unspaced targets.</w:t>
+              <w:t>Text resizes to 400 % without loss on Class Management (both modes), Take Assignment, View Grade Report and the Assignment Editor.</w:t>
             </w:r>
             <w:r>
               <w:t xml:space="preserve"> </w:t>
@@ -6289,31 +5514,13 @@
               <w:rPr>
                 <w:b/>
               </w:rPr>
-              <w:t>Class Management (standard mode)</w:t>
-            </w:r>
-            <w:r>
-              <w:t xml:space="preserve">, </w:t>
-            </w:r>
-            <w:r>
-              <w:rPr>
-                <w:b/>
-              </w:rPr>
-              <w:t>Take Assignment</w:t>
-            </w:r>
-            <w:r>
-              <w:t xml:space="preserve">, </w:t>
-            </w:r>
-            <w:r>
-              <w:rPr>
-                <w:b/>
-              </w:rPr>
-              <w:t>Assignment Editor (edit)</w:t>
-            </w:r>
-            <w:r>
-              <w:t xml:space="preserve"> — The row action control and the problem-navigator links are smaller than 24 pixels and sit close together, so a user with a tremor or a coarse pointer hits the wrong one.</w:t>
-            </w:r>
-            <w:r>
-              <w:t>Minor</w:t>
+              <w:t>Edit Class popup</w:t>
+            </w:r>
+            <w:r>
+              <w:t xml:space="preserve"> — The Edit Class popup is fixed in size and the page behind it cannot scroll, so above 175 per cent zoom its fields and buttons cannot be reached at all.</w:t>
+            </w:r>
+            <w:r>
+              <w:t>Major</w:t>
             </w:r>
           </w:p>
         </w:tc>
@@ -6330,7 +5537,7 @@
                   <w:color w:val="0000EE"/>
                   <w:u w:val="single"/>
                 </w:rPr>
-                <w:t>3.1.2 Language of Parts</w:t>
+                <w:t>1.4.5 Images of Text</w:t>
               </w:r>
             </w:hyperlink>
             <w:r>
@@ -6365,11 +5572,11 @@
         <w:tc>
           <w:tcPr>
             <w:tcW w:type="dxa" w:w="3408"/>
-            <w:shd w:val="clear" w:fill="EEF1F4"/>
+            <w:shd w:val="clear" w:fill="FDF3E0"/>
           </w:tcPr>
           <w:p>
             <w:r>
-              <w:t>Not Applicable</w:t>
+              <w:t>Partially Supports</w:t>
             </w:r>
           </w:p>
         </w:tc>
@@ -6380,7 +5587,33 @@
           <w:p>
             <w:r/>
             <w:r>
-              <w:t>No passage or phrase in a language other than English was found in any sampled view.</w:t>
+              <w:t>The problem figures on Take Assignment (and the same images on the solutions and printable views) are raster images containing mathematical text that blurs at 400 % zoom; the image form is not essential — the page renders its other mathematics as MathJax text.</w:t>
+            </w:r>
+            <w:r>
+              <w:t xml:space="preserve"> </w:t>
+            </w:r>
+          </w:p>
+          <w:p>
+            <w:pPr>
+              <w:pStyle w:val="ListBullet"/>
+              <w:spacing w:line="240" w:lineRule="auto"/>
+              <w:ind w:left="720"/>
+            </w:pPr>
+            <w:r/>
+            <w:r>
+              <w:rPr>
+                <w:b/>
+              </w:rPr>
+              <w:t>Take Assignment</w:t>
+            </w:r>
+            <w:r>
+              <w:t xml:space="preserve"> and 3 other pages</w:t>
+            </w:r>
+            <w:r>
+              <w:t xml:space="preserve"> — The problem figures are low-resolution images containing text, so they blur at high zoom and the mathematics inside them becomes unreadable.</w:t>
+            </w:r>
+            <w:r>
+              <w:t>Major</w:t>
             </w:r>
           </w:p>
         </w:tc>
@@ -6397,7 +5630,7 @@
                   <w:color w:val="0000EE"/>
                   <w:u w:val="single"/>
                 </w:rPr>
-                <w:t>3.2.3 Consistent Navigation</w:t>
+                <w:t>1.4.10 Reflow</w:t>
               </w:r>
             </w:hyperlink>
             <w:r>
@@ -6411,6 +5644,18 @@
                 <w:b/>
               </w:rPr>
               <w:t>(Level AA)</w:t>
+            </w:r>
+            <w:r>
+              <w:rPr>
+                <w:b/>
+              </w:rPr>
+              <w:t xml:space="preserve"> </w:t>
+            </w:r>
+            <w:r>
+              <w:rPr>
+                <w:b/>
+              </w:rPr>
+              <w:t>WCAG 2.1</w:t>
             </w:r>
             <w:r>
               <w:rPr>
@@ -6432,11 +5677,11 @@
         <w:tc>
           <w:tcPr>
             <w:tcW w:type="dxa" w:w="3408"/>
-            <w:shd w:val="clear" w:fill="E6F4EC"/>
+            <w:shd w:val="clear" w:fill="FCEBED"/>
           </w:tcPr>
           <w:p>
             <w:r>
-              <w:t>Supports</w:t>
+              <w:t>Does Not Support</w:t>
             </w:r>
           </w:p>
         </w:tc>
@@ -6447,7 +5692,53 @@
           <w:p>
             <w:r/>
             <w:r>
-              <w:t>Navigation and component identification are consistent with the rest of the product — verified on all pages tested.</w:t>
+              <w:t>Product-wide: a fixed 1300 px container on every sampled page, so nothing reflows at 320 CSS px / 400 % zoom ( measured fail on all 14 low-vision runs; reviewer confirmed at real 400 % zoom on Class Management and Take Assignment,: nothing is hidden or lost at 400%, but no reflow).</w:t>
+            </w:r>
+            <w:r>
+              <w:t xml:space="preserve"> </w:t>
+            </w:r>
+          </w:p>
+          <w:p>
+            <w:pPr>
+              <w:pStyle w:val="ListBullet"/>
+              <w:spacing w:line="240" w:lineRule="auto"/>
+              <w:ind w:left="720"/>
+            </w:pPr>
+            <w:r/>
+            <w:r>
+              <w:rPr>
+                <w:b/>
+              </w:rPr>
+              <w:t>Class Management (standard mode)</w:t>
+            </w:r>
+            <w:r>
+              <w:t xml:space="preserve"> and 4 other pages</w:t>
+            </w:r>
+            <w:r>
+              <w:t xml:space="preserve"> — Every page is fixed at 1300 pixels wide and does not reflow, so a low-vision user at high zoom must scroll horizontally to read any line.</w:t>
+            </w:r>
+            <w:r>
+              <w:t>Major</w:t>
+            </w:r>
+          </w:p>
+          <w:p>
+            <w:pPr>
+              <w:pStyle w:val="ListBullet"/>
+              <w:spacing w:line="240" w:lineRule="auto"/>
+              <w:ind w:left="720"/>
+            </w:pPr>
+            <w:r/>
+            <w:r>
+              <w:rPr>
+                <w:b/>
+              </w:rPr>
+              <w:t>Edit Class popup</w:t>
+            </w:r>
+            <w:r>
+              <w:t xml:space="preserve"> — The Edit Class popup is fixed in size and the page behind it cannot scroll, so above 175 per cent zoom its fields and buttons cannot be reached at all.</w:t>
+            </w:r>
+            <w:r>
+              <w:t>Major</w:t>
             </w:r>
           </w:p>
         </w:tc>
@@ -6464,7 +5755,7 @@
                   <w:color w:val="0000EE"/>
                   <w:u w:val="single"/>
                 </w:rPr>
-                <w:t>3.2.4 Consistent Identification</w:t>
+                <w:t>1.4.11 Non-text Contrast</w:t>
               </w:r>
             </w:hyperlink>
             <w:r>
@@ -6478,6 +5769,18 @@
                 <w:b/>
               </w:rPr>
               <w:t>(Level AA)</w:t>
+            </w:r>
+            <w:r>
+              <w:rPr>
+                <w:b/>
+              </w:rPr>
+              <w:t xml:space="preserve"> </w:t>
+            </w:r>
+            <w:r>
+              <w:rPr>
+                <w:b/>
+              </w:rPr>
+              <w:t>WCAG 2.1</w:t>
             </w:r>
             <w:r>
               <w:rPr>
@@ -6499,11 +5802,11 @@
         <w:tc>
           <w:tcPr>
             <w:tcW w:type="dxa" w:w="3408"/>
-            <w:shd w:val="clear" w:fill="E6F4EC"/>
+            <w:shd w:val="clear" w:fill="FDF3E0"/>
           </w:tcPr>
           <w:p>
             <w:r>
-              <w:t>Supports</w:t>
+              <w:t>Partially Supports</w:t>
             </w:r>
           </w:p>
         </w:tc>
@@ -6514,7 +5817,39 @@
           <w:p>
             <w:r/>
             <w:r>
-              <w:t>Navigation and component identification are consistent with the rest of the product — verified on all pages tested.</w:t>
+              <w:t>Controls pass 3:1 on Class Management (both modes), Take Assignment and the Assignment Editor.</w:t>
+            </w:r>
+            <w:r>
+              <w:t xml:space="preserve"> </w:t>
+            </w:r>
+          </w:p>
+          <w:p>
+            <w:pPr>
+              <w:pStyle w:val="ListBullet"/>
+              <w:spacing w:line="240" w:lineRule="auto"/>
+              <w:ind w:left="720"/>
+            </w:pPr>
+            <w:r/>
+            <w:r>
+              <w:rPr>
+                <w:b/>
+              </w:rPr>
+              <w:t>View Grade Report</w:t>
+            </w:r>
+            <w:r>
+              <w:t xml:space="preserve">, </w:t>
+            </w:r>
+            <w:r>
+              <w:rPr>
+                <w:b/>
+              </w:rPr>
+              <w:t>Calendar</w:t>
+            </w:r>
+            <w:r>
+              <w:t xml:space="preserve"> — The grade tables and calendar grid draw their rules below the required contrast, so a low-vision user loses the boundaries between cells.</w:t>
+            </w:r>
+            <w:r>
+              <w:t>Minor</w:t>
             </w:r>
           </w:p>
         </w:tc>
@@ -6531,7 +5866,7 @@
                   <w:color w:val="0000EE"/>
                   <w:u w:val="single"/>
                 </w:rPr>
-                <w:t>3.3.3 Error Suggestion</w:t>
+                <w:t>1.4.12 Text Spacing</w:t>
               </w:r>
             </w:hyperlink>
             <w:r>
@@ -6545,6 +5880,18 @@
                 <w:b/>
               </w:rPr>
               <w:t>(Level AA)</w:t>
+            </w:r>
+            <w:r>
+              <w:rPr>
+                <w:b/>
+              </w:rPr>
+              <w:t xml:space="preserve"> </w:t>
+            </w:r>
+            <w:r>
+              <w:rPr>
+                <w:b/>
+              </w:rPr>
+              <w:t>WCAG 2.1</w:t>
             </w:r>
             <w:r>
               <w:rPr>
@@ -6581,7 +5928,7 @@
           <w:p>
             <w:r/>
             <w:r>
-              <w:t>Errors suggest how to fix the problem — verified on 3 of the 10 pages tested.</w:t>
+              <w:t>The view tolerates text-spacing overrides without loss — verified on all pages tested.</w:t>
             </w:r>
           </w:p>
         </w:tc>
@@ -6598,7 +5945,7 @@
                   <w:color w:val="0000EE"/>
                   <w:u w:val="single"/>
                 </w:rPr>
-                <w:t>3.3.4 Error Prevention (Legal, Financial, Data)</w:t>
+                <w:t>1.4.13 Content on Hover or Focus</w:t>
               </w:r>
             </w:hyperlink>
             <w:r>
@@ -6612,6 +5959,18 @@
                 <w:b/>
               </w:rPr>
               <w:t>(Level AA)</w:t>
+            </w:r>
+            <w:r>
+              <w:rPr>
+                <w:b/>
+              </w:rPr>
+              <w:t xml:space="preserve"> </w:t>
+            </w:r>
+            <w:r>
+              <w:rPr>
+                <w:b/>
+              </w:rPr>
+              <w:t>WCAG 2.1</w:t>
             </w:r>
             <w:r>
               <w:rPr>
@@ -6633,11 +5992,11 @@
         <w:tc>
           <w:tcPr>
             <w:tcW w:type="dxa" w:w="3408"/>
-            <w:shd w:val="clear" w:fill="FCEBED"/>
+            <w:shd w:val="clear" w:fill="E6F4EC"/>
           </w:tcPr>
           <w:p>
             <w:r>
-              <w:t>Does Not Support</w:t>
+              <w:t>Supports</w:t>
             </w:r>
           </w:p>
         </w:tc>
@@ -6648,39 +6007,7 @@
           <w:p>
             <w:r/>
             <w:r>
-              <w:t>Submit does not warn, 'I give up' does warn, 'Feedback' does not warn, each of these has an effect on the total points earned.</w:t>
-            </w:r>
-            <w:r>
-              <w:rPr>
-                <w:b/>
-              </w:rPr>
-              <w:t xml:space="preserve"> 3.3.4 covers submissions that </w:t>
-            </w:r>
-            <w:r>
-              <w:t>submit user test responses, which these are.</w:t>
-            </w:r>
-            <w:r>
-              <w:t xml:space="preserve"> </w:t>
-            </w:r>
-          </w:p>
-          <w:p>
-            <w:pPr>
-              <w:pStyle w:val="ListBullet"/>
-              <w:spacing w:line="240" w:lineRule="auto"/>
-              <w:ind w:left="720"/>
-            </w:pPr>
-            <w:r/>
-            <w:r>
-              <w:rPr>
-                <w:b/>
-              </w:rPr>
-              <w:t>Take Assignment</w:t>
-            </w:r>
-            <w:r>
-              <w:t xml:space="preserve"> — Submitting an answer and requesting feedback each reduce the score on a single activation without asking, so a user who activates one in error loses marks irreversibly.</w:t>
-            </w:r>
-            <w:r>
-              <w:t>Major</w:t>
+              <w:t>Content appearing on hover/focus is dismissible, hoverable, persistent — verified on all pages tested.</w:t>
             </w:r>
           </w:p>
         </w:tc>
@@ -6697,7 +6024,7 @@
                   <w:color w:val="0000EE"/>
                   <w:u w:val="single"/>
                 </w:rPr>
-                <w:t>3.3.8 Accessible Authentication (Minimum)</w:t>
+                <w:t>2.4.5 Multiple Ways</w:t>
               </w:r>
             </w:hyperlink>
             <w:r>
@@ -6711,18 +6038,6 @@
                 <w:b/>
               </w:rPr>
               <w:t>(Level AA)</w:t>
-            </w:r>
-            <w:r>
-              <w:rPr>
-                <w:b/>
-              </w:rPr>
-              <w:t xml:space="preserve"> </w:t>
-            </w:r>
-            <w:r>
-              <w:rPr>
-                <w:b/>
-              </w:rPr>
-              <w:t>WCAG 2.2</w:t>
             </w:r>
             <w:r>
               <w:rPr>
@@ -6744,11 +6059,11 @@
         <w:tc>
           <w:tcPr>
             <w:tcW w:type="dxa" w:w="3408"/>
-            <w:shd w:val="clear" w:fill="E6F4EC"/>
+            <w:shd w:val="clear" w:fill="FCEBED"/>
           </w:tcPr>
           <w:p>
             <w:r>
-              <w:t>Supports</w:t>
+              <w:t>Does Not Support</w:t>
             </w:r>
           </w:p>
         </w:tc>
@@ -6759,7 +6074,7 @@
           <w:p>
             <w:r/>
             <w:r>
-              <w:t>Authentication does not require transcription or memorization — verified on 1 of the 10 pages tested.</w:t>
+              <w:t>Fails on all 10 views.</w:t>
             </w:r>
           </w:p>
         </w:tc>
@@ -6771,6 +6086,887 @@
           </w:tcPr>
           <w:p>
             <w:hyperlink r:id="rId65">
+              <w:r>
+                <w:rPr>
+                  <w:color w:val="0000EE"/>
+                  <w:u w:val="single"/>
+                </w:rPr>
+                <w:t>2.4.6 Headings and Labels</w:t>
+              </w:r>
+            </w:hyperlink>
+            <w:r>
+              <w:rPr>
+                <w:b/>
+              </w:rPr>
+              <w:t xml:space="preserve"> </w:t>
+            </w:r>
+            <w:r>
+              <w:rPr>
+                <w:b/>
+              </w:rPr>
+              <w:t>(Level AA)</w:t>
+            </w:r>
+            <w:r>
+              <w:rPr>
+                <w:b/>
+              </w:rPr>
+              <w:t xml:space="preserve"> </w:t>
+            </w:r>
+            <w:hyperlink r:id="rId65">
+              <w:r>
+                <w:rPr>
+                  <w:color w:val="0000EE"/>
+                  <w:u w:val="single"/>
+                </w:rPr>
+                <w:t>Understanding</w:t>
+              </w:r>
+            </w:hyperlink>
+          </w:p>
+        </w:tc>
+        <w:tc>
+          <w:tcPr>
+            <w:tcW w:type="dxa" w:w="3408"/>
+            <w:shd w:val="clear" w:fill="E6F4EC"/>
+          </w:tcPr>
+          <w:p>
+            <w:r>
+              <w:t>Supports</w:t>
+            </w:r>
+          </w:p>
+        </w:tc>
+        <w:tc>
+          <w:tcPr>
+            <w:tcW w:type="dxa" w:w="3408"/>
+          </w:tcPr>
+          <w:p>
+            <w:r/>
+            <w:r>
+              <w:t>Headings and landmarks exist, are hierarchical, and support navigation — verified on 1 of the 10 pages tested.</w:t>
+            </w:r>
+          </w:p>
+        </w:tc>
+      </w:tr>
+      <w:tr>
+        <w:tc>
+          <w:tcPr>
+            <w:tcW w:type="dxa" w:w="3408"/>
+          </w:tcPr>
+          <w:p>
+            <w:hyperlink r:id="rId66">
+              <w:r>
+                <w:rPr>
+                  <w:color w:val="0000EE"/>
+                  <w:u w:val="single"/>
+                </w:rPr>
+                <w:t>2.4.7 Focus Visible</w:t>
+              </w:r>
+            </w:hyperlink>
+            <w:r>
+              <w:rPr>
+                <w:b/>
+              </w:rPr>
+              <w:t xml:space="preserve"> </w:t>
+            </w:r>
+            <w:r>
+              <w:rPr>
+                <w:b/>
+              </w:rPr>
+              <w:t>(Level AA)</w:t>
+            </w:r>
+            <w:r>
+              <w:rPr>
+                <w:b/>
+              </w:rPr>
+              <w:t xml:space="preserve"> </w:t>
+            </w:r>
+            <w:hyperlink r:id="rId66">
+              <w:r>
+                <w:rPr>
+                  <w:color w:val="0000EE"/>
+                  <w:u w:val="single"/>
+                </w:rPr>
+                <w:t>Understanding</w:t>
+              </w:r>
+            </w:hyperlink>
+          </w:p>
+        </w:tc>
+        <w:tc>
+          <w:tcPr>
+            <w:tcW w:type="dxa" w:w="3408"/>
+            <w:shd w:val="clear" w:fill="FDF3E0"/>
+          </w:tcPr>
+          <w:p>
+            <w:r>
+              <w:t>Partially Supports</w:t>
+            </w:r>
+          </w:p>
+        </w:tc>
+        <w:tc>
+          <w:tcPr>
+            <w:tcW w:type="dxa" w:w="3408"/>
+          </w:tcPr>
+          <w:p>
+            <w:r/>
+            <w:r>
+              <w:t>Focus is visible on every Tab stop of Take Assignment ( keyboard) and at 400 % zoom on Class Management, Take Assignment, View Grade Report, the Calendar and Sign in .</w:t>
+            </w:r>
+            <w:r>
+              <w:t xml:space="preserve"> </w:t>
+            </w:r>
+          </w:p>
+          <w:p>
+            <w:pPr>
+              <w:pStyle w:val="ListBullet"/>
+              <w:spacing w:line="240" w:lineRule="auto"/>
+              <w:ind w:left="720"/>
+            </w:pPr>
+            <w:r/>
+            <w:r>
+              <w:rPr>
+                <w:b/>
+              </w:rPr>
+              <w:t>Student Practice Area</w:t>
+            </w:r>
+            <w:r>
+              <w:t xml:space="preserve"> — Nothing in the Student Practice Area takes keyboard focus and the page has no headings, so a keyboard or screen-reader user cannot choose a book, a chapter or a problem.</w:t>
+            </w:r>
+            <w:r>
+              <w:t>Blocker</w:t>
+            </w:r>
+          </w:p>
+        </w:tc>
+      </w:tr>
+      <w:tr>
+        <w:tc>
+          <w:tcPr>
+            <w:tcW w:type="dxa" w:w="3408"/>
+          </w:tcPr>
+          <w:p>
+            <w:hyperlink r:id="rId67">
+              <w:r>
+                <w:rPr>
+                  <w:color w:val="0000EE"/>
+                  <w:u w:val="single"/>
+                </w:rPr>
+                <w:t>2.4.11 Focus Not Obscured (Minimum)</w:t>
+              </w:r>
+            </w:hyperlink>
+            <w:r>
+              <w:rPr>
+                <w:b/>
+              </w:rPr>
+              <w:t xml:space="preserve"> </w:t>
+            </w:r>
+            <w:r>
+              <w:rPr>
+                <w:b/>
+              </w:rPr>
+              <w:t>(Level AA)</w:t>
+            </w:r>
+            <w:r>
+              <w:rPr>
+                <w:b/>
+              </w:rPr>
+              <w:t xml:space="preserve"> </w:t>
+            </w:r>
+            <w:r>
+              <w:rPr>
+                <w:b/>
+              </w:rPr>
+              <w:t>WCAG 2.2</w:t>
+            </w:r>
+            <w:r>
+              <w:rPr>
+                <w:b/>
+              </w:rPr>
+              <w:t xml:space="preserve"> </w:t>
+            </w:r>
+            <w:hyperlink r:id="rId67">
+              <w:r>
+                <w:rPr>
+                  <w:color w:val="0000EE"/>
+                  <w:u w:val="single"/>
+                </w:rPr>
+                <w:t>Understanding</w:t>
+              </w:r>
+            </w:hyperlink>
+          </w:p>
+        </w:tc>
+        <w:tc>
+          <w:tcPr>
+            <w:tcW w:type="dxa" w:w="3408"/>
+            <w:shd w:val="clear" w:fill="FDF3E0"/>
+          </w:tcPr>
+          <w:p>
+            <w:r>
+              <w:t>Partially Supports</w:t>
+            </w:r>
+          </w:p>
+        </w:tc>
+        <w:tc>
+          <w:tcPr>
+            <w:tcW w:type="dxa" w:w="3408"/>
+          </w:tcPr>
+          <w:p>
+            <w:r/>
+            <w:r>
+              <w:t>Nothing sticky or floating hides the focused element: at 400 % zoom the focus ring stayed visible and unobscured on Class Management (both modes), Take Assignment, View Grade Report, the Calendar and Sign in.</w:t>
+            </w:r>
+          </w:p>
+        </w:tc>
+      </w:tr>
+      <w:tr>
+        <w:tc>
+          <w:tcPr>
+            <w:tcW w:type="dxa" w:w="3408"/>
+          </w:tcPr>
+          <w:p>
+            <w:hyperlink r:id="rId68">
+              <w:r>
+                <w:rPr>
+                  <w:color w:val="0000EE"/>
+                  <w:u w:val="single"/>
+                </w:rPr>
+                <w:t>2.5.7 Dragging Movements</w:t>
+              </w:r>
+            </w:hyperlink>
+            <w:r>
+              <w:rPr>
+                <w:b/>
+              </w:rPr>
+              <w:t xml:space="preserve"> </w:t>
+            </w:r>
+            <w:r>
+              <w:rPr>
+                <w:b/>
+              </w:rPr>
+              <w:t>(Level AA)</w:t>
+            </w:r>
+            <w:r>
+              <w:rPr>
+                <w:b/>
+              </w:rPr>
+              <w:t xml:space="preserve"> </w:t>
+            </w:r>
+            <w:r>
+              <w:rPr>
+                <w:b/>
+              </w:rPr>
+              <w:t>WCAG 2.2</w:t>
+            </w:r>
+            <w:r>
+              <w:rPr>
+                <w:b/>
+              </w:rPr>
+              <w:t xml:space="preserve"> </w:t>
+            </w:r>
+            <w:hyperlink r:id="rId68">
+              <w:r>
+                <w:rPr>
+                  <w:color w:val="0000EE"/>
+                  <w:u w:val="single"/>
+                </w:rPr>
+                <w:t>Understanding</w:t>
+              </w:r>
+            </w:hyperlink>
+          </w:p>
+        </w:tc>
+        <w:tc>
+          <w:tcPr>
+            <w:tcW w:type="dxa" w:w="3408"/>
+            <w:shd w:val="clear" w:fill="E6F4EC"/>
+          </w:tcPr>
+          <w:p>
+            <w:r>
+              <w:t>Supports</w:t>
+            </w:r>
+          </w:p>
+        </w:tc>
+        <w:tc>
+          <w:tcPr>
+            <w:tcW w:type="dxa" w:w="3408"/>
+          </w:tcPr>
+          <w:p>
+            <w:r/>
+            <w:r>
+              <w:t>Dragging and multipoint/path gestures have single-pointer, non-drag alternatives — verified on 1 of the 10 pages tested.</w:t>
+            </w:r>
+          </w:p>
+        </w:tc>
+      </w:tr>
+      <w:tr>
+        <w:tc>
+          <w:tcPr>
+            <w:tcW w:type="dxa" w:w="3408"/>
+          </w:tcPr>
+          <w:p>
+            <w:hyperlink r:id="rId69">
+              <w:r>
+                <w:rPr>
+                  <w:color w:val="0000EE"/>
+                  <w:u w:val="single"/>
+                </w:rPr>
+                <w:t>2.5.8 Target Size (Minimum)</w:t>
+              </w:r>
+            </w:hyperlink>
+            <w:r>
+              <w:rPr>
+                <w:b/>
+              </w:rPr>
+              <w:t xml:space="preserve"> </w:t>
+            </w:r>
+            <w:r>
+              <w:rPr>
+                <w:b/>
+              </w:rPr>
+              <w:t>(Level AA)</w:t>
+            </w:r>
+            <w:r>
+              <w:rPr>
+                <w:b/>
+              </w:rPr>
+              <w:t xml:space="preserve"> </w:t>
+            </w:r>
+            <w:r>
+              <w:rPr>
+                <w:b/>
+              </w:rPr>
+              <w:t>WCAG 2.2</w:t>
+            </w:r>
+            <w:r>
+              <w:rPr>
+                <w:b/>
+              </w:rPr>
+              <w:t xml:space="preserve"> </w:t>
+            </w:r>
+            <w:hyperlink r:id="rId69">
+              <w:r>
+                <w:rPr>
+                  <w:color w:val="0000EE"/>
+                  <w:u w:val="single"/>
+                </w:rPr>
+                <w:t>Understanding</w:t>
+              </w:r>
+            </w:hyperlink>
+          </w:p>
+        </w:tc>
+        <w:tc>
+          <w:tcPr>
+            <w:tcW w:type="dxa" w:w="3408"/>
+            <w:shd w:val="clear" w:fill="FDF3E0"/>
+          </w:tcPr>
+          <w:p>
+            <w:r>
+              <w:t>Partially Supports</w:t>
+            </w:r>
+          </w:p>
+        </w:tc>
+        <w:tc>
+          <w:tcPr>
+            <w:tcW w:type="dxa" w:w="3408"/>
+          </w:tcPr>
+          <w:p>
+            <w:r/>
+            <w:r>
+              <w:t>The other eleven views measured no undersized, unspaced targets.</w:t>
+            </w:r>
+            <w:r>
+              <w:t xml:space="preserve"> </w:t>
+            </w:r>
+          </w:p>
+          <w:p>
+            <w:pPr>
+              <w:pStyle w:val="ListBullet"/>
+              <w:spacing w:line="240" w:lineRule="auto"/>
+              <w:ind w:left="720"/>
+            </w:pPr>
+            <w:r/>
+            <w:r>
+              <w:rPr>
+                <w:b/>
+              </w:rPr>
+              <w:t>Class Management (standard mode)</w:t>
+            </w:r>
+            <w:r>
+              <w:t xml:space="preserve">, </w:t>
+            </w:r>
+            <w:r>
+              <w:rPr>
+                <w:b/>
+              </w:rPr>
+              <w:t>Take Assignment</w:t>
+            </w:r>
+            <w:r>
+              <w:t xml:space="preserve">, </w:t>
+            </w:r>
+            <w:r>
+              <w:rPr>
+                <w:b/>
+              </w:rPr>
+              <w:t>Assignment Editor (edit)</w:t>
+            </w:r>
+            <w:r>
+              <w:t xml:space="preserve"> — The row action control and the problem-navigator links are smaller than 24 pixels and sit close together, so a user with a tremor or a coarse pointer hits the wrong one.</w:t>
+            </w:r>
+            <w:r>
+              <w:t>Minor</w:t>
+            </w:r>
+          </w:p>
+        </w:tc>
+      </w:tr>
+      <w:tr>
+        <w:tc>
+          <w:tcPr>
+            <w:tcW w:type="dxa" w:w="3408"/>
+          </w:tcPr>
+          <w:p>
+            <w:hyperlink r:id="rId70">
+              <w:r>
+                <w:rPr>
+                  <w:color w:val="0000EE"/>
+                  <w:u w:val="single"/>
+                </w:rPr>
+                <w:t>3.1.2 Language of Parts</w:t>
+              </w:r>
+            </w:hyperlink>
+            <w:r>
+              <w:rPr>
+                <w:b/>
+              </w:rPr>
+              <w:t xml:space="preserve"> </w:t>
+            </w:r>
+            <w:r>
+              <w:rPr>
+                <w:b/>
+              </w:rPr>
+              <w:t>(Level AA)</w:t>
+            </w:r>
+            <w:r>
+              <w:rPr>
+                <w:b/>
+              </w:rPr>
+              <w:t xml:space="preserve"> </w:t>
+            </w:r>
+            <w:hyperlink r:id="rId70">
+              <w:r>
+                <w:rPr>
+                  <w:color w:val="0000EE"/>
+                  <w:u w:val="single"/>
+                </w:rPr>
+                <w:t>Understanding</w:t>
+              </w:r>
+            </w:hyperlink>
+          </w:p>
+        </w:tc>
+        <w:tc>
+          <w:tcPr>
+            <w:tcW w:type="dxa" w:w="3408"/>
+            <w:shd w:val="clear" w:fill="EEF1F4"/>
+          </w:tcPr>
+          <w:p>
+            <w:r>
+              <w:t>Not Applicable</w:t>
+            </w:r>
+          </w:p>
+        </w:tc>
+        <w:tc>
+          <w:tcPr>
+            <w:tcW w:type="dxa" w:w="3408"/>
+          </w:tcPr>
+          <w:p>
+            <w:r/>
+            <w:r>
+              <w:t>No passage or phrase in a language other than English was found in any sampled view.</w:t>
+            </w:r>
+          </w:p>
+        </w:tc>
+      </w:tr>
+      <w:tr>
+        <w:tc>
+          <w:tcPr>
+            <w:tcW w:type="dxa" w:w="3408"/>
+          </w:tcPr>
+          <w:p>
+            <w:hyperlink r:id="rId71">
+              <w:r>
+                <w:rPr>
+                  <w:color w:val="0000EE"/>
+                  <w:u w:val="single"/>
+                </w:rPr>
+                <w:t>3.2.3 Consistent Navigation</w:t>
+              </w:r>
+            </w:hyperlink>
+            <w:r>
+              <w:rPr>
+                <w:b/>
+              </w:rPr>
+              <w:t xml:space="preserve"> </w:t>
+            </w:r>
+            <w:r>
+              <w:rPr>
+                <w:b/>
+              </w:rPr>
+              <w:t>(Level AA)</w:t>
+            </w:r>
+            <w:r>
+              <w:rPr>
+                <w:b/>
+              </w:rPr>
+              <w:t xml:space="preserve"> </w:t>
+            </w:r>
+            <w:hyperlink r:id="rId71">
+              <w:r>
+                <w:rPr>
+                  <w:color w:val="0000EE"/>
+                  <w:u w:val="single"/>
+                </w:rPr>
+                <w:t>Understanding</w:t>
+              </w:r>
+            </w:hyperlink>
+          </w:p>
+        </w:tc>
+        <w:tc>
+          <w:tcPr>
+            <w:tcW w:type="dxa" w:w="3408"/>
+            <w:shd w:val="clear" w:fill="E6F4EC"/>
+          </w:tcPr>
+          <w:p>
+            <w:r>
+              <w:t>Supports</w:t>
+            </w:r>
+          </w:p>
+        </w:tc>
+        <w:tc>
+          <w:tcPr>
+            <w:tcW w:type="dxa" w:w="3408"/>
+          </w:tcPr>
+          <w:p>
+            <w:r/>
+            <w:r>
+              <w:t>Navigation and component identification are consistent with the rest of the product — verified on all pages tested.</w:t>
+            </w:r>
+          </w:p>
+        </w:tc>
+      </w:tr>
+      <w:tr>
+        <w:tc>
+          <w:tcPr>
+            <w:tcW w:type="dxa" w:w="3408"/>
+          </w:tcPr>
+          <w:p>
+            <w:hyperlink r:id="rId72">
+              <w:r>
+                <w:rPr>
+                  <w:color w:val="0000EE"/>
+                  <w:u w:val="single"/>
+                </w:rPr>
+                <w:t>3.2.4 Consistent Identification</w:t>
+              </w:r>
+            </w:hyperlink>
+            <w:r>
+              <w:rPr>
+                <w:b/>
+              </w:rPr>
+              <w:t xml:space="preserve"> </w:t>
+            </w:r>
+            <w:r>
+              <w:rPr>
+                <w:b/>
+              </w:rPr>
+              <w:t>(Level AA)</w:t>
+            </w:r>
+            <w:r>
+              <w:rPr>
+                <w:b/>
+              </w:rPr>
+              <w:t xml:space="preserve"> </w:t>
+            </w:r>
+            <w:hyperlink r:id="rId72">
+              <w:r>
+                <w:rPr>
+                  <w:color w:val="0000EE"/>
+                  <w:u w:val="single"/>
+                </w:rPr>
+                <w:t>Understanding</w:t>
+              </w:r>
+            </w:hyperlink>
+          </w:p>
+        </w:tc>
+        <w:tc>
+          <w:tcPr>
+            <w:tcW w:type="dxa" w:w="3408"/>
+            <w:shd w:val="clear" w:fill="E6F4EC"/>
+          </w:tcPr>
+          <w:p>
+            <w:r>
+              <w:t>Supports</w:t>
+            </w:r>
+          </w:p>
+        </w:tc>
+        <w:tc>
+          <w:tcPr>
+            <w:tcW w:type="dxa" w:w="3408"/>
+          </w:tcPr>
+          <w:p>
+            <w:r/>
+            <w:r>
+              <w:t>Navigation and component identification are consistent with the rest of the product — verified on all pages tested.</w:t>
+            </w:r>
+          </w:p>
+        </w:tc>
+      </w:tr>
+      <w:tr>
+        <w:tc>
+          <w:tcPr>
+            <w:tcW w:type="dxa" w:w="3408"/>
+          </w:tcPr>
+          <w:p>
+            <w:hyperlink r:id="rId73">
+              <w:r>
+                <w:rPr>
+                  <w:color w:val="0000EE"/>
+                  <w:u w:val="single"/>
+                </w:rPr>
+                <w:t>3.3.3 Error Suggestion</w:t>
+              </w:r>
+            </w:hyperlink>
+            <w:r>
+              <w:rPr>
+                <w:b/>
+              </w:rPr>
+              <w:t xml:space="preserve"> </w:t>
+            </w:r>
+            <w:r>
+              <w:rPr>
+                <w:b/>
+              </w:rPr>
+              <w:t>(Level AA)</w:t>
+            </w:r>
+            <w:r>
+              <w:rPr>
+                <w:b/>
+              </w:rPr>
+              <w:t xml:space="preserve"> </w:t>
+            </w:r>
+            <w:hyperlink r:id="rId73">
+              <w:r>
+                <w:rPr>
+                  <w:color w:val="0000EE"/>
+                  <w:u w:val="single"/>
+                </w:rPr>
+                <w:t>Understanding</w:t>
+              </w:r>
+            </w:hyperlink>
+          </w:p>
+        </w:tc>
+        <w:tc>
+          <w:tcPr>
+            <w:tcW w:type="dxa" w:w="3408"/>
+            <w:shd w:val="clear" w:fill="E6F4EC"/>
+          </w:tcPr>
+          <w:p>
+            <w:r>
+              <w:t>Supports</w:t>
+            </w:r>
+          </w:p>
+        </w:tc>
+        <w:tc>
+          <w:tcPr>
+            <w:tcW w:type="dxa" w:w="3408"/>
+          </w:tcPr>
+          <w:p>
+            <w:r/>
+            <w:r>
+              <w:t>Errors suggest how to fix the problem — verified on 3 of the 10 pages tested.</w:t>
+            </w:r>
+          </w:p>
+        </w:tc>
+      </w:tr>
+      <w:tr>
+        <w:tc>
+          <w:tcPr>
+            <w:tcW w:type="dxa" w:w="3408"/>
+          </w:tcPr>
+          <w:p>
+            <w:hyperlink r:id="rId74">
+              <w:r>
+                <w:rPr>
+                  <w:color w:val="0000EE"/>
+                  <w:u w:val="single"/>
+                </w:rPr>
+                <w:t>3.3.4 Error Prevention (Legal, Financial, Data)</w:t>
+              </w:r>
+            </w:hyperlink>
+            <w:r>
+              <w:rPr>
+                <w:b/>
+              </w:rPr>
+              <w:t xml:space="preserve"> </w:t>
+            </w:r>
+            <w:r>
+              <w:rPr>
+                <w:b/>
+              </w:rPr>
+              <w:t>(Level AA)</w:t>
+            </w:r>
+            <w:r>
+              <w:rPr>
+                <w:b/>
+              </w:rPr>
+              <w:t xml:space="preserve"> </w:t>
+            </w:r>
+            <w:hyperlink r:id="rId74">
+              <w:r>
+                <w:rPr>
+                  <w:color w:val="0000EE"/>
+                  <w:u w:val="single"/>
+                </w:rPr>
+                <w:t>Understanding</w:t>
+              </w:r>
+            </w:hyperlink>
+          </w:p>
+        </w:tc>
+        <w:tc>
+          <w:tcPr>
+            <w:tcW w:type="dxa" w:w="3408"/>
+            <w:shd w:val="clear" w:fill="FCEBED"/>
+          </w:tcPr>
+          <w:p>
+            <w:r>
+              <w:t>Does Not Support</w:t>
+            </w:r>
+          </w:p>
+        </w:tc>
+        <w:tc>
+          <w:tcPr>
+            <w:tcW w:type="dxa" w:w="3408"/>
+          </w:tcPr>
+          <w:p>
+            <w:r/>
+            <w:r>
+              <w:t>Submit does not warn, 'I give up' does warn, 'Feedback' does not warn, each of these has an effect on the total points earned.</w:t>
+            </w:r>
+            <w:r>
+              <w:rPr>
+                <w:b/>
+              </w:rPr>
+              <w:t xml:space="preserve"> 3.3.4 covers submissions that </w:t>
+            </w:r>
+            <w:r>
+              <w:t>submit user test responses, which these are.</w:t>
+            </w:r>
+            <w:r>
+              <w:t xml:space="preserve"> </w:t>
+            </w:r>
+          </w:p>
+          <w:p>
+            <w:pPr>
+              <w:pStyle w:val="ListBullet"/>
+              <w:spacing w:line="240" w:lineRule="auto"/>
+              <w:ind w:left="720"/>
+            </w:pPr>
+            <w:r/>
+            <w:r>
+              <w:rPr>
+                <w:b/>
+              </w:rPr>
+              <w:t>Take Assignment</w:t>
+            </w:r>
+            <w:r>
+              <w:t xml:space="preserve"> — Submitting an answer and requesting feedback each reduce the score on a single activation without asking, so a user who activates one in error loses marks irreversibly.</w:t>
+            </w:r>
+            <w:r>
+              <w:t>Major</w:t>
+            </w:r>
+          </w:p>
+        </w:tc>
+      </w:tr>
+      <w:tr>
+        <w:tc>
+          <w:tcPr>
+            <w:tcW w:type="dxa" w:w="3408"/>
+          </w:tcPr>
+          <w:p>
+            <w:hyperlink r:id="rId75">
+              <w:r>
+                <w:rPr>
+                  <w:color w:val="0000EE"/>
+                  <w:u w:val="single"/>
+                </w:rPr>
+                <w:t>3.3.8 Accessible Authentication (Minimum)</w:t>
+              </w:r>
+            </w:hyperlink>
+            <w:r>
+              <w:rPr>
+                <w:b/>
+              </w:rPr>
+              <w:t xml:space="preserve"> </w:t>
+            </w:r>
+            <w:r>
+              <w:rPr>
+                <w:b/>
+              </w:rPr>
+              <w:t>(Level AA)</w:t>
+            </w:r>
+            <w:r>
+              <w:rPr>
+                <w:b/>
+              </w:rPr>
+              <w:t xml:space="preserve"> </w:t>
+            </w:r>
+            <w:r>
+              <w:rPr>
+                <w:b/>
+              </w:rPr>
+              <w:t>WCAG 2.2</w:t>
+            </w:r>
+            <w:r>
+              <w:rPr>
+                <w:b/>
+              </w:rPr>
+              <w:t xml:space="preserve"> </w:t>
+            </w:r>
+            <w:hyperlink r:id="rId75">
+              <w:r>
+                <w:rPr>
+                  <w:color w:val="0000EE"/>
+                  <w:u w:val="single"/>
+                </w:rPr>
+                <w:t>Understanding</w:t>
+              </w:r>
+            </w:hyperlink>
+          </w:p>
+        </w:tc>
+        <w:tc>
+          <w:tcPr>
+            <w:tcW w:type="dxa" w:w="3408"/>
+            <w:shd w:val="clear" w:fill="E6F4EC"/>
+          </w:tcPr>
+          <w:p>
+            <w:r>
+              <w:t>Supports</w:t>
+            </w:r>
+          </w:p>
+        </w:tc>
+        <w:tc>
+          <w:tcPr>
+            <w:tcW w:type="dxa" w:w="3408"/>
+          </w:tcPr>
+          <w:p>
+            <w:r/>
+            <w:r>
+              <w:t>Authentication does not require transcription or memorization — verified on 1 of the 10 pages tested.</w:t>
+            </w:r>
+          </w:p>
+        </w:tc>
+      </w:tr>
+      <w:tr>
+        <w:tc>
+          <w:tcPr>
+            <w:tcW w:type="dxa" w:w="3408"/>
+          </w:tcPr>
+          <w:p>
+            <w:hyperlink r:id="rId76">
               <w:r>
                 <w:rPr>
                   <w:color w:val="0000EE"/>
@@ -6809,7 +7005,7 @@
               </w:rPr>
               <w:t xml:space="preserve"> </w:t>
             </w:r>
-            <w:hyperlink r:id="rId65">
+            <w:hyperlink r:id="rId76">
               <w:r>
                 <w:rPr>
                   <w:color w:val="0000EE"/>

--- a/reviews/2026-09-the-expert-ta/2026-09-the-expert-ta-acr.docx
+++ b/reviews/2026-09-the-expert-ta/2026-09-the-expert-ta-acr.docx
@@ -8942,7 +8942,7 @@
     <w:p>
       <w:r/>
       <w:r>
-        <w:t>Source database hash ba6a9d728cc975c9. VPAT</w:t>
+        <w:t>Source database hash a3b887701901c4da. VPAT</w:t>
       </w:r>
       <w:r>
         <w:rPr>

--- a/reviews/2026-09-the-expert-ta/2026-09-the-expert-ta-acr.docx
+++ b/reviews/2026-09-the-expert-ta/2026-09-the-expert-ta-acr.docx
@@ -8942,7 +8942,7 @@
     <w:p>
       <w:r/>
       <w:r>
-        <w:t>Source database hash a3b887701901c4da. VPAT</w:t>
+        <w:t>Source database hash 264a869d05e4106c. VPAT</w:t>
       </w:r>
       <w:r>
         <w:rPr>

--- a/reviews/2026-09-the-expert-ta/2026-09-the-expert-ta-acr.docx
+++ b/reviews/2026-09-the-expert-ta/2026-09-the-expert-ta-acr.docx
@@ -8942,7 +8942,7 @@
     <w:p>
       <w:r/>
       <w:r>
-        <w:t>Source database hash 264a869d05e4106c. VPAT</w:t>
+        <w:t>Source database hash beaa762d477d8c14. VPAT</w:t>
       </w:r>
       <w:r>
         <w:rPr>
